--- a/scopes/Ultimate_General_Trading_IT_Progress_Report_Q3_2026.docx
+++ b/scopes/Ultimate_General_Trading_IT_Progress_Report_Q3_2026.docx
@@ -1,56 +1,96 @@
 
 <file path=word/document.xml><?xml version="1.0" encoding="utf-8"?>
-<w:document xmlns:wpc="http://schemas.microsoft.com/office/word/2010/wordprocessingCanvas" xmlns:mo="http://schemas.microsoft.com/office/mac/office/2008/main" xmlns:mc="http://schemas.openxmlformats.org/markup-compatibility/2006" xmlns:mv="urn:schemas-microsoft-com:mac:vml" xmlns:o="urn:schemas-microsoft-com:office:office" xmlns:r="http://schemas.openxmlformats.org/officeDocument/2006/relationships" xmlns:m="http://schemas.openxmlformats.org/officeDocument/2006/math" xmlns:v="urn:schemas-microsoft-com:vml" xmlns:wp14="http://schemas.microsoft.com/office/word/2010/wordprocessingDrawing" xmlns:wp="http://schemas.openxmlformats.org/drawingml/2006/wordprocessingDrawing" xmlns:w10="urn:schemas-microsoft-com:office:word" xmlns:w="http://schemas.openxmlformats.org/wordprocessingml/2006/main" xmlns:w14="http://schemas.microsoft.com/office/word/2010/wordml" xmlns:wpg="http://schemas.microsoft.com/office/word/2010/wordprocessingGroup" xmlns:wpi="http://schemas.microsoft.com/office/word/2010/wordprocessingInk" xmlns:wne="http://schemas.microsoft.com/office/word/2006/wordml" xmlns:wps="http://schemas.microsoft.com/office/word/2010/wordprocessingShape" mc:Ignorable="w14 wp14">
+<w:document xmlns:wpc="http://schemas.microsoft.com/office/word/2010/wordprocessingCanvas" xmlns:mc="http://schemas.openxmlformats.org/markup-compatibility/2006" xmlns:o="urn:schemas-microsoft-com:office:office" xmlns:r="http://schemas.openxmlformats.org/officeDocument/2006/relationships" xmlns:m="http://schemas.openxmlformats.org/officeDocument/2006/math" xmlns:v="urn:schemas-microsoft-com:vml" xmlns:wp14="http://schemas.microsoft.com/office/word/2010/wordprocessingDrawing" xmlns:wp="http://schemas.openxmlformats.org/drawingml/2006/wordprocessingDrawing" xmlns:w10="urn:schemas-microsoft-com:office:word" xmlns:w="http://schemas.openxmlformats.org/wordprocessingml/2006/main" xmlns:w14="http://schemas.microsoft.com/office/word/2010/wordml" xmlns:w15="http://schemas.microsoft.com/office/word/2012/wordml" xmlns:w16se="http://schemas.microsoft.com/office/word/2015/wordml/symex" xmlns:w16cid="http://schemas.microsoft.com/office/word/2016/wordml/cid" xmlns:w16="http://schemas.microsoft.com/office/word/2018/wordml" xmlns:w16cex="http://schemas.microsoft.com/office/word/2018/wordml/cex" xmlns:w16sdtdh="http://schemas.microsoft.com/office/word/2020/wordml/sdtdatahash" xmlns:wne="http://schemas.microsoft.com/office/word/2006/wordml" xmlns:wpg="http://schemas.microsoft.com/office/word/2010/wordprocessingGroup" xmlns:wps="http://schemas.microsoft.com/office/word/2010/wordprocessingShape" mc:Ignorable="w14 w15 w16se w16cid w16 w16cex w16sdtdh wp14">
   <w:body>
     <w:p>
       <w:pPr>
         <w:spacing w:before="700" w:after="100"/>
       </w:pPr>
-      <w:r>
-        <w:rPr>
-          <w:rFonts w:ascii="Aptos Display" w:hAnsi="Aptos Display"/>
-          <w:b/>
-          <w:color w:val="0F766E"/>
-          <w:sz w:val="24"/>
-        </w:rPr>
-        <w:t>ULTIMATE GENERAL TRADING</w:t>
-      </w:r>
     </w:p>
     <w:p>
       <w:pPr>
         <w:pStyle w:val="Title"/>
       </w:pPr>
       <w:r>
+        <w:rPr>
+          <w:rFonts w:ascii="Aptos Display" w:hAnsi="Aptos Display" w:eastAsia="ＭＳ ゴシック" w:cs="Aptos Display" w:asciiTheme="majorHAnsi" w:hAnsiTheme="majorHAnsi" w:eastAsiaTheme="majorEastAsia" w:csTheme="majorBidi"/>
+          <w:b/>
+          <w:bCs/>
+          <w:color w:val="173F67"/>
+          <w:spacing w:val="5"/>
+          <w:kern w:val="28"/>
+          <w:sz w:val="50"/>
+          <w:szCs w:val="52"/>
+        </w:rPr>
         <w:t>IT Department Progress</w:t>
-        <w:br/>
+      </w:r>
+      <w:r>
+        <w:br w:type="textWrapping"/>
+      </w:r>
+      <w:r>
+        <w:rPr>
+          <w:rFonts w:ascii="Aptos Display" w:hAnsi="Aptos Display" w:eastAsia="ＭＳ ゴシック" w:cs="Aptos Display" w:asciiTheme="majorHAnsi" w:hAnsiTheme="majorHAnsi" w:eastAsiaTheme="majorEastAsia" w:csTheme="majorBidi"/>
+          <w:b/>
+          <w:bCs/>
+          <w:color w:val="173F67"/>
+          <w:spacing w:val="5"/>
+          <w:kern w:val="28"/>
+          <w:sz w:val="50"/>
+          <w:szCs w:val="52"/>
+        </w:rPr>
         <w:t>&amp; System Improvement Report</w:t>
       </w:r>
     </w:p>
     <w:p>
+      <w:pPr>
+        <w:spacing w:after="100" w:line="276" w:lineRule="auto"/>
+      </w:pPr>
       <w:r>
         <w:rPr>
+          <w:rFonts w:ascii="Aptos" w:hAnsi="Aptos" w:eastAsia="ＭＳ 明朝" w:cs="Aptos" w:eastAsiaTheme="minorEastAsia" w:csTheme="minorBidi"/>
           <w:b/>
+          <w:bCs/>
           <w:color w:val="2563EB"/>
           <w:sz w:val="26"/>
+          <w:szCs w:val="22"/>
         </w:rPr>
         <w:t>Ultitech ERP</w:t>
       </w:r>
     </w:p>
     <w:p>
+      <w:pPr>
+        <w:spacing w:after="100" w:line="276" w:lineRule="auto"/>
+      </w:pPr>
       <w:r>
         <w:rPr>
+          <w:rFonts w:ascii="Aptos" w:hAnsi="Aptos" w:eastAsia="ＭＳ 明朝" w:cs="Aptos" w:eastAsiaTheme="minorEastAsia" w:csTheme="minorBidi"/>
           <w:color w:val="64748B"/>
           <w:sz w:val="22"/>
+          <w:szCs w:val="22"/>
         </w:rPr>
         <w:t>Reporting period: 1 July 2026 – 1 October 2026</w:t>
       </w:r>
     </w:p>
     <w:tbl>
       <w:tblPr>
-        <w:tblW w:type="auto" w:w="0"/>
+        <w:tblW w:w="0" w:type="auto"/>
         <w:jc w:val="left"/>
+        <w:tblBorders>
+          <w:top w:val="single" w:sz="6" w:space="0" w:color="DCE5EE"/>
+          <w:left w:val="single" w:sz="6" w:space="0" w:color="DCE5EE"/>
+          <w:bottom w:val="single" w:sz="6" w:space="0" w:color="DCE5EE"/>
+          <w:right w:val="single" w:sz="6" w:space="0" w:color="DCE5EE"/>
+          <w:insideH w:val="single" w:sz="6" w:space="0" w:color="DCE5EE"/>
+          <w:insideV w:val="single" w:sz="6" w:space="0" w:color="DCE5EE"/>
+        </w:tblBorders>
         <w:tblLayout w:type="fixed"/>
-        <w:tblLook w:firstColumn="1" w:firstRow="1" w:lastColumn="0" w:lastRow="0" w:noHBand="0" w:noVBand="1" w:val="04A0"/>
+        <w:tblCellMar>
+          <w:top w:w="0" w:type="dxa"/>
+          <w:left w:w="108" w:type="dxa"/>
+          <w:bottom w:w="0" w:type="dxa"/>
+          <w:right w:w="108" w:type="dxa"/>
+        </w:tblCellMar>
+        <w:tblLook w:firstRow="1" w:firstColumn="1" w:noVBand="1"/>
       </w:tblPr>
       <w:tblGrid>
         <w:gridCol w:w="2448"/>
@@ -62,8 +102,7 @@
         </w:trPr>
         <w:tc>
           <w:tcPr>
-            <w:tcW w:type="dxa" w:w="2448"/>
-            <w:shd w:fill="F4F7FA"/>
+            <w:tcW w:w="2448" w:type="dxa"/>
             <w:tcBorders>
               <w:top w:val="single" w:sz="6" w:space="0" w:color="DCE5EE"/>
               <w:left w:val="single" w:sz="6" w:space="0" w:color="DCE5EE"/>
@@ -72,17 +111,26 @@
               <w:insideH w:val="single" w:sz="6" w:space="0" w:color="DCE5EE"/>
               <w:insideV w:val="single" w:sz="6" w:space="0" w:color="DCE5EE"/>
             </w:tcBorders>
+            <w:shd w:val="clear" w:fill="F4F7FA"/>
             <w:tcMar>
               <w:top w:w="90" w:type="dxa"/>
-              <w:start w:w="100" w:type="dxa"/>
+              <w:left w:w="100" w:type="dxa"/>
               <w:bottom w:w="90" w:type="dxa"/>
-              <w:end w:w="100" w:type="dxa"/>
+              <w:right w:w="100" w:type="dxa"/>
             </w:tcMar>
           </w:tcPr>
           <w:p>
+            <w:pPr>
+              <w:spacing w:after="100" w:line="276" w:lineRule="auto"/>
+            </w:pPr>
             <w:r>
               <w:rPr>
+                <w:rFonts w:ascii="Aptos" w:hAnsi="Aptos" w:eastAsia="ＭＳ 明朝" w:cs="Aptos" w:eastAsiaTheme="minorEastAsia" w:csTheme="minorBidi"/>
                 <w:b/>
+                <w:bCs/>
+                <w:color w:val="1F2937"/>
+                <w:sz w:val="19"/>
+                <w:szCs w:val="22"/>
               </w:rPr>
               <w:t>Report date</w:t>
             </w:r>
@@ -90,8 +138,7 @@
         </w:tc>
         <w:tc>
           <w:tcPr>
-            <w:tcW w:type="dxa" w:w="7056"/>
-            <w:shd w:fill="FFFFFF"/>
+            <w:tcW w:w="7056" w:type="dxa"/>
             <w:tcBorders>
               <w:top w:val="single" w:sz="6" w:space="0" w:color="DCE5EE"/>
               <w:left w:val="single" w:sz="6" w:space="0" w:color="DCE5EE"/>
@@ -100,15 +147,25 @@
               <w:insideH w:val="single" w:sz="6" w:space="0" w:color="DCE5EE"/>
               <w:insideV w:val="single" w:sz="6" w:space="0" w:color="DCE5EE"/>
             </w:tcBorders>
+            <w:shd w:val="clear" w:fill="FFFFFF"/>
             <w:tcMar>
               <w:top w:w="90" w:type="dxa"/>
-              <w:start w:w="100" w:type="dxa"/>
+              <w:left w:w="100" w:type="dxa"/>
               <w:bottom w:w="90" w:type="dxa"/>
-              <w:end w:w="100" w:type="dxa"/>
+              <w:right w:w="100" w:type="dxa"/>
             </w:tcMar>
           </w:tcPr>
           <w:p>
+            <w:pPr>
+              <w:spacing w:after="100" w:line="276" w:lineRule="auto"/>
+            </w:pPr>
             <w:r>
+              <w:rPr>
+                <w:rFonts w:ascii="Aptos" w:hAnsi="Aptos" w:eastAsia="ＭＳ 明朝" w:cs="Aptos" w:eastAsiaTheme="minorEastAsia" w:csTheme="minorBidi"/>
+                <w:color w:val="1F2937"/>
+                <w:sz w:val="19"/>
+                <w:szCs w:val="22"/>
+              </w:rPr>
               <w:t>1 October 2026</w:t>
             </w:r>
           </w:p>
@@ -120,8 +177,7 @@
         </w:trPr>
         <w:tc>
           <w:tcPr>
-            <w:tcW w:type="dxa" w:w="2448"/>
-            <w:shd w:fill="F4F7FA"/>
+            <w:tcW w:w="2448" w:type="dxa"/>
             <w:tcBorders>
               <w:top w:val="single" w:sz="6" w:space="0" w:color="DCE5EE"/>
               <w:left w:val="single" w:sz="6" w:space="0" w:color="DCE5EE"/>
@@ -130,17 +186,26 @@
               <w:insideH w:val="single" w:sz="6" w:space="0" w:color="DCE5EE"/>
               <w:insideV w:val="single" w:sz="6" w:space="0" w:color="DCE5EE"/>
             </w:tcBorders>
+            <w:shd w:val="clear" w:fill="F4F7FA"/>
             <w:tcMar>
               <w:top w:w="90" w:type="dxa"/>
-              <w:start w:w="100" w:type="dxa"/>
+              <w:left w:w="100" w:type="dxa"/>
               <w:bottom w:w="90" w:type="dxa"/>
-              <w:end w:w="100" w:type="dxa"/>
+              <w:right w:w="100" w:type="dxa"/>
             </w:tcMar>
           </w:tcPr>
           <w:p>
+            <w:pPr>
+              <w:spacing w:after="100" w:line="276" w:lineRule="auto"/>
+            </w:pPr>
             <w:r>
               <w:rPr>
+                <w:rFonts w:ascii="Aptos" w:hAnsi="Aptos" w:eastAsia="ＭＳ 明朝" w:cs="Aptos" w:eastAsiaTheme="minorEastAsia" w:csTheme="minorBidi"/>
                 <w:b/>
+                <w:bCs/>
+                <w:color w:val="1F2937"/>
+                <w:sz w:val="19"/>
+                <w:szCs w:val="22"/>
               </w:rPr>
               <w:t>Prepared by</w:t>
             </w:r>
@@ -148,8 +213,7 @@
         </w:tc>
         <w:tc>
           <w:tcPr>
-            <w:tcW w:type="dxa" w:w="7056"/>
-            <w:shd w:fill="FFFFFF"/>
+            <w:tcW w:w="7056" w:type="dxa"/>
             <w:tcBorders>
               <w:top w:val="single" w:sz="6" w:space="0" w:color="DCE5EE"/>
               <w:left w:val="single" w:sz="6" w:space="0" w:color="DCE5EE"/>
@@ -158,15 +222,25 @@
               <w:insideH w:val="single" w:sz="6" w:space="0" w:color="DCE5EE"/>
               <w:insideV w:val="single" w:sz="6" w:space="0" w:color="DCE5EE"/>
             </w:tcBorders>
+            <w:shd w:val="clear" w:fill="FFFFFF"/>
             <w:tcMar>
               <w:top w:w="90" w:type="dxa"/>
-              <w:start w:w="100" w:type="dxa"/>
+              <w:left w:w="100" w:type="dxa"/>
               <w:bottom w:w="90" w:type="dxa"/>
-              <w:end w:w="100" w:type="dxa"/>
+              <w:right w:w="100" w:type="dxa"/>
             </w:tcMar>
           </w:tcPr>
           <w:p>
+            <w:pPr>
+              <w:spacing w:after="100" w:line="276" w:lineRule="auto"/>
+            </w:pPr>
             <w:r>
+              <w:rPr>
+                <w:rFonts w:ascii="Aptos" w:hAnsi="Aptos" w:eastAsia="ＭＳ 明朝" w:cs="Aptos" w:eastAsiaTheme="minorEastAsia" w:csTheme="minorBidi"/>
+                <w:color w:val="1F2937"/>
+                <w:sz w:val="19"/>
+                <w:szCs w:val="22"/>
+              </w:rPr>
               <w:t>IT Department</w:t>
             </w:r>
           </w:p>
@@ -178,8 +252,7 @@
         </w:trPr>
         <w:tc>
           <w:tcPr>
-            <w:tcW w:type="dxa" w:w="2448"/>
-            <w:shd w:fill="F4F7FA"/>
+            <w:tcW w:w="2448" w:type="dxa"/>
             <w:tcBorders>
               <w:top w:val="single" w:sz="6" w:space="0" w:color="DCE5EE"/>
               <w:left w:val="single" w:sz="6" w:space="0" w:color="DCE5EE"/>
@@ -188,17 +261,26 @@
               <w:insideH w:val="single" w:sz="6" w:space="0" w:color="DCE5EE"/>
               <w:insideV w:val="single" w:sz="6" w:space="0" w:color="DCE5EE"/>
             </w:tcBorders>
+            <w:shd w:val="clear" w:fill="F4F7FA"/>
             <w:tcMar>
               <w:top w:w="90" w:type="dxa"/>
-              <w:start w:w="100" w:type="dxa"/>
+              <w:left w:w="100" w:type="dxa"/>
               <w:bottom w:w="90" w:type="dxa"/>
-              <w:end w:w="100" w:type="dxa"/>
+              <w:right w:w="100" w:type="dxa"/>
             </w:tcMar>
           </w:tcPr>
           <w:p>
+            <w:pPr>
+              <w:spacing w:after="100" w:line="276" w:lineRule="auto"/>
+            </w:pPr>
             <w:r>
               <w:rPr>
+                <w:rFonts w:ascii="Aptos" w:hAnsi="Aptos" w:eastAsia="ＭＳ 明朝" w:cs="Aptos" w:eastAsiaTheme="minorEastAsia" w:csTheme="minorBidi"/>
                 <w:b/>
+                <w:bCs/>
+                <w:color w:val="1F2937"/>
+                <w:sz w:val="19"/>
+                <w:szCs w:val="22"/>
               </w:rPr>
               <w:t>System</w:t>
             </w:r>
@@ -206,8 +288,7 @@
         </w:tc>
         <w:tc>
           <w:tcPr>
-            <w:tcW w:type="dxa" w:w="7056"/>
-            <w:shd w:fill="FFFFFF"/>
+            <w:tcW w:w="7056" w:type="dxa"/>
             <w:tcBorders>
               <w:top w:val="single" w:sz="6" w:space="0" w:color="DCE5EE"/>
               <w:left w:val="single" w:sz="6" w:space="0" w:color="DCE5EE"/>
@@ -216,15 +297,25 @@
               <w:insideH w:val="single" w:sz="6" w:space="0" w:color="DCE5EE"/>
               <w:insideV w:val="single" w:sz="6" w:space="0" w:color="DCE5EE"/>
             </w:tcBorders>
+            <w:shd w:val="clear" w:fill="FFFFFF"/>
             <w:tcMar>
               <w:top w:w="90" w:type="dxa"/>
-              <w:start w:w="100" w:type="dxa"/>
+              <w:left w:w="100" w:type="dxa"/>
               <w:bottom w:w="90" w:type="dxa"/>
-              <w:end w:w="100" w:type="dxa"/>
+              <w:right w:w="100" w:type="dxa"/>
             </w:tcMar>
           </w:tcPr>
           <w:p>
+            <w:pPr>
+              <w:spacing w:after="100" w:line="276" w:lineRule="auto"/>
+            </w:pPr>
             <w:r>
+              <w:rPr>
+                <w:rFonts w:ascii="Aptos" w:hAnsi="Aptos" w:eastAsia="ＭＳ 明朝" w:cs="Aptos" w:eastAsiaTheme="minorEastAsia" w:csTheme="minorBidi"/>
+                <w:color w:val="1F2937"/>
+                <w:sz w:val="19"/>
+                <w:szCs w:val="22"/>
+              </w:rPr>
               <w:t>Ultitech ERP</w:t>
             </w:r>
           </w:p>
@@ -236,8 +327,7 @@
         </w:trPr>
         <w:tc>
           <w:tcPr>
-            <w:tcW w:type="dxa" w:w="2448"/>
-            <w:shd w:fill="F4F7FA"/>
+            <w:tcW w:w="2448" w:type="dxa"/>
             <w:tcBorders>
               <w:top w:val="single" w:sz="6" w:space="0" w:color="DCE5EE"/>
               <w:left w:val="single" w:sz="6" w:space="0" w:color="DCE5EE"/>
@@ -246,17 +336,26 @@
               <w:insideH w:val="single" w:sz="6" w:space="0" w:color="DCE5EE"/>
               <w:insideV w:val="single" w:sz="6" w:space="0" w:color="DCE5EE"/>
             </w:tcBorders>
+            <w:shd w:val="clear" w:fill="F4F7FA"/>
             <w:tcMar>
               <w:top w:w="90" w:type="dxa"/>
-              <w:start w:w="100" w:type="dxa"/>
+              <w:left w:w="100" w:type="dxa"/>
               <w:bottom w:w="90" w:type="dxa"/>
-              <w:end w:w="100" w:type="dxa"/>
+              <w:right w:w="100" w:type="dxa"/>
             </w:tcMar>
           </w:tcPr>
           <w:p>
+            <w:pPr>
+              <w:spacing w:after="100" w:line="276" w:lineRule="auto"/>
+            </w:pPr>
             <w:r>
               <w:rPr>
+                <w:rFonts w:ascii="Aptos" w:hAnsi="Aptos" w:eastAsia="ＭＳ 明朝" w:cs="Aptos" w:eastAsiaTheme="minorEastAsia" w:csTheme="minorBidi"/>
                 <w:b/>
+                <w:bCs/>
+                <w:color w:val="1F2937"/>
+                <w:sz w:val="19"/>
+                <w:szCs w:val="22"/>
               </w:rPr>
               <w:t>Audience</w:t>
             </w:r>
@@ -264,8 +363,7 @@
         </w:tc>
         <w:tc>
           <w:tcPr>
-            <w:tcW w:type="dxa" w:w="7056"/>
-            <w:shd w:fill="FFFFFF"/>
+            <w:tcW w:w="7056" w:type="dxa"/>
             <w:tcBorders>
               <w:top w:val="single" w:sz="6" w:space="0" w:color="DCE5EE"/>
               <w:left w:val="single" w:sz="6" w:space="0" w:color="DCE5EE"/>
@@ -274,15 +372,25 @@
               <w:insideH w:val="single" w:sz="6" w:space="0" w:color="DCE5EE"/>
               <w:insideV w:val="single" w:sz="6" w:space="0" w:color="DCE5EE"/>
             </w:tcBorders>
+            <w:shd w:val="clear" w:fill="FFFFFF"/>
             <w:tcMar>
               <w:top w:w="90" w:type="dxa"/>
-              <w:start w:w="100" w:type="dxa"/>
+              <w:left w:w="100" w:type="dxa"/>
               <w:bottom w:w="90" w:type="dxa"/>
-              <w:end w:w="100" w:type="dxa"/>
+              <w:right w:w="100" w:type="dxa"/>
             </w:tcMar>
           </w:tcPr>
           <w:p>
+            <w:pPr>
+              <w:spacing w:after="100" w:line="276" w:lineRule="auto"/>
+            </w:pPr>
             <w:r>
+              <w:rPr>
+                <w:rFonts w:ascii="Aptos" w:hAnsi="Aptos" w:eastAsia="ＭＳ 明朝" w:cs="Aptos" w:eastAsiaTheme="minorEastAsia" w:csTheme="minorBidi"/>
+                <w:color w:val="1F2937"/>
+                <w:sz w:val="19"/>
+                <w:szCs w:val="22"/>
+              </w:rPr>
               <w:t>Management and Department Heads</w:t>
             </w:r>
           </w:p>
@@ -295,18 +403,32 @@
       </w:pPr>
       <w:r>
         <w:rPr>
+          <w:rFonts w:ascii="Aptos" w:hAnsi="Aptos" w:eastAsia="ＭＳ 明朝" w:cs="Aptos" w:eastAsiaTheme="minorEastAsia" w:csTheme="minorBidi"/>
           <w:b/>
+          <w:bCs/>
           <w:color w:val="173F67"/>
+          <w:sz w:val="19"/>
+          <w:szCs w:val="22"/>
         </w:rPr>
         <w:t>Purpose</w:t>
       </w:r>
       <w:r>
+        <w:rPr>
+          <w:rFonts w:ascii="Aptos" w:hAnsi="Aptos" w:eastAsia="ＭＳ 明朝" w:cs="Aptos" w:eastAsiaTheme="minorEastAsia" w:csTheme="minorBidi"/>
+          <w:color w:val="1F2937"/>
+          <w:sz w:val="19"/>
+          <w:szCs w:val="22"/>
+        </w:rPr>
         <w:t xml:space="preserve">  This report explains, in plain business language, what the IT Department maintained, improved, and released in Ultitech ERP during the quarter. It also identifies the remaining work and the proposed focus for the next quarter.</w:t>
       </w:r>
     </w:p>
     <w:p>
+      <w:pPr>
+        <w:pageBreakBefore/>
+        <w:spacing w:after="100" w:line="276" w:lineRule="auto"/>
+      </w:pPr>
       <w:r>
-        <w:br w:type="page"/>
+        <w:lastRenderedPageBreak/>
       </w:r>
     </w:p>
     <w:p>
@@ -314,84 +436,27 @@
         <w:pStyle w:val="Heading1"/>
       </w:pPr>
       <w:r>
+        <w:rPr>
+          <w:rFonts w:ascii="Aptos Display" w:hAnsi="Aptos Display" w:eastAsia="ＭＳ ゴシック" w:cs="Aptos Display" w:asciiTheme="majorHAnsi" w:hAnsiTheme="majorHAnsi" w:eastAsiaTheme="majorEastAsia" w:csTheme="majorBidi"/>
+          <w:b/>
+          <w:bCs/>
+          <w:color w:val="173F67"/>
+          <w:sz w:val="30"/>
+          <w:szCs w:val="28"/>
+        </w:rPr>
         <w:t>1. Executive Summary</w:t>
       </w:r>
     </w:p>
     <w:p>
       <w:pPr>
-        <w:spacing w:after="120"/>
+        <w:pStyle w:val="Normal"/>
+        <w:spacing w:after="100" w:line="276" w:lineRule="auto"/>
       </w:pPr>
       <w:r>
         <w:rPr>
-          <w:i/>
-          <w:color w:val="64748B"/>
-          <w:sz w:val="18"/>
+          <w:rFonts w:ascii="Arial" w:hAnsi="Arial" w:cs="Arial"/>
         </w:rPr>
-        <w:t>A management-level view of the quarter</w:t>
-      </w:r>
-    </w:p>
-    <w:tbl>
-      <w:tblPr>
-        <w:tblW w:type="auto" w:w="0"/>
-        <w:jc w:val="center"/>
-        <w:tblLook w:firstColumn="1" w:firstRow="1" w:lastColumn="0" w:lastRow="0" w:noHBand="0" w:noVBand="1" w:val="04A0"/>
-      </w:tblPr>
-      <w:tblGrid>
-        <w:gridCol w:w="10080"/>
-      </w:tblGrid>
-      <w:tr>
-        <w:trPr>
-          <w:cantSplit/>
-        </w:trPr>
-        <w:tc>
-          <w:tcPr>
-            <w:tcW w:type="dxa" w:w="10080"/>
-            <w:shd w:fill="EEF7F7"/>
-            <w:tcBorders>
-              <w:top w:val="single" w:sz="8" w:space="0" w:color="0F766E"/>
-              <w:left w:val="single" w:sz="8" w:space="0" w:color="0F766E"/>
-              <w:bottom w:val="single" w:sz="8" w:space="0" w:color="0F766E"/>
-              <w:right w:val="single" w:sz="8" w:space="0" w:color="0F766E"/>
-              <w:insideH w:val="single" w:sz="8" w:space="0" w:color="0F766E"/>
-              <w:insideV w:val="single" w:sz="8" w:space="0" w:color="0F766E"/>
-            </w:tcBorders>
-            <w:tcMar>
-              <w:top w:w="130" w:type="dxa"/>
-              <w:start w:w="150" w:type="dxa"/>
-              <w:bottom w:w="130" w:type="dxa"/>
-              <w:end w:w="150" w:type="dxa"/>
-            </w:tcMar>
-          </w:tcPr>
-          <w:p>
-            <w:r>
-              <w:rPr>
-                <w:b/>
-                <w:color w:val="173F67"/>
-              </w:rPr>
-              <w:t>Overall progress</w:t>
-            </w:r>
-            <w:r>
-              <w:br/>
-              <w:t>Ultitech ERP remained in daily use throughout the reporting period while the IT Department delivered major improvements across sales, payments, payroll, stores, finance, attendance, deliveries, notifications, and management reporting. September was the main delivery month, followed by management reporting improvements on 1 October 2026.</w:t>
-            </w:r>
-          </w:p>
-        </w:tc>
-      </w:tr>
-    </w:tbl>
-    <w:p>
-      <w:pPr>
-        <w:spacing w:after="0"/>
-      </w:pPr>
-    </w:p>
-    <w:p>
-      <w:r>
-        <w:rPr>
-          <w:b/>
-        </w:rPr>
-        <w:t xml:space="preserve">In practical terms: </w:t>
-      </w:r>
-      <w:r>
-        <w:t>employees can now complete more work inside one company system, managers can see more information without requesting separate spreadsheets, and several day-to-day screens are clearer and more reliable.</w:t>
+        <w:t xml:space="preserve">This report presents the IT work completed  from 1 July to 1 October 2026. During the quarter, the  ERP system was improved across key business areas, with enhancements to system performance, daily workflows, security, reliability, and management reporting. The following are the key highlights delivered during the quarter: </w:t>
       </w:r>
     </w:p>
     <w:p>
@@ -399,14 +464,36 @@
         <w:pStyle w:val="Heading2"/>
       </w:pPr>
       <w:r>
+        <w:rPr>
+          <w:rFonts w:ascii="Aptos Display" w:hAnsi="Aptos Display" w:eastAsia="ＭＳ ゴシック" w:cs="Aptos Display" w:asciiTheme="majorHAnsi" w:hAnsiTheme="majorHAnsi" w:eastAsiaTheme="majorEastAsia" w:csTheme="majorBidi"/>
+          <w:b/>
+          <w:bCs/>
+          <w:color w:val="2563EB"/>
+          <w:sz w:val="23"/>
+          <w:szCs w:val="26"/>
+        </w:rPr>
         <w:t>Quarter highlights</w:t>
       </w:r>
     </w:p>
     <w:tbl>
       <w:tblPr>
-        <w:tblW w:type="auto" w:w="0"/>
+        <w:tblW w:w="0" w:type="auto"/>
         <w:jc w:val="center"/>
-        <w:tblLook w:firstColumn="1" w:firstRow="1" w:lastColumn="0" w:lastRow="0" w:noHBand="0" w:noVBand="1" w:val="04A0"/>
+        <w:tblBorders>
+          <w:top w:val="single" w:sz="6" w:space="0" w:color="DCE5EE"/>
+          <w:left w:val="single" w:sz="6" w:space="0" w:color="DCE5EE"/>
+          <w:bottom w:val="single" w:sz="6" w:space="0" w:color="DCE5EE"/>
+          <w:right w:val="single" w:sz="6" w:space="0" w:color="DCE5EE"/>
+          <w:insideH w:val="single" w:sz="6" w:space="0" w:color="DCE5EE"/>
+          <w:insideV w:val="single" w:sz="6" w:space="0" w:color="DCE5EE"/>
+        </w:tblBorders>
+        <w:tblCellMar>
+          <w:top w:w="0" w:type="dxa"/>
+          <w:left w:w="108" w:type="dxa"/>
+          <w:bottom w:w="0" w:type="dxa"/>
+          <w:right w:w="108" w:type="dxa"/>
+        </w:tblCellMar>
+        <w:tblLook w:firstRow="1" w:firstColumn="1" w:noVBand="1"/>
       </w:tblPr>
       <w:tblGrid>
         <w:gridCol w:w="3360"/>
@@ -416,24 +503,31 @@
       <w:tr>
         <w:trPr>
           <w:cantSplit/>
-          <w:tblHeader w:val="true"/>
+          <w:tblHeader/>
         </w:trPr>
         <w:tc>
           <w:tcPr>
-            <w:tcW w:type="dxa" w:w="3360"/>
-            <w:shd w:fill="173F67"/>
+            <w:tcW w:w="3360" w:type="dxa"/>
+            <w:shd w:val="clear" w:fill="173F67"/>
             <w:tcMar>
               <w:top w:w="90" w:type="dxa"/>
-              <w:start w:w="100" w:type="dxa"/>
+              <w:left w:w="100" w:type="dxa"/>
               <w:bottom w:w="90" w:type="dxa"/>
-              <w:end w:w="100" w:type="dxa"/>
+              <w:right w:w="100" w:type="dxa"/>
             </w:tcMar>
           </w:tcPr>
           <w:p>
+            <w:pPr>
+              <w:spacing w:after="100" w:line="276" w:lineRule="auto"/>
+            </w:pPr>
             <w:r>
               <w:rPr>
+                <w:rFonts w:ascii="Aptos" w:hAnsi="Aptos" w:eastAsia="ＭＳ 明朝" w:cs="Aptos" w:eastAsiaTheme="minorEastAsia" w:csTheme="minorBidi"/>
                 <w:b/>
+                <w:bCs/>
                 <w:color w:val="FFFFFF"/>
+                <w:sz w:val="19"/>
+                <w:szCs w:val="22"/>
               </w:rPr>
               <w:t>Area</w:t>
             </w:r>
@@ -441,20 +535,27 @@
         </w:tc>
         <w:tc>
           <w:tcPr>
-            <w:tcW w:type="dxa" w:w="3360"/>
-            <w:shd w:fill="173F67"/>
+            <w:tcW w:w="3360" w:type="dxa"/>
+            <w:shd w:val="clear" w:fill="173F67"/>
             <w:tcMar>
               <w:top w:w="90" w:type="dxa"/>
-              <w:start w:w="100" w:type="dxa"/>
+              <w:left w:w="100" w:type="dxa"/>
               <w:bottom w:w="90" w:type="dxa"/>
-              <w:end w:w="100" w:type="dxa"/>
+              <w:right w:w="100" w:type="dxa"/>
             </w:tcMar>
           </w:tcPr>
           <w:p>
+            <w:pPr>
+              <w:spacing w:after="100" w:line="276" w:lineRule="auto"/>
+            </w:pPr>
             <w:r>
               <w:rPr>
+                <w:rFonts w:ascii="Aptos" w:hAnsi="Aptos" w:eastAsia="ＭＳ 明朝" w:cs="Aptos" w:eastAsiaTheme="minorEastAsia" w:csTheme="minorBidi"/>
                 <w:b/>
+                <w:bCs/>
                 <w:color w:val="FFFFFF"/>
+                <w:sz w:val="19"/>
+                <w:szCs w:val="22"/>
               </w:rPr>
               <w:t>What changed</w:t>
             </w:r>
@@ -462,20 +563,27 @@
         </w:tc>
         <w:tc>
           <w:tcPr>
-            <w:tcW w:type="dxa" w:w="3360"/>
-            <w:shd w:fill="173F67"/>
+            <w:tcW w:w="3360" w:type="dxa"/>
+            <w:shd w:val="clear" w:fill="173F67"/>
             <w:tcMar>
               <w:top w:w="90" w:type="dxa"/>
-              <w:start w:w="100" w:type="dxa"/>
+              <w:left w:w="100" w:type="dxa"/>
               <w:bottom w:w="90" w:type="dxa"/>
-              <w:end w:w="100" w:type="dxa"/>
+              <w:right w:w="100" w:type="dxa"/>
             </w:tcMar>
           </w:tcPr>
           <w:p>
+            <w:pPr>
+              <w:spacing w:after="100" w:line="276" w:lineRule="auto"/>
+            </w:pPr>
             <w:r>
               <w:rPr>
+                <w:rFonts w:ascii="Aptos" w:hAnsi="Aptos" w:eastAsia="ＭＳ 明朝" w:cs="Aptos" w:eastAsiaTheme="minorEastAsia" w:csTheme="minorBidi"/>
                 <w:b/>
+                <w:bCs/>
                 <w:color w:val="FFFFFF"/>
+                <w:sz w:val="19"/>
+                <w:szCs w:val="22"/>
               </w:rPr>
               <w:t>Business value</w:t>
             </w:r>
@@ -488,7 +596,7 @@
         </w:trPr>
         <w:tc>
           <w:tcPr>
-            <w:tcW w:type="dxa" w:w="3360"/>
+            <w:tcW w:w="3360" w:type="dxa"/>
             <w:tcBorders>
               <w:top w:val="single" w:sz="6" w:space="0" w:color="DCE5EE"/>
               <w:left w:val="single" w:sz="6" w:space="0" w:color="DCE5EE"/>
@@ -499,20 +607,29 @@
             </w:tcBorders>
             <w:tcMar>
               <w:top w:w="90" w:type="dxa"/>
-              <w:start w:w="100" w:type="dxa"/>
+              <w:left w:w="100" w:type="dxa"/>
               <w:bottom w:w="90" w:type="dxa"/>
-              <w:end w:w="100" w:type="dxa"/>
+              <w:right w:w="100" w:type="dxa"/>
             </w:tcMar>
           </w:tcPr>
           <w:p>
+            <w:pPr>
+              <w:spacing w:after="100" w:line="276" w:lineRule="auto"/>
+            </w:pPr>
             <w:r>
+              <w:rPr>
+                <w:rFonts w:ascii="Aptos" w:hAnsi="Aptos" w:eastAsia="ＭＳ 明朝" w:cs="Aptos" w:eastAsiaTheme="minorEastAsia" w:csTheme="minorBidi"/>
+                <w:color w:val="1F2937"/>
+                <w:sz w:val="19"/>
+                <w:szCs w:val="22"/>
+              </w:rPr>
               <w:t>System delivery</w:t>
             </w:r>
           </w:p>
         </w:tc>
         <w:tc>
           <w:tcPr>
-            <w:tcW w:type="dxa" w:w="3360"/>
+            <w:tcW w:w="3360" w:type="dxa"/>
             <w:tcBorders>
               <w:top w:val="single" w:sz="6" w:space="0" w:color="DCE5EE"/>
               <w:left w:val="single" w:sz="6" w:space="0" w:color="DCE5EE"/>
@@ -523,20 +640,29 @@
             </w:tcBorders>
             <w:tcMar>
               <w:top w:w="90" w:type="dxa"/>
-              <w:start w:w="100" w:type="dxa"/>
+              <w:left w:w="100" w:type="dxa"/>
               <w:bottom w:w="90" w:type="dxa"/>
-              <w:end w:w="100" w:type="dxa"/>
+              <w:right w:w="100" w:type="dxa"/>
             </w:tcMar>
           </w:tcPr>
           <w:p>
+            <w:pPr>
+              <w:spacing w:after="100" w:line="276" w:lineRule="auto"/>
+            </w:pPr>
             <w:r>
+              <w:rPr>
+                <w:rFonts w:ascii="Aptos" w:hAnsi="Aptos" w:eastAsia="ＭＳ 明朝" w:cs="Aptos" w:eastAsiaTheme="minorEastAsia" w:csTheme="minorBidi"/>
+                <w:color w:val="1F2937"/>
+                <w:sz w:val="19"/>
+                <w:szCs w:val="22"/>
+              </w:rPr>
               <w:t>Controlled release process, GitHub version control, live deployment improvements, Windows desktop app, Android wrapper.</w:t>
             </w:r>
           </w:p>
         </w:tc>
         <w:tc>
           <w:tcPr>
-            <w:tcW w:type="dxa" w:w="3360"/>
+            <w:tcW w:w="3360" w:type="dxa"/>
             <w:tcBorders>
               <w:top w:val="single" w:sz="6" w:space="0" w:color="DCE5EE"/>
               <w:left w:val="single" w:sz="6" w:space="0" w:color="DCE5EE"/>
@@ -547,13 +673,22 @@
             </w:tcBorders>
             <w:tcMar>
               <w:top w:w="90" w:type="dxa"/>
-              <w:start w:w="100" w:type="dxa"/>
+              <w:left w:w="100" w:type="dxa"/>
               <w:bottom w:w="90" w:type="dxa"/>
-              <w:end w:w="100" w:type="dxa"/>
+              <w:right w:w="100" w:type="dxa"/>
             </w:tcMar>
           </w:tcPr>
           <w:p>
+            <w:pPr>
+              <w:spacing w:after="100" w:line="276" w:lineRule="auto"/>
+            </w:pPr>
             <w:r>
+              <w:rPr>
+                <w:rFonts w:ascii="Aptos" w:hAnsi="Aptos" w:eastAsia="ＭＳ 明朝" w:cs="Aptos" w:eastAsiaTheme="minorEastAsia" w:csTheme="minorBidi"/>
+                <w:color w:val="1F2937"/>
+                <w:sz w:val="19"/>
+                <w:szCs w:val="22"/>
+              </w:rPr>
               <w:t>Safer releases, easier updates, and better system control.</w:t>
             </w:r>
           </w:p>
@@ -565,7 +700,7 @@
         </w:trPr>
         <w:tc>
           <w:tcPr>
-            <w:tcW w:type="dxa" w:w="3360"/>
+            <w:tcW w:w="3360" w:type="dxa"/>
             <w:tcBorders>
               <w:top w:val="single" w:sz="6" w:space="0" w:color="DCE5EE"/>
               <w:left w:val="single" w:sz="6" w:space="0" w:color="DCE5EE"/>
@@ -576,20 +711,29 @@
             </w:tcBorders>
             <w:tcMar>
               <w:top w:w="90" w:type="dxa"/>
-              <w:start w:w="100" w:type="dxa"/>
+              <w:left w:w="100" w:type="dxa"/>
               <w:bottom w:w="90" w:type="dxa"/>
-              <w:end w:w="100" w:type="dxa"/>
+              <w:right w:w="100" w:type="dxa"/>
             </w:tcMar>
           </w:tcPr>
           <w:p>
+            <w:pPr>
+              <w:spacing w:after="100" w:line="276" w:lineRule="auto"/>
+            </w:pPr>
             <w:r>
-              <w:t>Sales &amp; customers</w:t>
+              <w:rPr>
+                <w:rFonts w:ascii="Aptos" w:hAnsi="Aptos" w:eastAsia="ＭＳ 明朝" w:cs="Aptos" w:eastAsiaTheme="minorEastAsia" w:csTheme="minorBidi"/>
+                <w:color w:val="1F2937"/>
+                <w:sz w:val="19"/>
+                <w:szCs w:val="22"/>
+              </w:rPr>
+              <w:t>Sales</w:t>
             </w:r>
           </w:p>
         </w:tc>
         <w:tc>
           <w:tcPr>
-            <w:tcW w:type="dxa" w:w="3360"/>
+            <w:tcW w:w="3360" w:type="dxa"/>
             <w:tcBorders>
               <w:top w:val="single" w:sz="6" w:space="0" w:color="DCE5EE"/>
               <w:left w:val="single" w:sz="6" w:space="0" w:color="DCE5EE"/>
@@ -600,20 +744,29 @@
             </w:tcBorders>
             <w:tcMar>
               <w:top w:w="90" w:type="dxa"/>
-              <w:start w:w="100" w:type="dxa"/>
+              <w:left w:w="100" w:type="dxa"/>
               <w:bottom w:w="90" w:type="dxa"/>
-              <w:end w:w="100" w:type="dxa"/>
+              <w:right w:w="100" w:type="dxa"/>
             </w:tcMar>
           </w:tcPr>
           <w:p>
+            <w:pPr>
+              <w:spacing w:after="100" w:line="276" w:lineRule="auto"/>
+            </w:pPr>
             <w:r>
-              <w:t>Quotation improvements, multi-product selection, product images, faster price-list PDFs, improved delivery notes.</w:t>
+              <w:rPr>
+                <w:rFonts w:ascii="Aptos" w:hAnsi="Aptos" w:cs="Aptos"/>
+                <w:color w:val="1F2937"/>
+                <w:sz w:val="19"/>
+                <w:szCs w:val="22"/>
+              </w:rPr>
+              <w:t>Invalid / wrong Invoice solution , monthly and yearly individual target counts</w:t>
             </w:r>
           </w:p>
         </w:tc>
         <w:tc>
           <w:tcPr>
-            <w:tcW w:type="dxa" w:w="3360"/>
+            <w:tcW w:w="3360" w:type="dxa"/>
             <w:tcBorders>
               <w:top w:val="single" w:sz="6" w:space="0" w:color="DCE5EE"/>
               <w:left w:val="single" w:sz="6" w:space="0" w:color="DCE5EE"/>
@@ -624,14 +777,23 @@
             </w:tcBorders>
             <w:tcMar>
               <w:top w:w="90" w:type="dxa"/>
-              <w:start w:w="100" w:type="dxa"/>
+              <w:left w:w="100" w:type="dxa"/>
               <w:bottom w:w="90" w:type="dxa"/>
-              <w:end w:w="100" w:type="dxa"/>
+              <w:right w:w="100" w:type="dxa"/>
             </w:tcMar>
           </w:tcPr>
           <w:p>
+            <w:pPr>
+              <w:spacing w:after="100" w:line="276" w:lineRule="auto"/>
+            </w:pPr>
             <w:r>
-              <w:t>Faster sales work and clearer customer documents.</w:t>
+              <w:rPr>
+                <w:rFonts w:ascii="Aptos" w:hAnsi="Aptos" w:eastAsia="ＭＳ 明朝" w:cs="Aptos" w:eastAsiaTheme="minorEastAsia" w:csTheme="minorBidi"/>
+                <w:color w:val="1F2937"/>
+                <w:sz w:val="19"/>
+                <w:szCs w:val="22"/>
+              </w:rPr>
+              <w:t xml:space="preserve">Accurate documentation of invoices </w:t>
             </w:r>
           </w:p>
         </w:tc>
@@ -642,7 +804,7 @@
         </w:trPr>
         <w:tc>
           <w:tcPr>
-            <w:tcW w:type="dxa" w:w="3360"/>
+            <w:tcW w:w="3360" w:type="dxa"/>
             <w:tcBorders>
               <w:top w:val="single" w:sz="6" w:space="0" w:color="DCE5EE"/>
               <w:left w:val="single" w:sz="6" w:space="0" w:color="DCE5EE"/>
@@ -653,20 +815,29 @@
             </w:tcBorders>
             <w:tcMar>
               <w:top w:w="90" w:type="dxa"/>
-              <w:start w:w="100" w:type="dxa"/>
+              <w:left w:w="100" w:type="dxa"/>
               <w:bottom w:w="90" w:type="dxa"/>
-              <w:end w:w="100" w:type="dxa"/>
+              <w:right w:w="100" w:type="dxa"/>
             </w:tcMar>
           </w:tcPr>
           <w:p>
+            <w:pPr>
+              <w:spacing w:after="100" w:line="276" w:lineRule="auto"/>
+            </w:pPr>
             <w:r>
+              <w:rPr>
+                <w:rFonts w:ascii="Aptos" w:hAnsi="Aptos" w:eastAsia="ＭＳ 明朝" w:cs="Aptos" w:eastAsiaTheme="minorEastAsia" w:csTheme="minorBidi"/>
+                <w:color w:val="1F2937"/>
+                <w:sz w:val="19"/>
+                <w:szCs w:val="22"/>
+              </w:rPr>
               <w:t>Payments &amp; payroll</w:t>
             </w:r>
           </w:p>
         </w:tc>
         <w:tc>
           <w:tcPr>
-            <w:tcW w:type="dxa" w:w="3360"/>
+            <w:tcW w:w="3360" w:type="dxa"/>
             <w:tcBorders>
               <w:top w:val="single" w:sz="6" w:space="0" w:color="DCE5EE"/>
               <w:left w:val="single" w:sz="6" w:space="0" w:color="DCE5EE"/>
@@ -677,20 +848,29 @@
             </w:tcBorders>
             <w:tcMar>
               <w:top w:w="90" w:type="dxa"/>
-              <w:start w:w="100" w:type="dxa"/>
+              <w:left w:w="100" w:type="dxa"/>
               <w:bottom w:w="90" w:type="dxa"/>
-              <w:end w:w="100" w:type="dxa"/>
+              <w:right w:w="100" w:type="dxa"/>
             </w:tcMar>
           </w:tcPr>
           <w:p>
+            <w:pPr>
+              <w:spacing w:after="100" w:line="276" w:lineRule="auto"/>
+            </w:pPr>
             <w:r>
-              <w:t>Cleaner voucher workflow, supporting documents, payslip access, bulk email, payroll fixes.</w:t>
+              <w:rPr>
+                <w:rFonts w:ascii="Aptos" w:hAnsi="Aptos" w:eastAsia="ＭＳ 明朝" w:cs="Aptos" w:eastAsiaTheme="minorEastAsia" w:csTheme="minorBidi"/>
+                <w:color w:val="1F2937"/>
+                <w:sz w:val="19"/>
+                <w:szCs w:val="22"/>
+              </w:rPr>
+              <w:t>Cleaner Payment voucher workflow, supporting documents, payslip access, bulk email, payroll fixes.</w:t>
             </w:r>
           </w:p>
         </w:tc>
         <w:tc>
           <w:tcPr>
-            <w:tcW w:type="dxa" w:w="3360"/>
+            <w:tcW w:w="3360" w:type="dxa"/>
             <w:tcBorders>
               <w:top w:val="single" w:sz="6" w:space="0" w:color="DCE5EE"/>
               <w:left w:val="single" w:sz="6" w:space="0" w:color="DCE5EE"/>
@@ -701,13 +881,22 @@
             </w:tcBorders>
             <w:tcMar>
               <w:top w:w="90" w:type="dxa"/>
-              <w:start w:w="100" w:type="dxa"/>
+              <w:left w:w="100" w:type="dxa"/>
               <w:bottom w:w="90" w:type="dxa"/>
-              <w:end w:w="100" w:type="dxa"/>
+              <w:right w:w="100" w:type="dxa"/>
             </w:tcMar>
           </w:tcPr>
           <w:p>
+            <w:pPr>
+              <w:spacing w:after="100" w:line="276" w:lineRule="auto"/>
+            </w:pPr>
             <w:r>
+              <w:rPr>
+                <w:rFonts w:ascii="Aptos" w:hAnsi="Aptos" w:eastAsia="ＭＳ 明朝" w:cs="Aptos" w:eastAsiaTheme="minorEastAsia" w:csTheme="minorBidi"/>
+                <w:color w:val="1F2937"/>
+                <w:sz w:val="19"/>
+                <w:szCs w:val="22"/>
+              </w:rPr>
               <w:t>Less manual follow-up and easier employee access to records.</w:t>
             </w:r>
           </w:p>
@@ -719,7 +908,7 @@
         </w:trPr>
         <w:tc>
           <w:tcPr>
-            <w:tcW w:type="dxa" w:w="3360"/>
+            <w:tcW w:w="3360" w:type="dxa"/>
             <w:tcBorders>
               <w:top w:val="single" w:sz="6" w:space="0" w:color="DCE5EE"/>
               <w:left w:val="single" w:sz="6" w:space="0" w:color="DCE5EE"/>
@@ -730,20 +919,29 @@
             </w:tcBorders>
             <w:tcMar>
               <w:top w:w="90" w:type="dxa"/>
-              <w:start w:w="100" w:type="dxa"/>
+              <w:left w:w="100" w:type="dxa"/>
               <w:bottom w:w="90" w:type="dxa"/>
-              <w:end w:w="100" w:type="dxa"/>
+              <w:right w:w="100" w:type="dxa"/>
             </w:tcMar>
           </w:tcPr>
           <w:p>
+            <w:pPr>
+              <w:spacing w:after="100" w:line="276" w:lineRule="auto"/>
+            </w:pPr>
             <w:r>
+              <w:rPr>
+                <w:rFonts w:ascii="Aptos" w:hAnsi="Aptos" w:eastAsia="ＭＳ 明朝" w:cs="Aptos" w:eastAsiaTheme="minorEastAsia" w:csTheme="minorBidi"/>
+                <w:color w:val="1F2937"/>
+                <w:sz w:val="19"/>
+                <w:szCs w:val="22"/>
+              </w:rPr>
               <w:t>Stores &amp; finance</w:t>
             </w:r>
           </w:p>
         </w:tc>
         <w:tc>
           <w:tcPr>
-            <w:tcW w:type="dxa" w:w="3360"/>
+            <w:tcW w:w="3360" w:type="dxa"/>
             <w:tcBorders>
               <w:top w:val="single" w:sz="6" w:space="0" w:color="DCE5EE"/>
               <w:left w:val="single" w:sz="6" w:space="0" w:color="DCE5EE"/>
@@ -754,20 +952,29 @@
             </w:tcBorders>
             <w:tcMar>
               <w:top w:w="90" w:type="dxa"/>
-              <w:start w:w="100" w:type="dxa"/>
+              <w:left w:w="100" w:type="dxa"/>
               <w:bottom w:w="90" w:type="dxa"/>
-              <w:end w:w="100" w:type="dxa"/>
+              <w:right w:w="100" w:type="dxa"/>
             </w:tcMar>
           </w:tcPr>
           <w:p>
+            <w:pPr>
+              <w:spacing w:after="100" w:line="276" w:lineRule="auto"/>
+            </w:pPr>
             <w:r>
+              <w:rPr>
+                <w:rFonts w:ascii="Aptos" w:hAnsi="Aptos" w:eastAsia="ＭＳ 明朝" w:cs="Aptos" w:eastAsiaTheme="minorEastAsia" w:csTheme="minorBidi"/>
+                <w:color w:val="1F2937"/>
+                <w:sz w:val="19"/>
+                <w:szCs w:val="22"/>
+              </w:rPr>
               <w:t>Warehouse fixes, store reports, VAT Control, accounting hub, liquidity details, invoice navigation.</w:t>
             </w:r>
           </w:p>
         </w:tc>
         <w:tc>
           <w:tcPr>
-            <w:tcW w:type="dxa" w:w="3360"/>
+            <w:tcW w:w="3360" w:type="dxa"/>
             <w:tcBorders>
               <w:top w:val="single" w:sz="6" w:space="0" w:color="DCE5EE"/>
               <w:left w:val="single" w:sz="6" w:space="0" w:color="DCE5EE"/>
@@ -778,13 +985,22 @@
             </w:tcBorders>
             <w:tcMar>
               <w:top w:w="90" w:type="dxa"/>
-              <w:start w:w="100" w:type="dxa"/>
+              <w:left w:w="100" w:type="dxa"/>
               <w:bottom w:w="90" w:type="dxa"/>
-              <w:end w:w="100" w:type="dxa"/>
+              <w:right w:w="100" w:type="dxa"/>
             </w:tcMar>
           </w:tcPr>
           <w:p>
+            <w:pPr>
+              <w:spacing w:after="100" w:line="276" w:lineRule="auto"/>
+            </w:pPr>
             <w:r>
+              <w:rPr>
+                <w:rFonts w:ascii="Aptos" w:hAnsi="Aptos" w:eastAsia="ＭＳ 明朝" w:cs="Aptos" w:eastAsiaTheme="minorEastAsia" w:csTheme="minorBidi"/>
+                <w:color w:val="1F2937"/>
+                <w:sz w:val="19"/>
+                <w:szCs w:val="22"/>
+              </w:rPr>
               <w:t>Better operational visibility and fewer broken workflows.</w:t>
             </w:r>
           </w:p>
@@ -796,7 +1012,7 @@
         </w:trPr>
         <w:tc>
           <w:tcPr>
-            <w:tcW w:type="dxa" w:w="3360"/>
+            <w:tcW w:w="3360" w:type="dxa"/>
             <w:tcBorders>
               <w:top w:val="single" w:sz="6" w:space="0" w:color="DCE5EE"/>
               <w:left w:val="single" w:sz="6" w:space="0" w:color="DCE5EE"/>
@@ -807,20 +1023,29 @@
             </w:tcBorders>
             <w:tcMar>
               <w:top w:w="90" w:type="dxa"/>
-              <w:start w:w="100" w:type="dxa"/>
+              <w:left w:w="100" w:type="dxa"/>
               <w:bottom w:w="90" w:type="dxa"/>
-              <w:end w:w="100" w:type="dxa"/>
+              <w:right w:w="100" w:type="dxa"/>
             </w:tcMar>
           </w:tcPr>
           <w:p>
+            <w:pPr>
+              <w:spacing w:after="100" w:line="276" w:lineRule="auto"/>
+            </w:pPr>
             <w:r>
-              <w:t>Performance &amp; management</w:t>
+              <w:rPr>
+                <w:rFonts w:ascii="Aptos" w:hAnsi="Aptos" w:eastAsia="ＭＳ 明朝" w:cs="Aptos" w:eastAsiaTheme="minorEastAsia" w:csTheme="minorBidi"/>
+                <w:color w:val="1F2937"/>
+                <w:sz w:val="19"/>
+                <w:szCs w:val="22"/>
+              </w:rPr>
+              <w:t xml:space="preserve">Performance </w:t>
             </w:r>
           </w:p>
         </w:tc>
         <w:tc>
           <w:tcPr>
-            <w:tcW w:type="dxa" w:w="3360"/>
+            <w:tcW w:w="3360" w:type="dxa"/>
             <w:tcBorders>
               <w:top w:val="single" w:sz="6" w:space="0" w:color="DCE5EE"/>
               <w:left w:val="single" w:sz="6" w:space="0" w:color="DCE5EE"/>
@@ -831,20 +1056,29 @@
             </w:tcBorders>
             <w:tcMar>
               <w:top w:w="90" w:type="dxa"/>
-              <w:start w:w="100" w:type="dxa"/>
+              <w:left w:w="100" w:type="dxa"/>
               <w:bottom w:w="90" w:type="dxa"/>
-              <w:end w:w="100" w:type="dxa"/>
+              <w:right w:w="100" w:type="dxa"/>
             </w:tcMar>
           </w:tcPr>
           <w:p>
+            <w:pPr>
+              <w:spacing w:after="100" w:line="276" w:lineRule="auto"/>
+            </w:pPr>
             <w:r>
-              <w:t>Driver scoring, monthly performance dashboard, customer board, Operations report, department targets.</w:t>
+              <w:rPr>
+                <w:rFonts w:ascii="Aptos" w:hAnsi="Aptos" w:eastAsia="ＭＳ 明朝" w:cs="Aptos" w:eastAsiaTheme="minorEastAsia" w:csTheme="minorBidi"/>
+                <w:color w:val="1F2937"/>
+                <w:sz w:val="19"/>
+                <w:szCs w:val="22"/>
+              </w:rPr>
+              <w:t>Each department scoring / performance, monthly performance dashboard, customer board.</w:t>
             </w:r>
           </w:p>
         </w:tc>
         <w:tc>
           <w:tcPr>
-            <w:tcW w:type="dxa" w:w="3360"/>
+            <w:tcW w:w="3360" w:type="dxa"/>
             <w:tcBorders>
               <w:top w:val="single" w:sz="6" w:space="0" w:color="DCE5EE"/>
               <w:left w:val="single" w:sz="6" w:space="0" w:color="DCE5EE"/>
@@ -855,228 +1089,23 @@
             </w:tcBorders>
             <w:tcMar>
               <w:top w:w="90" w:type="dxa"/>
-              <w:start w:w="100" w:type="dxa"/>
+              <w:left w:w="100" w:type="dxa"/>
               <w:bottom w:w="90" w:type="dxa"/>
-              <w:end w:w="100" w:type="dxa"/>
+              <w:right w:w="100" w:type="dxa"/>
             </w:tcMar>
           </w:tcPr>
           <w:p>
-            <w:r>
-              <w:t>Managers can review performance from system records.</w:t>
-            </w:r>
-          </w:p>
-        </w:tc>
-      </w:tr>
-    </w:tbl>
-    <w:p>
-      <w:pPr>
-        <w:pStyle w:val="Heading1"/>
-      </w:pPr>
-      <w:r>
-        <w:t>2. Scope and Reporting Basis</w:t>
-      </w:r>
-    </w:p>
-    <w:p>
-      <w:pPr>
-        <w:spacing w:after="120"/>
-      </w:pPr>
-      <w:r>
-        <w:rPr>
-          <w:i/>
-          <w:color w:val="64748B"/>
-          <w:sz w:val="18"/>
-        </w:rPr>
-        <w:t>What this report covers and what it does not claim</w:t>
-      </w:r>
-    </w:p>
-    <w:p>
-      <w:r>
-        <w:rPr>
-          <w:b/>
-        </w:rPr>
-        <w:t xml:space="preserve">This report covers </w:t>
-      </w:r>
-      <w:r>
-        <w:t>work for Ultimate General Trading only, from 1 July 2026 to 1 October 2026. The source records show that the system was already live at the start of the period. A detailed build log begins on 31 August, so July activity is described at a high level rather than itemised line by line.</w:t>
-      </w:r>
-    </w:p>
-    <w:p>
-      <w:pPr>
-        <w:pStyle w:val="ListBullet"/>
-        <w:spacing w:after="40"/>
-      </w:pPr>
-      <w:r>
-        <w:t>The system was already being used for vouchers, sales, stock, purchasing, expenses, tasks, employee activities, and attendance.</w:t>
-      </w:r>
-    </w:p>
-    <w:p>
-      <w:pPr>
-        <w:pStyle w:val="ListBullet"/>
-        <w:spacing w:after="40"/>
-      </w:pPr>
-      <w:r>
-        <w:t>Late August introduced a more controlled release and deployment process.</w:t>
-      </w:r>
-    </w:p>
-    <w:p>
-      <w:pPr>
-        <w:pStyle w:val="ListBullet"/>
-        <w:spacing w:after="40"/>
-      </w:pPr>
-      <w:r>
-        <w:t>September contained the main feature, workflow, reliability, and live-site improvements.</w:t>
-      </w:r>
-    </w:p>
-    <w:p>
-      <w:pPr>
-        <w:pStyle w:val="ListBullet"/>
-        <w:spacing w:after="40"/>
-      </w:pPr>
-      <w:r>
-        <w:t>1 October added management scoring and reporting for finance, procurement, customers, and operations.</w:t>
-      </w:r>
-    </w:p>
-    <w:p>
-      <w:pPr>
-        <w:pStyle w:val="Heading1"/>
-      </w:pPr>
-      <w:r>
-        <w:t>3. What Was Already in Daily Use</w:t>
-      </w:r>
-    </w:p>
-    <w:p>
-      <w:pPr>
-        <w:spacing w:after="120"/>
-      </w:pPr>
-      <w:r>
-        <w:rPr>
-          <w:i/>
-          <w:color w:val="64748B"/>
-          <w:sz w:val="18"/>
-        </w:rPr>
-        <w:t>Starting point for the quarter</w:t>
-      </w:r>
-    </w:p>
-    <w:p>
-      <w:r>
-        <w:t>At the beginning of the reporting period, Ultitech ERP already supported the following business activities:</w:t>
-      </w:r>
-    </w:p>
-    <w:p>
-      <w:pPr>
-        <w:pStyle w:val="ListBullet"/>
-        <w:spacing w:after="40"/>
-      </w:pPr>
-      <w:r>
-        <w:t>Staff sign-in using company data and email.</w:t>
-      </w:r>
-    </w:p>
-    <w:p>
-      <w:pPr>
-        <w:pStyle w:val="ListBullet"/>
-        <w:spacing w:after="40"/>
-      </w:pPr>
-      <w:r>
-        <w:t>Company setup, document numbering, and enabled modules.</w:t>
-      </w:r>
-    </w:p>
-    <w:p>
-      <w:pPr>
-        <w:pStyle w:val="ListBullet"/>
-        <w:spacing w:after="40"/>
-      </w:pPr>
-      <w:r>
-        <w:t>Payment vouchers from creation through approval, signing, and paid status.</w:t>
-      </w:r>
-    </w:p>
-    <w:p>
-      <w:pPr>
-        <w:pStyle w:val="ListBullet"/>
-        <w:spacing w:after="40"/>
-      </w:pPr>
-      <w:r>
-        <w:t>Products, suppliers, domestic and import purchase orders, and PDF documents.</w:t>
-      </w:r>
-    </w:p>
-    <w:p>
-      <w:pPr>
-        <w:pStyle w:val="ListBullet"/>
-        <w:spacing w:after="40"/>
-      </w:pPr>
-      <w:r>
-        <w:t>Sales orders and invoicing.</w:t>
-      </w:r>
-    </w:p>
-    <w:p>
-      <w:pPr>
-        <w:pStyle w:val="ListBullet"/>
-        <w:spacing w:after="40"/>
-      </w:pPr>
-      <w:r>
-        <w:t>Expenses, account balances, and petty-cash management.</w:t>
-      </w:r>
-    </w:p>
-    <w:p>
-      <w:pPr>
-        <w:pStyle w:val="ListBullet"/>
-        <w:spacing w:after="40"/>
-      </w:pPr>
-      <w:r>
-        <w:t>Weekly task plans with department scores.</w:t>
-      </w:r>
-    </w:p>
-    <w:p>
-      <w:pPr>
-        <w:pStyle w:val="ListBullet"/>
-        <w:spacing w:after="40"/>
-      </w:pPr>
-      <w:r>
-        <w:t>Employee desk, meetings, and attendance sign-in.</w:t>
-      </w:r>
-    </w:p>
-    <w:tbl>
-      <w:tblPr>
-        <w:tblW w:type="auto" w:w="0"/>
-        <w:jc w:val="center"/>
-        <w:tblLook w:firstColumn="1" w:firstRow="1" w:lastColumn="0" w:lastRow="0" w:noHBand="0" w:noVBand="1" w:val="04A0"/>
-      </w:tblPr>
-      <w:tblGrid>
-        <w:gridCol w:w="10080"/>
-      </w:tblGrid>
-      <w:tr>
-        <w:trPr>
-          <w:cantSplit/>
-        </w:trPr>
-        <w:tc>
-          <w:tcPr>
-            <w:tcW w:type="dxa" w:w="10080"/>
-            <w:shd w:fill="EEF7F7"/>
-            <w:tcBorders>
-              <w:top w:val="single" w:sz="8" w:space="0" w:color="0F766E"/>
-              <w:left w:val="single" w:sz="8" w:space="0" w:color="0F766E"/>
-              <w:bottom w:val="single" w:sz="8" w:space="0" w:color="0F766E"/>
-              <w:right w:val="single" w:sz="8" w:space="0" w:color="0F766E"/>
-              <w:insideH w:val="single" w:sz="8" w:space="0" w:color="0F766E"/>
-              <w:insideV w:val="single" w:sz="8" w:space="0" w:color="0F766E"/>
-            </w:tcBorders>
-            <w:tcMar>
-              <w:top w:w="130" w:type="dxa"/>
-              <w:start w:w="150" w:type="dxa"/>
-              <w:bottom w:w="130" w:type="dxa"/>
-              <w:end w:w="150" w:type="dxa"/>
-            </w:tcMar>
-          </w:tcPr>
-          <w:p>
+            <w:pPr>
+              <w:spacing w:after="100" w:line="276" w:lineRule="auto"/>
+            </w:pPr>
             <w:r>
               <w:rPr>
-                <w:b/>
-                <w:color w:val="173F67"/>
+                <w:rFonts w:ascii="Aptos" w:hAnsi="Aptos" w:eastAsia="ＭＳ 明朝" w:cs="Aptos" w:eastAsiaTheme="minorEastAsia" w:csTheme="minorBidi"/>
+                <w:color w:val="1F2937"/>
+                <w:sz w:val="19"/>
+                <w:szCs w:val="22"/>
               </w:rPr>
-              <w:t>Important context</w:t>
-            </w:r>
-            <w:r>
-              <w:br/>
-              <w:t>Payroll, full accounting posting, deliveries, and customer records existed in part at the start of the period and were extended during September. July cannot be broken down item by item from the available development log.</w:t>
+              <w:t xml:space="preserve">performance can be reviewed from system records </w:t>
             </w:r>
           </w:p>
         </w:tc>
@@ -1092,20 +1121,100 @@
         <w:pStyle w:val="Heading1"/>
       </w:pPr>
       <w:r>
-        <w:t>4. Major IT Improvements Delivered</w:t>
+        <w:rPr>
+          <w:rFonts w:ascii="Aptos Display" w:hAnsi="Aptos Display" w:eastAsia="ＭＳ ゴシック" w:cs="Aptos Display" w:asciiTheme="majorHAnsi" w:hAnsiTheme="majorHAnsi" w:eastAsiaTheme="majorEastAsia" w:csTheme="majorBidi"/>
+          <w:b/>
+          <w:bCs/>
+          <w:color w:val="173F67"/>
+          <w:sz w:val="30"/>
+          <w:szCs w:val="28"/>
+        </w:rPr>
+        <w:t xml:space="preserve">2. </w:t>
+      </w:r>
+      <w:r>
+        <w:rPr>
+          <w:rFonts w:ascii="Aptos Display" w:hAnsi="Aptos Display" w:eastAsia="ＭＳ ゴシック" w:cs="Aptos Display" w:asciiTheme="majorHAnsi" w:hAnsiTheme="majorHAnsi" w:eastAsiaTheme="majorEastAsia" w:csTheme="majorBidi"/>
+          <w:b/>
+          <w:bCs/>
+          <w:color w:val="173F67"/>
+          <w:sz w:val="32"/>
+          <w:szCs w:val="32"/>
+        </w:rPr>
+        <w:t xml:space="preserve">Major Achievements Delivered </w:t>
       </w:r>
     </w:p>
     <w:p>
       <w:pPr>
-        <w:spacing w:after="120"/>
+        <w:pStyle w:val="Title"/>
       </w:pPr>
       <w:r>
         <w:rPr>
-          <w:i/>
-          <w:color w:val="64748B"/>
-          <w:sz w:val="18"/>
+          <w:rFonts w:ascii="Aptos Display" w:hAnsi="Aptos Display" w:cs="Aptos Display" w:asciiTheme="majorHAnsi"/>
+          <w:color w:val="00B0F0"/>
+          <w:sz w:val="24"/>
+          <w:szCs w:val="24"/>
         </w:rPr>
-        <w:t>What changed during late August and September</w:t>
+        <w:t>4.1 System control, release process and access</w:t>
+      </w:r>
+    </w:p>
+    <w:p>
+      <w:pPr>
+        <w:pStyle w:val="ListBullet"/>
+        <w:numPr>
+          <w:ilvl w:val="0"/>
+          <w:numId w:val="1"/>
+        </w:numPr>
+        <w:spacing w:after="40"/>
+        <w:ind w:left="360" w:hanging="360"/>
+      </w:pPr>
+      <w:r>
+        <w:rPr>
+          <w:rFonts w:ascii="Aptos" w:hAnsi="Aptos" w:eastAsia="ＭＳ 明朝" w:cs="Aptos" w:eastAsiaTheme="minorEastAsia" w:csTheme="minorBidi"/>
+          <w:color w:val="1F2937"/>
+          <w:sz w:val="19"/>
+          <w:szCs w:val="22"/>
+        </w:rPr>
+        <w:t xml:space="preserve"> Connected a GitHub version control account to enable code changes could be tracked and backed up.</w:t>
+      </w:r>
+    </w:p>
+    <w:p>
+      <w:pPr>
+        <w:pStyle w:val="ListBullet"/>
+        <w:spacing w:after="40"/>
+        <w:ind w:left="360" w:hanging="360"/>
+      </w:pPr>
+      <w:r>
+        <w:rPr>
+          <w:rFonts w:ascii="Aptos" w:hAnsi="Aptos" w:eastAsia="ＭＳ 明朝" w:cs="Aptos" w:eastAsiaTheme="minorEastAsia" w:csTheme="minorBidi"/>
+          <w:color w:val="1F2937"/>
+          <w:sz w:val="19"/>
+          <w:szCs w:val="22"/>
+        </w:rPr>
+        <w:t>Search, Back, and last-opened-record highlighting were restored in key areas.</w:t>
+      </w:r>
+      <w:r>
+        <w:t xml:space="preserve">  </w:t>
+      </w:r>
+    </w:p>
+    <w:p>
+      <w:pPr>
+        <w:pStyle w:val="ListBullet"/>
+        <w:numPr>
+          <w:ilvl w:val="0"/>
+          <w:numId w:val="1"/>
+        </w:numPr>
+        <w:spacing w:after="40" w:line="276" w:lineRule="auto"/>
+      </w:pPr>
+      <w:r>
+        <w:rPr>
+          <w:rFonts w:ascii="Aptos" w:cs="Aptos"/>
+          <w:sz w:val="19"/>
+          <w:szCs w:val="19"/>
+        </w:rPr>
+        <w:t>The notification centre was rebuilt with unread counts, settings, a View All option, and simpler task and attendance cards.</w:t>
+      </w:r>
+      <w:r>
+        <w:t xml:space="preserve">     </w:t>
       </w:r>
     </w:p>
     <w:p>
@@ -1113,61 +1222,185 @@
         <w:pStyle w:val="Heading2"/>
       </w:pPr>
       <w:r>
-        <w:t>4.1 System control, release process and access</w:t>
+        <w:rPr>
+          <w:rFonts w:ascii="Arial" w:hAnsi="Arial" w:cs="Arial"/>
+          <w:color w:val="00B0F0"/>
+          <w:sz w:val="24"/>
+          <w:szCs w:val="24"/>
+        </w:rPr>
+        <w:t>4.2 Security, navigation and help</w:t>
       </w:r>
     </w:p>
     <w:p>
       <w:pPr>
         <w:pStyle w:val="ListBullet"/>
         <w:spacing w:after="40"/>
+        <w:ind w:left="360" w:hanging="360"/>
       </w:pPr>
       <w:r>
-        <w:t>The application was placed under GitHub version control so code changes could be tracked and backed up.</w:t>
+        <w:rPr>
+          <w:rFonts w:ascii="Aptos" w:hAnsi="Aptos" w:eastAsia="ＭＳ 明朝" w:cs="Aptos" w:eastAsiaTheme="minorEastAsia" w:csTheme="minorBidi"/>
+          <w:color w:val="1F2937"/>
+          <w:sz w:val="19"/>
+          <w:szCs w:val="22"/>
+        </w:rPr>
+        <w:t>Increased security on site in suspicious accounts .</w:t>
       </w:r>
     </w:p>
     <w:p>
       <w:pPr>
         <w:pStyle w:val="ListBullet"/>
         <w:spacing w:after="40"/>
+        <w:ind w:left="360" w:hanging="360"/>
       </w:pPr>
       <w:r>
-        <w:t>Live deployment was set up with old hosting files and leftover passwords removed from the code.</w:t>
+        <w:rPr>
+          <w:rFonts w:ascii="Aptos" w:hAnsi="Aptos" w:eastAsia="ＭＳ 明朝" w:cs="Aptos" w:eastAsiaTheme="minorEastAsia" w:csTheme="minorBidi"/>
+          <w:color w:val="1F2937"/>
+          <w:sz w:val="19"/>
+          <w:szCs w:val="22"/>
+        </w:rPr>
+        <w:t>The Back button navigation now returns users to the previous list while keeping filters.</w:t>
       </w:r>
     </w:p>
     <w:p>
       <w:pPr>
         <w:pStyle w:val="ListBullet"/>
         <w:spacing w:after="40"/>
+        <w:ind w:left="360" w:hanging="360"/>
       </w:pPr>
       <w:r>
-        <w:t>A Windows desktop application was introduced for staff, with a branded launch screen and in-app updates through versions 1.0.1 to 1.0.4.</w:t>
+        <w:rPr>
+          <w:rFonts w:ascii="Aptos" w:hAnsi="Aptos" w:eastAsia="ＭＳ 明朝" w:cs="Aptos" w:eastAsiaTheme="minorEastAsia" w:csTheme="minorBidi"/>
+          <w:color w:val="1F2937"/>
+          <w:sz w:val="19"/>
+          <w:szCs w:val="22"/>
+        </w:rPr>
+        <w:t>Light and dark themes were added.</w:t>
       </w:r>
     </w:p>
     <w:p>
       <w:pPr>
         <w:pStyle w:val="ListBullet"/>
         <w:spacing w:after="40"/>
+        <w:ind w:left="360" w:hanging="360"/>
       </w:pPr>
       <w:r>
-        <w:t>An Android wrapper was added for access to the hosted system.</w:t>
+        <w:rPr>
+          <w:rFonts w:ascii="Aptos" w:hAnsi="Aptos" w:eastAsia="ＭＳ 明朝" w:cs="Aptos" w:eastAsiaTheme="minorEastAsia" w:csTheme="minorBidi"/>
+          <w:color w:val="1F2937"/>
+          <w:sz w:val="19"/>
+          <w:szCs w:val="22"/>
+        </w:rPr>
+        <w:t>Help and support-call access were added without leaving the page.</w:t>
       </w:r>
     </w:p>
     <w:p>
       <w:pPr>
         <w:pStyle w:val="ListBullet"/>
         <w:spacing w:after="40"/>
+        <w:ind w:left="360" w:hanging="360"/>
+      </w:pPr>
+    </w:p>
+    <w:p>
+      <w:pPr>
+        <w:pStyle w:val="ListBullet"/>
+        <w:contextualSpacing/>
+        <w:spacing w:after="40" w:line="276" w:lineRule="auto"/>
+      </w:pPr>
+    </w:p>
+    <w:p>
+      <w:pPr>
+        <w:pStyle w:val="Heading2"/>
       </w:pPr>
       <w:r>
-        <w:t>Warehouse Excel screens and sidebar tools were improved.</w:t>
+        <w:rPr>
+          <w:rFonts w:ascii="Arial" w:hAnsi="Arial" w:cs="Arial"/>
+          <w:color w:val="00B0F0"/>
+          <w:sz w:val="24"/>
+          <w:szCs w:val="24"/>
+        </w:rPr>
+        <w:t>4.3 Sales, quotations and customers</w:t>
       </w:r>
     </w:p>
     <w:p>
       <w:pPr>
         <w:pStyle w:val="ListBullet"/>
         <w:spacing w:after="40"/>
+        <w:ind w:left="360" w:hanging="360"/>
       </w:pPr>
       <w:r>
-        <w:t>Search, Back, and last-opened-record highlighting were restored in key areas.</w:t>
+        <w:rPr>
+          <w:rFonts w:ascii="Aptos" w:hAnsi="Aptos" w:eastAsia="ＭＳ 明朝" w:cs="Aptos" w:eastAsiaTheme="minorEastAsia" w:csTheme="minorBidi"/>
+          <w:color w:val="1F2937"/>
+          <w:sz w:val="19"/>
+          <w:szCs w:val="22"/>
+        </w:rPr>
+        <w:t>Quotations can be c edited, numbered, highlighted, and removed from the list, including draft and cancelled quotes.</w:t>
+      </w:r>
+    </w:p>
+    <w:p>
+      <w:pPr>
+        <w:pStyle w:val="ListBullet"/>
+        <w:spacing w:after="40"/>
+        <w:ind w:left="360" w:hanging="360"/>
+      </w:pPr>
+      <w:r>
+        <w:rPr>
+          <w:rFonts w:ascii="Aptos" w:hAnsi="Aptos" w:eastAsia="ＭＳ 明朝" w:cs="Aptos" w:eastAsiaTheme="minorEastAsia" w:csTheme="minorBidi"/>
+          <w:color w:val="1F2937"/>
+          <w:sz w:val="19"/>
+          <w:szCs w:val="22"/>
+        </w:rPr>
+        <w:t>A product picker supports multiple product selections on quotes and invoices, with product images required when products are added.</w:t>
+      </w:r>
+    </w:p>
+    <w:p>
+      <w:pPr>
+        <w:pStyle w:val="ListBullet"/>
+        <w:spacing w:after="40"/>
+        <w:ind w:left="360" w:hanging="360"/>
+      </w:pPr>
+      <w:r>
+        <w:rPr>
+          <w:rFonts w:ascii="Aptos" w:hAnsi="Aptos" w:eastAsia="ＭＳ 明朝" w:cs="Aptos" w:eastAsiaTheme="minorEastAsia" w:csTheme="minorBidi"/>
+          <w:color w:val="1F2937"/>
+          <w:sz w:val="19"/>
+          <w:szCs w:val="22"/>
+        </w:rPr>
+        <w:t>Price-list PDFs were improved and product photos now appear on larger lists and the live site.</w:t>
+      </w:r>
+    </w:p>
+    <w:p>
+      <w:pPr>
+        <w:pStyle w:val="ListBullet"/>
+        <w:spacing w:after="40"/>
+        <w:ind w:left="360" w:hanging="360"/>
+      </w:pPr>
+      <w:r>
+        <w:rPr>
+          <w:rFonts w:ascii="Aptos" w:hAnsi="Aptos" w:eastAsia="ＭＳ 明朝" w:cs="Aptos" w:eastAsiaTheme="minorEastAsia" w:csTheme="minorBidi"/>
+          <w:color w:val="1F2937"/>
+          <w:sz w:val="19"/>
+          <w:szCs w:val="22"/>
+        </w:rPr>
+        <w:t>Quote PDFs downloaded on phones keep product rows together.</w:t>
+      </w:r>
+    </w:p>
+    <w:p>
+      <w:pPr>
+        <w:pStyle w:val="ListBullet"/>
+        <w:spacing w:after="40"/>
+        <w:ind w:left="360" w:hanging="360"/>
+      </w:pPr>
+      <w:r>
+        <w:rPr>
+          <w:rFonts w:ascii="Aptos" w:hAnsi="Aptos" w:eastAsia="ＭＳ 明朝" w:cs="Aptos" w:eastAsiaTheme="minorEastAsia" w:csTheme="minorBidi"/>
+          <w:color w:val="1F2937"/>
+          <w:sz w:val="19"/>
+          <w:szCs w:val="22"/>
+        </w:rPr>
+        <w:t>Delivery notes can be sugned by customers over distance.</w:t>
       </w:r>
     </w:p>
     <w:p>
@@ -1175,61 +1408,93 @@
         <w:pStyle w:val="Heading2"/>
       </w:pPr>
       <w:r>
-        <w:t>4.2 Login, navigation and help</w:t>
+        <w:rPr>
+          <w:rFonts w:ascii="Aptos Display" w:hAnsi="Aptos Display" w:eastAsia="ＭＳ ゴシック" w:cs="Aptos Display" w:asciiTheme="majorHAnsi" w:hAnsiTheme="majorHAnsi" w:eastAsiaTheme="majorEastAsia" w:csTheme="majorBidi"/>
+          <w:color w:val="00B0F0"/>
+          <w:sz w:val="24"/>
+          <w:szCs w:val="24"/>
+        </w:rPr>
+        <w:t>4.4 Payment vouchers</w:t>
       </w:r>
     </w:p>
     <w:p>
       <w:pPr>
         <w:pStyle w:val="ListBullet"/>
         <w:spacing w:after="40"/>
+        <w:ind w:left="360" w:hanging="360"/>
       </w:pPr>
       <w:r>
-        <w:t>Remember Me keeps a secure session so users do not have to sign in repeatedly.</w:t>
+        <w:rPr>
+          <w:rFonts w:ascii="Aptos" w:hAnsi="Aptos" w:eastAsia="ＭＳ 明朝" w:cs="Aptos" w:eastAsiaTheme="minorEastAsia" w:csTheme="minorBidi"/>
+          <w:color w:val="1F2937"/>
+          <w:sz w:val="19"/>
+          <w:szCs w:val="22"/>
+        </w:rPr>
+        <w:t>Users see vouchers waiting for their action instead of unrelated items.</w:t>
       </w:r>
     </w:p>
     <w:p>
       <w:pPr>
         <w:pStyle w:val="ListBullet"/>
         <w:spacing w:after="40"/>
+        <w:ind w:left="360" w:hanging="360"/>
       </w:pPr>
       <w:r>
-        <w:t>The module picker was reorganised, with Accounting grouped together and Performance renamed Smart KPI.</w:t>
+        <w:rPr>
+          <w:rFonts w:ascii="Aptos" w:hAnsi="Aptos" w:eastAsia="ＭＳ 明朝" w:cs="Aptos" w:eastAsiaTheme="minorEastAsia" w:csTheme="minorBidi"/>
+          <w:color w:val="1F2937"/>
+          <w:sz w:val="19"/>
+          <w:szCs w:val="22"/>
+        </w:rPr>
+        <w:t>Supporting documents remain linked to voucher edits, and general vouchers require supporting files.</w:t>
       </w:r>
     </w:p>
     <w:p>
       <w:pPr>
         <w:pStyle w:val="ListBullet"/>
         <w:spacing w:after="40"/>
+        <w:ind w:left="360" w:hanging="360"/>
       </w:pPr>
       <w:r>
-        <w:t>The Back button now returns users to the previous list while keeping filters.</w:t>
+        <w:rPr>
+          <w:rFonts w:ascii="Aptos" w:hAnsi="Aptos" w:eastAsia="ＭＳ 明朝" w:cs="Aptos" w:eastAsiaTheme="minorEastAsia" w:csTheme="minorBidi"/>
+          <w:color w:val="1F2937"/>
+          <w:sz w:val="19"/>
+          <w:szCs w:val="22"/>
+        </w:rPr>
+        <w:t>Credit was added as a payment type.</w:t>
       </w:r>
     </w:p>
     <w:p>
       <w:pPr>
         <w:pStyle w:val="ListBullet"/>
         <w:spacing w:after="40"/>
+        <w:ind w:left="360" w:hanging="360"/>
       </w:pPr>
       <w:r>
-        <w:t>Light and dark themes were added.</w:t>
+        <w:rPr>
+          <w:rFonts w:ascii="Aptos" w:hAnsi="Aptos" w:eastAsia="ＭＳ 明朝" w:cs="Aptos" w:eastAsiaTheme="minorEastAsia" w:csTheme="minorBidi"/>
+          <w:color w:val="1F2937"/>
+          <w:sz w:val="19"/>
+          <w:szCs w:val="22"/>
+        </w:rPr>
+        <w:t>Stock and general vouchers can be linked to purchase orders and labelled STK or GEN.</w:t>
       </w:r>
     </w:p>
     <w:p>
       <w:pPr>
         <w:pStyle w:val="ListBullet"/>
         <w:spacing w:after="40"/>
+        <w:ind w:left="360" w:hanging="360"/>
       </w:pPr>
       <w:r>
-        <w:t>Help and support-call access were added without leaving the page.</w:t>
-      </w:r>
-    </w:p>
-    <w:p>
-      <w:pPr>
-        <w:pStyle w:val="ListBullet"/>
-        <w:spacing w:after="40"/>
-      </w:pPr>
-      <w:r>
-        <w:t>The notification centre was rebuilt with unread counts, settings, a View All option, and simpler task and attendance cards.</w:t>
+        <w:rPr>
+          <w:rFonts w:ascii="Aptos" w:hAnsi="Aptos" w:cs="Aptos"/>
+          <w:color w:val="1F2937"/>
+          <w:sz w:val="19"/>
+          <w:szCs w:val="22"/>
+        </w:rPr>
+        <w:t xml:space="preserve">Attachments are required (*)  for every vouchers.</w:t>
       </w:r>
     </w:p>
     <w:p>
@@ -1237,52 +1502,77 @@
         <w:pStyle w:val="Heading2"/>
       </w:pPr>
       <w:r>
-        <w:t>4.3 Sales, quotations and customers</w:t>
+        <w:rPr>
+          <w:rFonts w:ascii="Aptos Display" w:hAnsi="Aptos Display" w:eastAsia="ＭＳ ゴシック" w:cs="Aptos Display" w:asciiTheme="majorHAnsi" w:hAnsiTheme="majorHAnsi" w:eastAsiaTheme="majorEastAsia" w:csTheme="majorBidi"/>
+          <w:color w:val="00B0F0"/>
+          <w:sz w:val="24"/>
+          <w:szCs w:val="24"/>
+        </w:rPr>
+        <w:t>4.5 Payroll and employee letters</w:t>
       </w:r>
     </w:p>
     <w:p>
       <w:pPr>
         <w:pStyle w:val="ListBullet"/>
         <w:spacing w:after="40"/>
+        <w:ind w:left="360" w:hanging="360"/>
       </w:pPr>
       <w:r>
-        <w:t>Quotations can be created, edited, numbered, highlighted, and removed from the list, including draft and cancelled quotes.</w:t>
+        <w:rPr>
+          <w:rFonts w:ascii="Aptos" w:hAnsi="Aptos" w:eastAsia="ＭＳ 明朝" w:cs="Aptos" w:eastAsiaTheme="minorEastAsia" w:csTheme="minorBidi"/>
+          <w:color w:val="1F2937"/>
+          <w:sz w:val="19"/>
+          <w:szCs w:val="22"/>
+        </w:rPr>
+        <w:t>Employees can open My Payslips from the employee desk and preview their payroll slips.</w:t>
       </w:r>
     </w:p>
     <w:p>
       <w:pPr>
         <w:pStyle w:val="ListBullet"/>
         <w:spacing w:after="40"/>
+        <w:ind w:left="360" w:hanging="360"/>
       </w:pPr>
       <w:r>
-        <w:t>A product picker supports multiple product selections on quotes and invoices, with product images required when products are added.</w:t>
+        <w:rPr>
+          <w:rFonts w:ascii="Aptos" w:hAnsi="Aptos" w:eastAsia="ＭＳ 明朝" w:cs="Aptos" w:eastAsiaTheme="minorEastAsia" w:csTheme="minorBidi"/>
+          <w:color w:val="1F2937"/>
+          <w:sz w:val="19"/>
+          <w:szCs w:val="22"/>
+        </w:rPr>
+        <w:t>Payslips can be downloaded and emailed to all employees.</w:t>
       </w:r>
     </w:p>
     <w:p>
       <w:pPr>
         <w:pStyle w:val="ListBullet"/>
         <w:spacing w:after="40"/>
+        <w:ind w:left="360" w:hanging="360"/>
       </w:pPr>
       <w:r>
-        <w:t>Price-list PDFs were improved and product photos now appear on larger lists and the live site.</w:t>
+        <w:rPr>
+          <w:rFonts w:ascii="Aptos" w:hAnsi="Aptos" w:eastAsia="ＭＳ 明朝" w:cs="Aptos" w:eastAsiaTheme="minorEastAsia" w:csTheme="minorBidi"/>
+          <w:color w:val="1F2937"/>
+          <w:sz w:val="19"/>
+          <w:szCs w:val="22"/>
+        </w:rPr>
+        <w:t xml:space="preserve">The Payroll  settings  no longer resets when the page is reopened.</w:t>
       </w:r>
     </w:p>
     <w:p>
       <w:pPr>
         <w:pStyle w:val="ListBullet"/>
         <w:spacing w:after="40"/>
+        <w:ind w:left="360" w:hanging="360"/>
       </w:pPr>
       <w:r>
-        <w:t>Quote PDFs downloaded on phones keep product rows together.</w:t>
-      </w:r>
-    </w:p>
-    <w:p>
-      <w:pPr>
-        <w:pStyle w:val="ListBullet"/>
-        <w:spacing w:after="40"/>
-      </w:pPr>
-      <w:r>
-        <w:t>Delivery notes show the receiving customer and can be downloaded; the driver is also shown.</w:t>
+        <w:rPr>
+          <w:rFonts w:ascii="Aptos" w:hAnsi="Aptos" w:eastAsia="ＭＳ 明朝" w:cs="Aptos" w:eastAsiaTheme="minorEastAsia" w:csTheme="minorBidi"/>
+          <w:color w:val="1F2937"/>
+          <w:sz w:val="19"/>
+          <w:szCs w:val="22"/>
+        </w:rPr>
+        <w:t>Improved Latter Module with company letterhead , that can be used for customer emailing and letter creation, company stamp and management approval and visibility</w:t>
       </w:r>
     </w:p>
     <w:p>
@@ -1290,70 +1580,45 @@
         <w:pStyle w:val="Heading2"/>
       </w:pPr>
       <w:r>
-        <w:t>4.4 Payment vouchers</w:t>
+        <w:rPr>
+          <w:rFonts w:ascii="Aptos Display" w:hAnsi="Aptos Display" w:eastAsia="ＭＳ ゴシック" w:cs="Aptos Display" w:asciiTheme="majorHAnsi" w:hAnsiTheme="majorHAnsi" w:eastAsiaTheme="majorEastAsia" w:csTheme="majorBidi"/>
+          <w:color w:val="00B0F0"/>
+          <w:sz w:val="24"/>
+          <w:szCs w:val="24"/>
+        </w:rPr>
+        <w:t>4.6 Stock, warehouse and stores</w:t>
       </w:r>
     </w:p>
     <w:p>
       <w:pPr>
         <w:pStyle w:val="ListBullet"/>
         <w:spacing w:after="40"/>
+        <w:ind w:left="360" w:hanging="360"/>
       </w:pPr>
       <w:r>
-        <w:t>Users see vouchers waiting for their action instead of unrelated items.</w:t>
+        <w:rPr>
+          <w:rFonts w:ascii="Aptos" w:hAnsi="Aptos" w:eastAsia="ＭＳ 明朝" w:cs="Aptos" w:eastAsiaTheme="minorEastAsia" w:csTheme="minorBidi"/>
+          <w:color w:val="1F2937"/>
+          <w:sz w:val="19"/>
+          <w:szCs w:val="22"/>
+        </w:rPr>
+        <w:t xml:space="preserve">Connected Warehouse with stock management so that product  input and output is synced.</w:t>
       </w:r>
     </w:p>
     <w:p>
       <w:pPr>
         <w:pStyle w:val="ListBullet"/>
         <w:spacing w:after="40"/>
+        <w:ind w:left="360" w:hanging="360"/>
       </w:pPr>
       <w:r>
-        <w:t>Supporting documents remain linked to voucher edits, and general vouchers require supporting files.</w:t>
-      </w:r>
-    </w:p>
-    <w:p>
-      <w:pPr>
-        <w:pStyle w:val="ListBullet"/>
-        <w:spacing w:after="40"/>
-      </w:pPr>
-      <w:r>
-        <w:t>Credit was added as a payment type.</w:t>
-      </w:r>
-    </w:p>
-    <w:p>
-      <w:pPr>
-        <w:pStyle w:val="ListBullet"/>
-        <w:spacing w:after="40"/>
-      </w:pPr>
-      <w:r>
-        <w:t>Stock and general vouchers can be linked to purchase orders and labelled STK or GEN.</w:t>
-      </w:r>
-    </w:p>
-    <w:p>
-      <w:pPr>
-        <w:pStyle w:val="ListBullet"/>
-        <w:spacing w:after="40"/>
-      </w:pPr>
-      <w:r>
-        <w:t>Replenishment invoices show the related payment voucher.</w:t>
-      </w:r>
-    </w:p>
-    <w:p>
-      <w:pPr>
-        <w:pStyle w:val="ListBullet"/>
-        <w:spacing w:after="40"/>
-      </w:pPr>
-      <w:r>
-        <w:t>Mobile voucher cards and short guidance were added for staff.</w:t>
-      </w:r>
-    </w:p>
-    <w:p>
-      <w:pPr>
-        <w:pStyle w:val="ListBullet"/>
-        <w:spacing w:after="40"/>
-      </w:pPr>
-      <w:r>
-        <w:t>Approval and confirmation links were fixed on the Ultimate site.</w:t>
+        <w:rPr>
+          <w:rFonts w:ascii="Aptos" w:hAnsi="Aptos" w:eastAsia="ＭＳ 明朝" w:cs="Aptos" w:eastAsiaTheme="minorEastAsia" w:csTheme="minorBidi"/>
+          <w:color w:val="1F2937"/>
+          <w:sz w:val="19"/>
+          <w:szCs w:val="22"/>
+        </w:rPr>
+        <w:t>Linked payment-voucher documents with purchase orders.</w:t>
       </w:r>
     </w:p>
     <w:p>
@@ -1361,112 +1626,14 @@
         <w:pStyle w:val="Heading2"/>
       </w:pPr>
       <w:r>
-        <w:t>4.5 Payroll and employee letters</w:t>
-      </w:r>
-    </w:p>
-    <w:p>
-      <w:pPr>
-        <w:pStyle w:val="ListBullet"/>
-        <w:spacing w:after="40"/>
-      </w:pPr>
-      <w:r>
-        <w:t>Employees can open My Payslips from the employee desk and preview documents with the company branding.</w:t>
-      </w:r>
-    </w:p>
-    <w:p>
-      <w:pPr>
-        <w:pStyle w:val="ListBullet"/>
-        <w:spacing w:after="40"/>
-      </w:pPr>
-      <w:r>
-        <w:t>Payslips can be downloaded and emailed in bulk using Ultimate General Trading as the sender.</w:t>
-      </w:r>
-    </w:p>
-    <w:p>
-      <w:pPr>
-        <w:pStyle w:val="ListBullet"/>
-        <w:spacing w:after="40"/>
-      </w:pPr>
-      <w:r>
-        <w:t>The payroll register was improved for easier scrolling and employee-name visibility.</w:t>
-      </w:r>
-    </w:p>
-    <w:p>
-      <w:pPr>
-        <w:pStyle w:val="ListBullet"/>
-        <w:spacing w:after="40"/>
-      </w:pPr>
-      <w:r>
-        <w:t>The tax-band Active setting no longer resets when the page is reopened.</w:t>
-      </w:r>
-    </w:p>
-    <w:p>
-      <w:pPr>
-        <w:pStyle w:val="ListBullet"/>
-        <w:spacing w:after="40"/>
-      </w:pPr>
-      <w:r>
-        <w:t>Live payroll errors that showed a login page or server error instead of payslip information were corrected.</w:t>
-      </w:r>
-    </w:p>
-    <w:p>
-      <w:pPr>
-        <w:pStyle w:val="ListBullet"/>
-        <w:spacing w:after="40"/>
-      </w:pPr>
-      <w:r>
-        <w:t>Letters now show sharing status and use the appropriate titles for roles such as Sales Executive and Managing Director.</w:t>
-      </w:r>
-    </w:p>
-    <w:p>
-      <w:pPr>
-        <w:pStyle w:val="Heading2"/>
-      </w:pPr>
-      <w:r>
-        <w:t>4.6 Stock, warehouse and stores</w:t>
-      </w:r>
-    </w:p>
-    <w:p>
-      <w:pPr>
-        <w:pStyle w:val="ListBullet"/>
-        <w:spacing w:after="40"/>
-      </w:pPr>
-      <w:r>
-        <w:t>Product deletion, warehouse actions, store reporting, PDF export, receiving screens, and purchase-order notifications were corrected or improved.</w:t>
-      </w:r>
-    </w:p>
-    <w:p>
-      <w:pPr>
-        <w:pStyle w:val="ListBullet"/>
-        <w:spacing w:after="40"/>
-      </w:pPr>
-      <w:r>
-        <w:t>Incoming Excel, warehouse record deletion, store KPI counts, and purchase-order deletion were fixed.</w:t>
-      </w:r>
-    </w:p>
-    <w:p>
-      <w:pPr>
-        <w:pStyle w:val="ListBullet"/>
-        <w:spacing w:after="40"/>
-      </w:pPr>
-      <w:r>
-        <w:t>Linked payment-voucher documents now show when goods are received.</w:t>
-      </w:r>
-    </w:p>
-    <w:p>
-      <w:pPr>
-        <w:pStyle w:val="ListBullet"/>
-        <w:spacing w:after="40"/>
-      </w:pPr>
-      <w:r>
-        <w:t>Product name and category were placed on one row during product creation, and customers can be removed from the sales customer desk.</w:t>
-      </w:r>
-    </w:p>
-    <w:p>
-      <w:pPr>
-        <w:pStyle w:val="Heading2"/>
-      </w:pPr>
-      <w:r>
+        <w:rPr>
+          <w:rFonts w:ascii="Aptos Display" w:hAnsi="Aptos Display" w:eastAsia="ＭＳ ゴシック" w:cs="Aptos Display" w:asciiTheme="majorHAnsi" w:hAnsiTheme="majorHAnsi" w:eastAsiaTheme="majorEastAsia" w:csTheme="majorBidi"/>
+          <w:b/>
+          <w:bCs/>
+          <w:color w:val="2563EB"/>
+          <w:sz w:val="23"/>
+          <w:szCs w:val="26"/>
+        </w:rPr>
         <w:t>4.7 Finance and accounting</w:t>
       </w:r>
     </w:p>
@@ -1474,8 +1641,15 @@
       <w:pPr>
         <w:pStyle w:val="ListBullet"/>
         <w:spacing w:after="40"/>
+        <w:ind w:left="360" w:hanging="360"/>
       </w:pPr>
       <w:r>
+        <w:rPr>
+          <w:rFonts w:ascii="Aptos" w:hAnsi="Aptos" w:eastAsia="ＭＳ 明朝" w:cs="Aptos" w:eastAsiaTheme="minorEastAsia" w:csTheme="minorBidi"/>
+          <w:color w:val="1F2937"/>
+          <w:sz w:val="19"/>
+          <w:szCs w:val="22"/>
+        </w:rPr>
         <w:t>A VAT Control module was added.</w:t>
       </w:r>
     </w:p>
@@ -1483,8 +1657,15 @@
       <w:pPr>
         <w:pStyle w:val="ListBullet"/>
         <w:spacing w:after="40"/>
+        <w:ind w:left="360" w:hanging="360"/>
       </w:pPr>
       <w:r>
+        <w:rPr>
+          <w:rFonts w:ascii="Aptos" w:hAnsi="Aptos" w:eastAsia="ＭＳ 明朝" w:cs="Aptos" w:eastAsiaTheme="minorEastAsia" w:csTheme="minorBidi"/>
+          <w:color w:val="1F2937"/>
+          <w:sz w:val="19"/>
+          <w:szCs w:val="22"/>
+        </w:rPr>
         <w:t>Accounting screens were grouped into one hub for easier access.</w:t>
       </w:r>
     </w:p>
@@ -1492,8 +1673,15 @@
       <w:pPr>
         <w:pStyle w:val="ListBullet"/>
         <w:spacing w:after="40"/>
+        <w:ind w:left="360" w:hanging="360"/>
       </w:pPr>
       <w:r>
+        <w:rPr>
+          <w:rFonts w:ascii="Aptos" w:hAnsi="Aptos" w:eastAsia="ＭＳ 明朝" w:cs="Aptos" w:eastAsiaTheme="minorEastAsia" w:csTheme="minorBidi"/>
+          <w:color w:val="1F2937"/>
+          <w:sz w:val="19"/>
+          <w:szCs w:val="22"/>
+        </w:rPr>
         <w:t>Cash-book labels were kept on one line for clearer display.</w:t>
       </w:r>
     </w:p>
@@ -1501,8 +1689,15 @@
       <w:pPr>
         <w:pStyle w:val="ListBullet"/>
         <w:spacing w:after="40"/>
+        <w:ind w:left="360" w:hanging="360"/>
       </w:pPr>
       <w:r>
+        <w:rPr>
+          <w:rFonts w:ascii="Aptos" w:hAnsi="Aptos" w:eastAsia="ＭＳ 明朝" w:cs="Aptos" w:eastAsiaTheme="minorEastAsia" w:csTheme="minorBidi"/>
+          <w:color w:val="1F2937"/>
+          <w:sz w:val="19"/>
+          <w:szCs w:val="22"/>
+        </w:rPr>
         <w:t>The liquidity screen can be opened for more detail.</w:t>
       </w:r>
     </w:p>
@@ -1510,8 +1705,15 @@
       <w:pPr>
         <w:pStyle w:val="ListBullet"/>
         <w:spacing w:after="40"/>
+        <w:ind w:left="360" w:hanging="360"/>
       </w:pPr>
       <w:r>
+        <w:rPr>
+          <w:rFonts w:ascii="Aptos" w:hAnsi="Aptos" w:eastAsia="ＭＳ 明朝" w:cs="Aptos" w:eastAsiaTheme="minorEastAsia" w:csTheme="minorBidi"/>
+          <w:color w:val="1F2937"/>
+          <w:sz w:val="19"/>
+          <w:szCs w:val="22"/>
+        </w:rPr>
         <w:t>Outstanding invoices now open the correct desk from the Ultimate site.</w:t>
       </w:r>
     </w:p>
@@ -1520,6 +1722,14 @@
         <w:pStyle w:val="Heading2"/>
       </w:pPr>
       <w:r>
+        <w:rPr>
+          <w:rFonts w:ascii="Aptos Display" w:hAnsi="Aptos Display" w:eastAsia="ＭＳ ゴシック" w:cs="Aptos Display" w:asciiTheme="majorHAnsi" w:hAnsiTheme="majorHAnsi" w:eastAsiaTheme="majorEastAsia" w:csTheme="majorBidi"/>
+          <w:b/>
+          <w:bCs/>
+          <w:color w:val="2563EB"/>
+          <w:sz w:val="23"/>
+          <w:szCs w:val="26"/>
+        </w:rPr>
         <w:t>4.8 Deliveries, drivers, tasks and attendance</w:t>
       </w:r>
     </w:p>
@@ -1527,8 +1737,15 @@
       <w:pPr>
         <w:pStyle w:val="ListBullet"/>
         <w:spacing w:after="40"/>
+        <w:ind w:left="360" w:hanging="360"/>
       </w:pPr>
       <w:r>
+        <w:rPr>
+          <w:rFonts w:ascii="Aptos" w:hAnsi="Aptos" w:eastAsia="ＭＳ 明朝" w:cs="Aptos" w:eastAsiaTheme="minorEastAsia" w:csTheme="minorBidi"/>
+          <w:color w:val="1F2937"/>
+          <w:sz w:val="19"/>
+          <w:szCs w:val="22"/>
+        </w:rPr>
         <w:t>Deliveries open from the main desk, including from the phone Home button.</w:t>
       </w:r>
     </w:p>
@@ -1536,8 +1753,15 @@
       <w:pPr>
         <w:pStyle w:val="ListBullet"/>
         <w:spacing w:after="40"/>
+        <w:ind w:left="360" w:hanging="360"/>
       </w:pPr>
       <w:r>
+        <w:rPr>
+          <w:rFonts w:ascii="Aptos" w:hAnsi="Aptos" w:eastAsia="ＭＳ 明朝" w:cs="Aptos" w:eastAsiaTheme="minorEastAsia" w:csTheme="minorBidi"/>
+          <w:color w:val="1F2937"/>
+          <w:sz w:val="19"/>
+          <w:szCs w:val="22"/>
+        </w:rPr>
         <w:t>Driver scores are calculated from delivery records, with links back to the underlying deliveries or tasks.</w:t>
       </w:r>
     </w:p>
@@ -1545,8 +1769,15 @@
       <w:pPr>
         <w:pStyle w:val="ListBullet"/>
         <w:spacing w:after="40"/>
+        <w:ind w:left="360" w:hanging="360"/>
       </w:pPr>
       <w:r>
+        <w:rPr>
+          <w:rFonts w:ascii="Aptos" w:hAnsi="Aptos" w:eastAsia="ＭＳ 明朝" w:cs="Aptos" w:eastAsiaTheme="minorEastAsia" w:csTheme="minorBidi"/>
+          <w:color w:val="1F2937"/>
+          <w:sz w:val="19"/>
+          <w:szCs w:val="22"/>
+        </w:rPr>
         <w:t>All drivers appear on the performance board, and deliveries without deadlines are not counted as on-time.</w:t>
       </w:r>
     </w:p>
@@ -1554,8 +1785,15 @@
       <w:pPr>
         <w:pStyle w:val="ListBullet"/>
         <w:spacing w:after="40"/>
+        <w:ind w:left="360" w:hanging="360"/>
       </w:pPr>
       <w:r>
+        <w:rPr>
+          <w:rFonts w:ascii="Aptos" w:hAnsi="Aptos" w:eastAsia="ＭＳ 明朝" w:cs="Aptos" w:eastAsiaTheme="minorEastAsia" w:csTheme="minorBidi"/>
+          <w:color w:val="1F2937"/>
+          <w:sz w:val="19"/>
+          <w:szCs w:val="22"/>
+        </w:rPr>
         <w:t>Vehicle-care notes are shown for the relevant driver.</w:t>
       </w:r>
     </w:p>
@@ -1563,8 +1801,15 @@
       <w:pPr>
         <w:pStyle w:val="ListBullet"/>
         <w:spacing w:after="40"/>
+        <w:ind w:left="360" w:hanging="360"/>
       </w:pPr>
       <w:r>
+        <w:rPr>
+          <w:rFonts w:ascii="Aptos" w:hAnsi="Aptos" w:eastAsia="ＭＳ 明朝" w:cs="Aptos" w:eastAsiaTheme="minorEastAsia" w:csTheme="minorBidi"/>
+          <w:color w:val="1F2937"/>
+          <w:sz w:val="19"/>
+          <w:szCs w:val="22"/>
+        </w:rPr>
         <w:t>A monthly performance dashboard combines weekly tasks, to-do items, and attendance from employee records.</w:t>
       </w:r>
     </w:p>
@@ -1572,8 +1817,15 @@
       <w:pPr>
         <w:pStyle w:val="ListBullet"/>
         <w:spacing w:after="40"/>
+        <w:ind w:left="360" w:hanging="360"/>
       </w:pPr>
       <w:r>
+        <w:rPr>
+          <w:rFonts w:ascii="Aptos" w:hAnsi="Aptos" w:eastAsia="ＭＳ 明朝" w:cs="Aptos" w:eastAsiaTheme="minorEastAsia" w:csTheme="minorBidi"/>
+          <w:color w:val="1F2937"/>
+          <w:sz w:val="19"/>
+          <w:szCs w:val="22"/>
+        </w:rPr>
         <w:t>Clock-in from the app is sent to the real attendance service.</w:t>
       </w:r>
     </w:p>
@@ -1581,8 +1833,15 @@
       <w:pPr>
         <w:pStyle w:val="ListBullet"/>
         <w:spacing w:after="40"/>
+        <w:ind w:left="360" w:hanging="360"/>
       </w:pPr>
       <w:r>
+        <w:rPr>
+          <w:rFonts w:ascii="Aptos" w:hAnsi="Aptos" w:eastAsia="ＭＳ 明朝" w:cs="Aptos" w:eastAsiaTheme="minorEastAsia" w:csTheme="minorBidi"/>
+          <w:color w:val="1F2937"/>
+          <w:sz w:val="19"/>
+          <w:szCs w:val="22"/>
+        </w:rPr>
         <w:t>An overtime page provides daily overtime and a team view.</w:t>
       </w:r>
     </w:p>
@@ -1591,11 +1850,28 @@
         <w:pStyle w:val="Heading2"/>
       </w:pPr>
       <w:r>
+        <w:rPr>
+          <w:rFonts w:ascii="Aptos Display" w:hAnsi="Aptos Display" w:eastAsia="ＭＳ ゴシック" w:cs="Aptos Display" w:asciiTheme="majorHAnsi" w:hAnsiTheme="majorHAnsi" w:eastAsiaTheme="majorEastAsia" w:csTheme="majorBidi"/>
+          <w:b/>
+          <w:bCs/>
+          <w:color w:val="2563EB"/>
+          <w:sz w:val="23"/>
+          <w:szCs w:val="26"/>
+        </w:rPr>
         <w:t>4.9 AI assistant for invoices</w:t>
       </w:r>
     </w:p>
     <w:p>
+      <w:pPr>
+        <w:spacing w:after="100" w:line="276" w:lineRule="auto"/>
+      </w:pPr>
       <w:r>
+        <w:rPr>
+          <w:rFonts w:ascii="Aptos" w:hAnsi="Aptos" w:eastAsia="ＭＳ 明朝" w:cs="Aptos" w:eastAsiaTheme="minorEastAsia" w:csTheme="minorBidi"/>
+          <w:color w:val="1F2937"/>
+          <w:sz w:val="19"/>
+          <w:szCs w:val="22"/>
+        </w:rPr>
         <w:t>On 30 September 2026, the AI invoice assistant was moved inside the company system. Staff can now issue live invoice-related commands without relying on a separate helper service.</w:t>
       </w:r>
     </w:p>
@@ -1604,6 +1880,14 @@
         <w:pStyle w:val="Heading2"/>
       </w:pPr>
       <w:r>
+        <w:rPr>
+          <w:rFonts w:ascii="Aptos Display" w:hAnsi="Aptos Display" w:eastAsia="ＭＳ ゴシック" w:cs="Aptos Display" w:asciiTheme="majorHAnsi" w:hAnsiTheme="majorHAnsi" w:eastAsiaTheme="majorEastAsia" w:csTheme="majorBidi"/>
+          <w:b/>
+          <w:bCs/>
+          <w:color w:val="2563EB"/>
+          <w:sz w:val="23"/>
+          <w:szCs w:val="26"/>
+        </w:rPr>
         <w:t>4.10 Live-site reliability and security work</w:t>
       </w:r>
     </w:p>
@@ -1611,8 +1895,15 @@
       <w:pPr>
         <w:pStyle w:val="ListBullet"/>
         <w:spacing w:after="40"/>
+        <w:ind w:left="360" w:hanging="360"/>
       </w:pPr>
       <w:r>
+        <w:rPr>
+          <w:rFonts w:ascii="Aptos" w:hAnsi="Aptos" w:eastAsia="ＭＳ 明朝" w:cs="Aptos" w:eastAsiaTheme="minorEastAsia" w:csTheme="minorBidi"/>
+          <w:color w:val="1F2937"/>
+          <w:sz w:val="19"/>
+          <w:szCs w:val="22"/>
+        </w:rPr>
         <w:t>Deployments no longer overwrite payroll, voucher, and logout pages.</w:t>
       </w:r>
     </w:p>
@@ -1620,8 +1911,15 @@
       <w:pPr>
         <w:pStyle w:val="ListBullet"/>
         <w:spacing w:after="40"/>
+        <w:ind w:left="360" w:hanging="360"/>
       </w:pPr>
       <w:r>
+        <w:rPr>
+          <w:rFonts w:ascii="Aptos" w:hAnsi="Aptos" w:eastAsia="ＭＳ 明朝" w:cs="Aptos" w:eastAsiaTheme="minorEastAsia" w:csTheme="minorBidi"/>
+          <w:color w:val="1F2937"/>
+          <w:sz w:val="19"/>
+          <w:szCs w:val="22"/>
+        </w:rPr>
         <w:t>Deployment now uses secure file transfer and replaces stale files on the live host.</w:t>
       </w:r>
     </w:p>
@@ -1629,8 +1927,15 @@
       <w:pPr>
         <w:pStyle w:val="ListBullet"/>
         <w:spacing w:after="40"/>
+        <w:ind w:left="360" w:hanging="360"/>
       </w:pPr>
       <w:r>
+        <w:rPr>
+          <w:rFonts w:ascii="Aptos" w:hAnsi="Aptos" w:eastAsia="ＭＳ 明朝" w:cs="Aptos" w:eastAsiaTheme="minorEastAsia" w:csTheme="minorBidi"/>
+          <w:color w:val="1F2937"/>
+          <w:sz w:val="19"/>
+          <w:szCs w:val="22"/>
+        </w:rPr>
         <w:t>WhatsApp on the live host was aligned with the correct database and address rules.</w:t>
       </w:r>
     </w:p>
@@ -1638,8 +1943,15 @@
       <w:pPr>
         <w:pStyle w:val="ListBullet"/>
         <w:spacing w:after="40"/>
+        <w:ind w:left="360" w:hanging="360"/>
       </w:pPr>
       <w:r>
+        <w:rPr>
+          <w:rFonts w:ascii="Aptos" w:hAnsi="Aptos" w:eastAsia="ＭＳ 明朝" w:cs="Aptos" w:eastAsiaTheme="minorEastAsia" w:csTheme="minorBidi"/>
+          <w:color w:val="1F2937"/>
+          <w:sz w:val="19"/>
+          <w:szCs w:val="22"/>
+        </w:rPr>
         <w:t>A missing WhatsApp file that had caused a server error was published, and the page now handles the missing-file case safely.</w:t>
       </w:r>
     </w:p>
@@ -1647,8 +1959,15 @@
       <w:pPr>
         <w:pStyle w:val="ListBullet"/>
         <w:spacing w:after="40"/>
+        <w:ind w:left="360" w:hanging="360"/>
       </w:pPr>
       <w:r>
+        <w:rPr>
+          <w:rFonts w:ascii="Aptos" w:hAnsi="Aptos" w:eastAsia="ＭＳ 明朝" w:cs="Aptos" w:eastAsiaTheme="minorEastAsia" w:csTheme="minorBidi"/>
+          <w:color w:val="1F2937"/>
+          <w:sz w:val="19"/>
+          <w:szCs w:val="22"/>
+        </w:rPr>
         <w:t>A security-scanner false alarm in a core file was reduced.</w:t>
       </w:r>
     </w:p>
@@ -1656,8 +1975,15 @@
       <w:pPr>
         <w:pStyle w:val="ListBullet"/>
         <w:spacing w:after="40"/>
+        <w:ind w:left="360" w:hanging="360"/>
       </w:pPr>
       <w:r>
+        <w:rPr>
+          <w:rFonts w:ascii="Aptos" w:hAnsi="Aptos" w:eastAsia="ＭＳ 明朝" w:cs="Aptos" w:eastAsiaTheme="minorEastAsia" w:csTheme="minorBidi"/>
+          <w:color w:val="1F2937"/>
+          <w:sz w:val="19"/>
+          <w:szCs w:val="22"/>
+        </w:rPr>
         <w:t>Payroll, voucher tasks, and the warehouse address that had returned page-not-found errors were corrected.</w:t>
       </w:r>
     </w:p>
@@ -1666,6 +1992,14 @@
         <w:pStyle w:val="Heading1"/>
       </w:pPr>
       <w:r>
+        <w:rPr>
+          <w:rFonts w:ascii="Aptos Display" w:hAnsi="Aptos Display" w:eastAsia="ＭＳ ゴシック" w:cs="Aptos Display" w:asciiTheme="majorHAnsi" w:hAnsiTheme="majorHAnsi" w:eastAsiaTheme="majorEastAsia" w:csTheme="majorBidi"/>
+          <w:b/>
+          <w:bCs/>
+          <w:color w:val="173F67"/>
+          <w:sz w:val="30"/>
+          <w:szCs w:val="28"/>
+        </w:rPr>
         <w:t>5. Management Reporting Added on 1 October</w:t>
       </w:r>
     </w:p>
@@ -1675,18 +2009,35 @@
       </w:pPr>
       <w:r>
         <w:rPr>
+          <w:rFonts w:ascii="Aptos" w:hAnsi="Aptos" w:eastAsia="ＭＳ 明朝" w:cs="Aptos" w:eastAsiaTheme="minorEastAsia" w:csTheme="minorBidi"/>
           <w:i/>
+          <w:iCs/>
           <w:color w:val="64748B"/>
           <w:sz w:val="18"/>
+          <w:szCs w:val="22"/>
         </w:rPr>
         <w:t>Turning operational data into management information</w:t>
       </w:r>
     </w:p>
     <w:tbl>
       <w:tblPr>
-        <w:tblW w:type="auto" w:w="0"/>
+        <w:tblW w:w="0" w:type="auto"/>
         <w:jc w:val="center"/>
-        <w:tblLook w:firstColumn="1" w:firstRow="1" w:lastColumn="0" w:lastRow="0" w:noHBand="0" w:noVBand="1" w:val="04A0"/>
+        <w:tblBorders>
+          <w:top w:val="single" w:sz="6" w:space="0" w:color="DCE5EE"/>
+          <w:left w:val="single" w:sz="6" w:space="0" w:color="DCE5EE"/>
+          <w:bottom w:val="single" w:sz="6" w:space="0" w:color="DCE5EE"/>
+          <w:right w:val="single" w:sz="6" w:space="0" w:color="DCE5EE"/>
+          <w:insideH w:val="single" w:sz="6" w:space="0" w:color="DCE5EE"/>
+          <w:insideV w:val="single" w:sz="6" w:space="0" w:color="DCE5EE"/>
+        </w:tblBorders>
+        <w:tblCellMar>
+          <w:top w:w="0" w:type="dxa"/>
+          <w:left w:w="108" w:type="dxa"/>
+          <w:bottom w:w="0" w:type="dxa"/>
+          <w:right w:w="108" w:type="dxa"/>
+        </w:tblCellMar>
+        <w:tblLook w:firstRow="1" w:firstColumn="1" w:noVBand="1"/>
       </w:tblPr>
       <w:tblGrid>
         <w:gridCol w:w="3360"/>
@@ -1696,24 +2047,31 @@
       <w:tr>
         <w:trPr>
           <w:cantSplit/>
-          <w:tblHeader w:val="true"/>
+          <w:tblHeader/>
         </w:trPr>
         <w:tc>
           <w:tcPr>
-            <w:tcW w:type="dxa" w:w="3360"/>
-            <w:shd w:fill="173F67"/>
+            <w:tcW w:w="3360" w:type="dxa"/>
+            <w:shd w:val="clear" w:fill="173F67"/>
             <w:tcMar>
               <w:top w:w="90" w:type="dxa"/>
-              <w:start w:w="100" w:type="dxa"/>
+              <w:left w:w="100" w:type="dxa"/>
               <w:bottom w:w="90" w:type="dxa"/>
-              <w:end w:w="100" w:type="dxa"/>
+              <w:right w:w="100" w:type="dxa"/>
             </w:tcMar>
           </w:tcPr>
           <w:p>
+            <w:pPr>
+              <w:spacing w:after="100" w:line="276" w:lineRule="auto"/>
+            </w:pPr>
             <w:r>
               <w:rPr>
+                <w:rFonts w:ascii="Aptos" w:hAnsi="Aptos" w:eastAsia="ＭＳ 明朝" w:cs="Aptos" w:eastAsiaTheme="minorEastAsia" w:csTheme="minorBidi"/>
                 <w:b/>
+                <w:bCs/>
                 <w:color w:val="FFFFFF"/>
+                <w:sz w:val="19"/>
+                <w:szCs w:val="22"/>
               </w:rPr>
               <w:t>Management area</w:t>
             </w:r>
@@ -1721,20 +2079,27 @@
         </w:tc>
         <w:tc>
           <w:tcPr>
-            <w:tcW w:type="dxa" w:w="3360"/>
-            <w:shd w:fill="173F67"/>
+            <w:tcW w:w="3360" w:type="dxa"/>
+            <w:shd w:val="clear" w:fill="173F67"/>
             <w:tcMar>
               <w:top w:w="90" w:type="dxa"/>
-              <w:start w:w="100" w:type="dxa"/>
+              <w:left w:w="100" w:type="dxa"/>
               <w:bottom w:w="90" w:type="dxa"/>
-              <w:end w:w="100" w:type="dxa"/>
+              <w:right w:w="100" w:type="dxa"/>
             </w:tcMar>
           </w:tcPr>
           <w:p>
+            <w:pPr>
+              <w:spacing w:after="100" w:line="276" w:lineRule="auto"/>
+            </w:pPr>
             <w:r>
               <w:rPr>
+                <w:rFonts w:ascii="Aptos" w:hAnsi="Aptos" w:eastAsia="ＭＳ 明朝" w:cs="Aptos" w:eastAsiaTheme="minorEastAsia" w:csTheme="minorBidi"/>
                 <w:b/>
+                <w:bCs/>
                 <w:color w:val="FFFFFF"/>
+                <w:sz w:val="19"/>
+                <w:szCs w:val="22"/>
               </w:rPr>
               <w:t>What the system now shows</w:t>
             </w:r>
@@ -1742,20 +2107,27 @@
         </w:tc>
         <w:tc>
           <w:tcPr>
-            <w:tcW w:type="dxa" w:w="3360"/>
-            <w:shd w:fill="173F67"/>
+            <w:tcW w:w="3360" w:type="dxa"/>
+            <w:shd w:val="clear" w:fill="173F67"/>
             <w:tcMar>
               <w:top w:w="90" w:type="dxa"/>
-              <w:start w:w="100" w:type="dxa"/>
+              <w:left w:w="100" w:type="dxa"/>
               <w:bottom w:w="90" w:type="dxa"/>
-              <w:end w:w="100" w:type="dxa"/>
+              <w:right w:w="100" w:type="dxa"/>
             </w:tcMar>
           </w:tcPr>
           <w:p>
+            <w:pPr>
+              <w:spacing w:after="100" w:line="276" w:lineRule="auto"/>
+            </w:pPr>
             <w:r>
               <w:rPr>
+                <w:rFonts w:ascii="Aptos" w:hAnsi="Aptos" w:eastAsia="ＭＳ 明朝" w:cs="Aptos" w:eastAsiaTheme="minorEastAsia" w:csTheme="minorBidi"/>
                 <w:b/>
+                <w:bCs/>
                 <w:color w:val="FFFFFF"/>
+                <w:sz w:val="19"/>
+                <w:szCs w:val="22"/>
               </w:rPr>
               <w:t>How it helps management</w:t>
             </w:r>
@@ -1768,7 +2140,7 @@
         </w:trPr>
         <w:tc>
           <w:tcPr>
-            <w:tcW w:type="dxa" w:w="3360"/>
+            <w:tcW w:w="3360" w:type="dxa"/>
             <w:tcBorders>
               <w:top w:val="single" w:sz="6" w:space="0" w:color="DCE5EE"/>
               <w:left w:val="single" w:sz="6" w:space="0" w:color="DCE5EE"/>
@@ -1779,20 +2151,29 @@
             </w:tcBorders>
             <w:tcMar>
               <w:top w:w="90" w:type="dxa"/>
-              <w:start w:w="100" w:type="dxa"/>
+              <w:left w:w="100" w:type="dxa"/>
               <w:bottom w:w="90" w:type="dxa"/>
-              <w:end w:w="100" w:type="dxa"/>
+              <w:right w:w="100" w:type="dxa"/>
             </w:tcMar>
           </w:tcPr>
           <w:p>
+            <w:pPr>
+              <w:spacing w:after="100" w:line="276" w:lineRule="auto"/>
+            </w:pPr>
             <w:r>
+              <w:rPr>
+                <w:rFonts w:ascii="Aptos" w:hAnsi="Aptos" w:eastAsia="ＭＳ 明朝" w:cs="Aptos" w:eastAsiaTheme="minorEastAsia" w:csTheme="minorBidi"/>
+                <w:color w:val="1F2937"/>
+                <w:sz w:val="19"/>
+                <w:szCs w:val="22"/>
+              </w:rPr>
               <w:t>Finance</w:t>
             </w:r>
           </w:p>
         </w:tc>
         <w:tc>
           <w:tcPr>
-            <w:tcW w:type="dxa" w:w="3360"/>
+            <w:tcW w:w="3360" w:type="dxa"/>
             <w:tcBorders>
               <w:top w:val="single" w:sz="6" w:space="0" w:color="DCE5EE"/>
               <w:left w:val="single" w:sz="6" w:space="0" w:color="DCE5EE"/>
@@ -1803,20 +2184,29 @@
             </w:tcBorders>
             <w:tcMar>
               <w:top w:w="90" w:type="dxa"/>
-              <w:start w:w="100" w:type="dxa"/>
+              <w:left w:w="100" w:type="dxa"/>
               <w:bottom w:w="90" w:type="dxa"/>
-              <w:end w:w="100" w:type="dxa"/>
+              <w:right w:w="100" w:type="dxa"/>
             </w:tcMar>
           </w:tcPr>
           <w:p>
+            <w:pPr>
+              <w:spacing w:after="100" w:line="276" w:lineRule="auto"/>
+            </w:pPr>
             <w:r>
+              <w:rPr>
+                <w:rFonts w:ascii="Aptos" w:hAnsi="Aptos" w:eastAsia="ＭＳ 明朝" w:cs="Aptos" w:eastAsiaTheme="minorEastAsia" w:csTheme="minorBidi"/>
+                <w:color w:val="1F2937"/>
+                <w:sz w:val="19"/>
+                <w:szCs w:val="22"/>
+              </w:rPr>
               <w:t>Score based on cashbook entries and expense recordings.</w:t>
             </w:r>
           </w:p>
         </w:tc>
         <w:tc>
           <w:tcPr>
-            <w:tcW w:type="dxa" w:w="3360"/>
+            <w:tcW w:w="3360" w:type="dxa"/>
             <w:tcBorders>
               <w:top w:val="single" w:sz="6" w:space="0" w:color="DCE5EE"/>
               <w:left w:val="single" w:sz="6" w:space="0" w:color="DCE5EE"/>
@@ -1827,13 +2217,22 @@
             </w:tcBorders>
             <w:tcMar>
               <w:top w:w="90" w:type="dxa"/>
-              <w:start w:w="100" w:type="dxa"/>
+              <w:left w:w="100" w:type="dxa"/>
               <w:bottom w:w="90" w:type="dxa"/>
-              <w:end w:w="100" w:type="dxa"/>
+              <w:right w:w="100" w:type="dxa"/>
             </w:tcMar>
           </w:tcPr>
           <w:p>
+            <w:pPr>
+              <w:spacing w:after="100" w:line="276" w:lineRule="auto"/>
+            </w:pPr>
             <w:r>
+              <w:rPr>
+                <w:rFonts w:ascii="Aptos" w:hAnsi="Aptos" w:eastAsia="ＭＳ 明朝" w:cs="Aptos" w:eastAsiaTheme="minorEastAsia" w:csTheme="minorBidi"/>
+                <w:color w:val="1F2937"/>
+                <w:sz w:val="19"/>
+                <w:szCs w:val="22"/>
+              </w:rPr>
               <w:t>Focuses review on the records the finance team actually enters.</w:t>
             </w:r>
           </w:p>
@@ -1845,7 +2244,7 @@
         </w:trPr>
         <w:tc>
           <w:tcPr>
-            <w:tcW w:type="dxa" w:w="3360"/>
+            <w:tcW w:w="3360" w:type="dxa"/>
             <w:tcBorders>
               <w:top w:val="single" w:sz="6" w:space="0" w:color="DCE5EE"/>
               <w:left w:val="single" w:sz="6" w:space="0" w:color="DCE5EE"/>
@@ -1856,20 +2255,29 @@
             </w:tcBorders>
             <w:tcMar>
               <w:top w:w="90" w:type="dxa"/>
-              <w:start w:w="100" w:type="dxa"/>
+              <w:left w:w="100" w:type="dxa"/>
               <w:bottom w:w="90" w:type="dxa"/>
-              <w:end w:w="100" w:type="dxa"/>
+              <w:right w:w="100" w:type="dxa"/>
             </w:tcMar>
           </w:tcPr>
           <w:p>
+            <w:pPr>
+              <w:spacing w:after="100" w:line="276" w:lineRule="auto"/>
+            </w:pPr>
             <w:r>
+              <w:rPr>
+                <w:rFonts w:ascii="Aptos" w:hAnsi="Aptos" w:eastAsia="ＭＳ 明朝" w:cs="Aptos" w:eastAsiaTheme="minorEastAsia" w:csTheme="minorBidi"/>
+                <w:color w:val="1F2937"/>
+                <w:sz w:val="19"/>
+                <w:szCs w:val="22"/>
+              </w:rPr>
               <w:t>Procurement</w:t>
             </w:r>
           </w:p>
         </w:tc>
         <w:tc>
           <w:tcPr>
-            <w:tcW w:type="dxa" w:w="3360"/>
+            <w:tcW w:w="3360" w:type="dxa"/>
             <w:tcBorders>
               <w:top w:val="single" w:sz="6" w:space="0" w:color="DCE5EE"/>
               <w:left w:val="single" w:sz="6" w:space="0" w:color="DCE5EE"/>
@@ -1880,20 +2288,29 @@
             </w:tcBorders>
             <w:tcMar>
               <w:top w:w="90" w:type="dxa"/>
-              <w:start w:w="100" w:type="dxa"/>
+              <w:left w:w="100" w:type="dxa"/>
               <w:bottom w:w="90" w:type="dxa"/>
-              <w:end w:w="100" w:type="dxa"/>
+              <w:right w:w="100" w:type="dxa"/>
             </w:tcMar>
           </w:tcPr>
           <w:p>
+            <w:pPr>
+              <w:spacing w:after="100" w:line="276" w:lineRule="auto"/>
+            </w:pPr>
             <w:r>
+              <w:rPr>
+                <w:rFonts w:ascii="Aptos" w:hAnsi="Aptos" w:eastAsia="ＭＳ 明朝" w:cs="Aptos" w:eastAsiaTheme="minorEastAsia" w:csTheme="minorBidi"/>
+                <w:color w:val="1F2937"/>
+                <w:sz w:val="19"/>
+                <w:szCs w:val="22"/>
+              </w:rPr>
               <w:t>Lead time, supplier delivery, savings, stock, and purchase-order accuracy.</w:t>
             </w:r>
           </w:p>
         </w:tc>
         <w:tc>
           <w:tcPr>
-            <w:tcW w:type="dxa" w:w="3360"/>
+            <w:tcW w:w="3360" w:type="dxa"/>
             <w:tcBorders>
               <w:top w:val="single" w:sz="6" w:space="0" w:color="DCE5EE"/>
               <w:left w:val="single" w:sz="6" w:space="0" w:color="DCE5EE"/>
@@ -1904,13 +2321,22 @@
             </w:tcBorders>
             <w:tcMar>
               <w:top w:w="90" w:type="dxa"/>
-              <w:start w:w="100" w:type="dxa"/>
+              <w:left w:w="100" w:type="dxa"/>
               <w:bottom w:w="90" w:type="dxa"/>
-              <w:end w:w="100" w:type="dxa"/>
+              <w:right w:w="100" w:type="dxa"/>
             </w:tcMar>
           </w:tcPr>
           <w:p>
+            <w:pPr>
+              <w:spacing w:after="100" w:line="276" w:lineRule="auto"/>
+            </w:pPr>
             <w:r>
+              <w:rPr>
+                <w:rFonts w:ascii="Aptos" w:hAnsi="Aptos" w:eastAsia="ＭＳ 明朝" w:cs="Aptos" w:eastAsiaTheme="minorEastAsia" w:csTheme="minorBidi"/>
+                <w:color w:val="1F2937"/>
+                <w:sz w:val="19"/>
+                <w:szCs w:val="22"/>
+              </w:rPr>
               <w:t>Makes procurement performance easier to monitor against targets.</w:t>
             </w:r>
           </w:p>
@@ -1922,7 +2348,7 @@
         </w:trPr>
         <w:tc>
           <w:tcPr>
-            <w:tcW w:type="dxa" w:w="3360"/>
+            <w:tcW w:w="3360" w:type="dxa"/>
             <w:tcBorders>
               <w:top w:val="single" w:sz="6" w:space="0" w:color="DCE5EE"/>
               <w:left w:val="single" w:sz="6" w:space="0" w:color="DCE5EE"/>
@@ -1933,20 +2359,29 @@
             </w:tcBorders>
             <w:tcMar>
               <w:top w:w="90" w:type="dxa"/>
-              <w:start w:w="100" w:type="dxa"/>
+              <w:left w:w="100" w:type="dxa"/>
               <w:bottom w:w="90" w:type="dxa"/>
-              <w:end w:w="100" w:type="dxa"/>
+              <w:right w:w="100" w:type="dxa"/>
             </w:tcMar>
           </w:tcPr>
           <w:p>
+            <w:pPr>
+              <w:spacing w:after="100" w:line="276" w:lineRule="auto"/>
+            </w:pPr>
             <w:r>
+              <w:rPr>
+                <w:rFonts w:ascii="Aptos" w:hAnsi="Aptos" w:eastAsia="ＭＳ 明朝" w:cs="Aptos" w:eastAsiaTheme="minorEastAsia" w:csTheme="minorBidi"/>
+                <w:color w:val="1F2937"/>
+                <w:sz w:val="19"/>
+                <w:szCs w:val="22"/>
+              </w:rPr>
               <w:t>Customer performance</w:t>
             </w:r>
           </w:p>
         </w:tc>
         <w:tc>
           <w:tcPr>
-            <w:tcW w:type="dxa" w:w="3360"/>
+            <w:tcW w:w="3360" w:type="dxa"/>
             <w:tcBorders>
               <w:top w:val="single" w:sz="6" w:space="0" w:color="DCE5EE"/>
               <w:left w:val="single" w:sz="6" w:space="0" w:color="DCE5EE"/>
@@ -1957,20 +2392,29 @@
             </w:tcBorders>
             <w:tcMar>
               <w:top w:w="90" w:type="dxa"/>
-              <w:start w:w="100" w:type="dxa"/>
+              <w:left w:w="100" w:type="dxa"/>
               <w:bottom w:w="90" w:type="dxa"/>
-              <w:end w:w="100" w:type="dxa"/>
+              <w:right w:w="100" w:type="dxa"/>
             </w:tcMar>
           </w:tcPr>
           <w:p>
+            <w:pPr>
+              <w:spacing w:after="100" w:line="276" w:lineRule="auto"/>
+            </w:pPr>
             <w:r>
+              <w:rPr>
+                <w:rFonts w:ascii="Aptos" w:hAnsi="Aptos" w:eastAsia="ＭＳ 明朝" w:cs="Aptos" w:eastAsiaTheme="minorEastAsia" w:csTheme="minorBidi"/>
+                <w:color w:val="1F2937"/>
+                <w:sz w:val="19"/>
+                <w:szCs w:val="22"/>
+              </w:rPr>
               <w:t>A performance board based on sales invoices for a chosen period.</w:t>
             </w:r>
           </w:p>
         </w:tc>
         <w:tc>
           <w:tcPr>
-            <w:tcW w:type="dxa" w:w="3360"/>
+            <w:tcW w:w="3360" w:type="dxa"/>
             <w:tcBorders>
               <w:top w:val="single" w:sz="6" w:space="0" w:color="DCE5EE"/>
               <w:left w:val="single" w:sz="6" w:space="0" w:color="DCE5EE"/>
@@ -1981,13 +2425,22 @@
             </w:tcBorders>
             <w:tcMar>
               <w:top w:w="90" w:type="dxa"/>
-              <w:start w:w="100" w:type="dxa"/>
+              <w:left w:w="100" w:type="dxa"/>
               <w:bottom w:w="90" w:type="dxa"/>
-              <w:end w:w="100" w:type="dxa"/>
+              <w:right w:w="100" w:type="dxa"/>
             </w:tcMar>
           </w:tcPr>
           <w:p>
+            <w:pPr>
+              <w:spacing w:after="100" w:line="276" w:lineRule="auto"/>
+            </w:pPr>
             <w:r>
+              <w:rPr>
+                <w:rFonts w:ascii="Aptos" w:hAnsi="Aptos" w:eastAsia="ＭＳ 明朝" w:cs="Aptos" w:eastAsiaTheme="minorEastAsia" w:csTheme="minorBidi"/>
+                <w:color w:val="1F2937"/>
+                <w:sz w:val="19"/>
+                <w:szCs w:val="22"/>
+              </w:rPr>
               <w:t>Gives management a period-based view of customer sales performance.</w:t>
             </w:r>
           </w:p>
@@ -1999,7 +2452,7 @@
         </w:trPr>
         <w:tc>
           <w:tcPr>
-            <w:tcW w:type="dxa" w:w="3360"/>
+            <w:tcW w:w="3360" w:type="dxa"/>
             <w:tcBorders>
               <w:top w:val="single" w:sz="6" w:space="0" w:color="DCE5EE"/>
               <w:left w:val="single" w:sz="6" w:space="0" w:color="DCE5EE"/>
@@ -2010,20 +2463,29 @@
             </w:tcBorders>
             <w:tcMar>
               <w:top w:w="90" w:type="dxa"/>
-              <w:start w:w="100" w:type="dxa"/>
+              <w:left w:w="100" w:type="dxa"/>
               <w:bottom w:w="90" w:type="dxa"/>
-              <w:end w:w="100" w:type="dxa"/>
+              <w:right w:w="100" w:type="dxa"/>
             </w:tcMar>
           </w:tcPr>
           <w:p>
+            <w:pPr>
+              <w:spacing w:after="100" w:line="276" w:lineRule="auto"/>
+            </w:pPr>
             <w:r>
+              <w:rPr>
+                <w:rFonts w:ascii="Aptos" w:hAnsi="Aptos" w:eastAsia="ＭＳ 明朝" w:cs="Aptos" w:eastAsiaTheme="minorEastAsia" w:csTheme="minorBidi"/>
+                <w:color w:val="1F2937"/>
+                <w:sz w:val="19"/>
+                <w:szCs w:val="22"/>
+              </w:rPr>
               <w:t>Operations</w:t>
             </w:r>
           </w:p>
         </w:tc>
         <w:tc>
           <w:tcPr>
-            <w:tcW w:type="dxa" w:w="3360"/>
+            <w:tcW w:w="3360" w:type="dxa"/>
             <w:tcBorders>
               <w:top w:val="single" w:sz="6" w:space="0" w:color="DCE5EE"/>
               <w:left w:val="single" w:sz="6" w:space="0" w:color="DCE5EE"/>
@@ -2034,20 +2496,29 @@
             </w:tcBorders>
             <w:tcMar>
               <w:top w:w="90" w:type="dxa"/>
-              <w:start w:w="100" w:type="dxa"/>
+              <w:left w:w="100" w:type="dxa"/>
               <w:bottom w:w="90" w:type="dxa"/>
-              <w:end w:w="100" w:type="dxa"/>
+              <w:right w:w="100" w:type="dxa"/>
             </w:tcMar>
           </w:tcPr>
           <w:p>
+            <w:pPr>
+              <w:spacing w:after="100" w:line="276" w:lineRule="auto"/>
+            </w:pPr>
             <w:r>
+              <w:rPr>
+                <w:rFonts w:ascii="Aptos" w:hAnsi="Aptos" w:eastAsia="ＭＳ 明朝" w:cs="Aptos" w:eastAsiaTheme="minorEastAsia" w:csTheme="minorBidi"/>
+                <w:color w:val="1F2937"/>
+                <w:sz w:val="19"/>
+                <w:szCs w:val="22"/>
+              </w:rPr>
               <w:t>Quarterly Operations report that can be opened for a selected quarter.</w:t>
             </w:r>
           </w:p>
         </w:tc>
         <w:tc>
           <w:tcPr>
-            <w:tcW w:type="dxa" w:w="3360"/>
+            <w:tcW w:w="3360" w:type="dxa"/>
             <w:tcBorders>
               <w:top w:val="single" w:sz="6" w:space="0" w:color="DCE5EE"/>
               <w:left w:val="single" w:sz="6" w:space="0" w:color="DCE5EE"/>
@@ -2058,13 +2529,22 @@
             </w:tcBorders>
             <w:tcMar>
               <w:top w:w="90" w:type="dxa"/>
-              <w:start w:w="100" w:type="dxa"/>
+              <w:left w:w="100" w:type="dxa"/>
               <w:bottom w:w="90" w:type="dxa"/>
-              <w:end w:w="100" w:type="dxa"/>
+              <w:right w:w="100" w:type="dxa"/>
             </w:tcMar>
           </w:tcPr>
           <w:p>
+            <w:pPr>
+              <w:spacing w:after="100" w:line="276" w:lineRule="auto"/>
+            </w:pPr>
             <w:r>
+              <w:rPr>
+                <w:rFonts w:ascii="Aptos" w:hAnsi="Aptos" w:eastAsia="ＭＳ 明朝" w:cs="Aptos" w:eastAsiaTheme="minorEastAsia" w:csTheme="minorBidi"/>
+                <w:color w:val="1F2937"/>
+                <w:sz w:val="19"/>
+                <w:szCs w:val="22"/>
+              </w:rPr>
               <w:t>Provides a management view without waiting for a separate spreadsheet.</w:t>
             </w:r>
           </w:p>
@@ -2076,7 +2556,7 @@
         </w:trPr>
         <w:tc>
           <w:tcPr>
-            <w:tcW w:type="dxa" w:w="3360"/>
+            <w:tcW w:w="3360" w:type="dxa"/>
             <w:tcBorders>
               <w:top w:val="single" w:sz="6" w:space="0" w:color="DCE5EE"/>
               <w:left w:val="single" w:sz="6" w:space="0" w:color="DCE5EE"/>
@@ -2087,20 +2567,29 @@
             </w:tcBorders>
             <w:tcMar>
               <w:top w:w="90" w:type="dxa"/>
-              <w:start w:w="100" w:type="dxa"/>
+              <w:left w:w="100" w:type="dxa"/>
               <w:bottom w:w="90" w:type="dxa"/>
-              <w:end w:w="100" w:type="dxa"/>
+              <w:right w:w="100" w:type="dxa"/>
             </w:tcMar>
           </w:tcPr>
           <w:p>
+            <w:pPr>
+              <w:spacing w:after="100" w:line="276" w:lineRule="auto"/>
+            </w:pPr>
             <w:r>
+              <w:rPr>
+                <w:rFonts w:ascii="Aptos" w:hAnsi="Aptos" w:eastAsia="ＭＳ 明朝" w:cs="Aptos" w:eastAsiaTheme="minorEastAsia" w:csTheme="minorBidi"/>
+                <w:color w:val="1F2937"/>
+                <w:sz w:val="19"/>
+                <w:szCs w:val="22"/>
+              </w:rPr>
               <w:t>Department performance</w:t>
             </w:r>
           </w:p>
         </w:tc>
         <w:tc>
           <w:tcPr>
-            <w:tcW w:type="dxa" w:w="3360"/>
+            <w:tcW w:w="3360" w:type="dxa"/>
             <w:tcBorders>
               <w:top w:val="single" w:sz="6" w:space="0" w:color="DCE5EE"/>
               <w:left w:val="single" w:sz="6" w:space="0" w:color="DCE5EE"/>
@@ -2111,20 +2600,29 @@
             </w:tcBorders>
             <w:tcMar>
               <w:top w:w="90" w:type="dxa"/>
-              <w:start w:w="100" w:type="dxa"/>
+              <w:left w:w="100" w:type="dxa"/>
               <w:bottom w:w="90" w:type="dxa"/>
-              <w:end w:w="100" w:type="dxa"/>
+              <w:right w:w="100" w:type="dxa"/>
             </w:tcMar>
           </w:tcPr>
           <w:p>
+            <w:pPr>
+              <w:spacing w:after="100" w:line="276" w:lineRule="auto"/>
+            </w:pPr>
             <w:r>
+              <w:rPr>
+                <w:rFonts w:ascii="Aptos" w:hAnsi="Aptos" w:eastAsia="ＭＳ 明朝" w:cs="Aptos" w:eastAsiaTheme="minorEastAsia" w:csTheme="minorBidi"/>
+                <w:color w:val="1F2937"/>
+                <w:sz w:val="19"/>
+                <w:szCs w:val="22"/>
+              </w:rPr>
               <w:t>Shorter score cards with each result shown against its target.</w:t>
             </w:r>
           </w:p>
         </w:tc>
         <w:tc>
           <w:tcPr>
-            <w:tcW w:type="dxa" w:w="3360"/>
+            <w:tcW w:w="3360" w:type="dxa"/>
             <w:tcBorders>
               <w:top w:val="single" w:sz="6" w:space="0" w:color="DCE5EE"/>
               <w:left w:val="single" w:sz="6" w:space="0" w:color="DCE5EE"/>
@@ -2135,13 +2633,22 @@
             </w:tcBorders>
             <w:tcMar>
               <w:top w:w="90" w:type="dxa"/>
-              <w:start w:w="100" w:type="dxa"/>
+              <w:left w:w="100" w:type="dxa"/>
               <w:bottom w:w="90" w:type="dxa"/>
-              <w:end w:w="100" w:type="dxa"/>
+              <w:right w:w="100" w:type="dxa"/>
             </w:tcMar>
           </w:tcPr>
           <w:p>
+            <w:pPr>
+              <w:spacing w:after="100" w:line="276" w:lineRule="auto"/>
+            </w:pPr>
             <w:r>
+              <w:rPr>
+                <w:rFonts w:ascii="Aptos" w:hAnsi="Aptos" w:eastAsia="ＭＳ 明朝" w:cs="Aptos" w:eastAsiaTheme="minorEastAsia" w:csTheme="minorBidi"/>
+                <w:color w:val="1F2937"/>
+                <w:sz w:val="19"/>
+                <w:szCs w:val="22"/>
+              </w:rPr>
               <w:t>Makes performance comparisons easier to read.</w:t>
             </w:r>
           </w:p>
@@ -2153,6 +2660,14 @@
         <w:pStyle w:val="Heading1"/>
       </w:pPr>
       <w:r>
+        <w:rPr>
+          <w:rFonts w:ascii="Aptos Display" w:hAnsi="Aptos Display" w:eastAsia="ＭＳ ゴシック" w:cs="Aptos Display" w:asciiTheme="majorHAnsi" w:hAnsiTheme="majorHAnsi" w:eastAsiaTheme="majorEastAsia" w:csTheme="majorBidi"/>
+          <w:b/>
+          <w:bCs/>
+          <w:color w:val="173F67"/>
+          <w:sz w:val="30"/>
+          <w:szCs w:val="28"/>
+        </w:rPr>
         <w:t>6. Business Impact</w:t>
       </w:r>
     </w:p>
@@ -2162,9 +2677,12 @@
       </w:pPr>
       <w:r>
         <w:rPr>
+          <w:rFonts w:ascii="Aptos" w:hAnsi="Aptos" w:eastAsia="ＭＳ 明朝" w:cs="Aptos" w:eastAsiaTheme="minorEastAsia" w:csTheme="minorBidi"/>
           <w:i/>
+          <w:iCs/>
           <w:color w:val="64748B"/>
           <w:sz w:val="18"/>
+          <w:szCs w:val="22"/>
         </w:rPr>
         <w:t>What the improvements mean for staff and management</w:t>
       </w:r>
@@ -2173,8 +2691,15 @@
       <w:pPr>
         <w:pStyle w:val="ListBullet"/>
         <w:spacing w:after="40"/>
+        <w:ind w:left="360" w:hanging="360"/>
       </w:pPr>
       <w:r>
+        <w:rPr>
+          <w:rFonts w:ascii="Aptos" w:hAnsi="Aptos" w:eastAsia="ＭＳ 明朝" w:cs="Aptos" w:eastAsiaTheme="minorEastAsia" w:csTheme="minorBidi"/>
+          <w:color w:val="1F2937"/>
+          <w:sz w:val="19"/>
+          <w:szCs w:val="22"/>
+        </w:rPr>
         <w:t>One central system: staff can perform more of their daily work in Ultitech ERP instead of moving between separate tools.</w:t>
       </w:r>
     </w:p>
@@ -2182,8 +2707,15 @@
       <w:pPr>
         <w:pStyle w:val="ListBullet"/>
         <w:spacing w:after="40"/>
+        <w:ind w:left="360" w:hanging="360"/>
       </w:pPr>
       <w:r>
+        <w:rPr>
+          <w:rFonts w:ascii="Aptos" w:hAnsi="Aptos" w:eastAsia="ＭＳ 明朝" w:cs="Aptos" w:eastAsiaTheme="minorEastAsia" w:csTheme="minorBidi"/>
+          <w:color w:val="1F2937"/>
+          <w:sz w:val="19"/>
+          <w:szCs w:val="22"/>
+        </w:rPr>
         <w:t>Better document handling: quotes, vouchers, payslips, invoices, price lists, and delivery notes are easier to open and share.</w:t>
       </w:r>
     </w:p>
@@ -2191,8 +2723,15 @@
       <w:pPr>
         <w:pStyle w:val="ListBullet"/>
         <w:spacing w:after="40"/>
+        <w:ind w:left="360" w:hanging="360"/>
       </w:pPr>
       <w:r>
+        <w:rPr>
+          <w:rFonts w:ascii="Aptos" w:hAnsi="Aptos" w:eastAsia="ＭＳ 明朝" w:cs="Aptos" w:eastAsiaTheme="minorEastAsia" w:csTheme="minorBidi"/>
+          <w:color w:val="1F2937"/>
+          <w:sz w:val="19"/>
+          <w:szCs w:val="22"/>
+        </w:rPr>
         <w:t>Faster follow-up: users see tasks and vouchers that require their action, while managers can access operational reports directly.</w:t>
       </w:r>
     </w:p>
@@ -2200,8 +2739,15 @@
       <w:pPr>
         <w:pStyle w:val="ListBullet"/>
         <w:spacing w:after="40"/>
+        <w:ind w:left="360" w:hanging="360"/>
       </w:pPr>
       <w:r>
+        <w:rPr>
+          <w:rFonts w:ascii="Aptos" w:hAnsi="Aptos" w:eastAsia="ＭＳ 明朝" w:cs="Aptos" w:eastAsiaTheme="minorEastAsia" w:csTheme="minorBidi"/>
+          <w:color w:val="1F2937"/>
+          <w:sz w:val="19"/>
+          <w:szCs w:val="22"/>
+        </w:rPr>
         <w:t>Improved mobile use: important workflows such as vouchers, stock documents, quotes, deliveries, and attendance have been improved for phone use.</w:t>
       </w:r>
     </w:p>
@@ -2209,8 +2755,15 @@
       <w:pPr>
         <w:pStyle w:val="ListBullet"/>
         <w:spacing w:after="40"/>
+        <w:ind w:left="360" w:hanging="360"/>
       </w:pPr>
       <w:r>
+        <w:rPr>
+          <w:rFonts w:ascii="Aptos" w:hAnsi="Aptos" w:eastAsia="ＭＳ 明朝" w:cs="Aptos" w:eastAsiaTheme="minorEastAsia" w:csTheme="minorBidi"/>
+          <w:color w:val="1F2937"/>
+          <w:sz w:val="19"/>
+          <w:szCs w:val="22"/>
+        </w:rPr>
         <w:t>Better accountability: drivers, departments, procurement, finance, and customer performance can be reviewed from the records already entered into the system.</w:t>
       </w:r>
     </w:p>
@@ -2218,16 +2771,37 @@
       <w:pPr>
         <w:pStyle w:val="ListBullet"/>
         <w:spacing w:after="40"/>
+        <w:ind w:left="360" w:hanging="360"/>
       </w:pPr>
       <w:r>
+        <w:rPr>
+          <w:rFonts w:ascii="Aptos" w:hAnsi="Aptos" w:eastAsia="ＭＳ 明朝" w:cs="Aptos" w:eastAsiaTheme="minorEastAsia" w:csTheme="minorBidi"/>
+          <w:color w:val="1F2937"/>
+          <w:sz w:val="19"/>
+          <w:szCs w:val="22"/>
+        </w:rPr>
         <w:t>Improved release control: version control and safer deployment reduce the risk of unmanaged changes reaching the live system.</w:t>
       </w:r>
     </w:p>
     <w:tbl>
       <w:tblPr>
-        <w:tblW w:type="auto" w:w="0"/>
+        <w:tblW w:w="0" w:type="auto"/>
         <w:jc w:val="center"/>
-        <w:tblLook w:firstColumn="1" w:firstRow="1" w:lastColumn="0" w:lastRow="0" w:noHBand="0" w:noVBand="1" w:val="04A0"/>
+        <w:tblBorders>
+          <w:top w:val="single" w:sz="8" w:space="0" w:color="0F766E"/>
+          <w:left w:val="single" w:sz="8" w:space="0" w:color="0F766E"/>
+          <w:bottom w:val="single" w:sz="8" w:space="0" w:color="0F766E"/>
+          <w:right w:val="single" w:sz="8" w:space="0" w:color="0F766E"/>
+          <w:insideH w:val="single" w:sz="8" w:space="0" w:color="0F766E"/>
+          <w:insideV w:val="single" w:sz="8" w:space="0" w:color="0F766E"/>
+        </w:tblBorders>
+        <w:tblCellMar>
+          <w:top w:w="0" w:type="dxa"/>
+          <w:left w:w="108" w:type="dxa"/>
+          <w:bottom w:w="0" w:type="dxa"/>
+          <w:right w:w="108" w:type="dxa"/>
+        </w:tblCellMar>
+        <w:tblLook w:firstRow="1" w:firstColumn="1" w:noVBand="1"/>
       </w:tblPr>
       <w:tblGrid>
         <w:gridCol w:w="10080"/>
@@ -2238,8 +2812,7 @@
         </w:trPr>
         <w:tc>
           <w:tcPr>
-            <w:tcW w:type="dxa" w:w="10080"/>
-            <w:shd w:fill="EEF7F7"/>
+            <w:tcW w:w="10080" w:type="dxa"/>
             <w:tcBorders>
               <w:top w:val="single" w:sz="8" w:space="0" w:color="0F766E"/>
               <w:left w:val="single" w:sz="8" w:space="0" w:color="0F766E"/>
@@ -2248,23 +2821,39 @@
               <w:insideH w:val="single" w:sz="8" w:space="0" w:color="0F766E"/>
               <w:insideV w:val="single" w:sz="8" w:space="0" w:color="0F766E"/>
             </w:tcBorders>
+            <w:shd w:val="clear" w:fill="EEF7F7"/>
             <w:tcMar>
               <w:top w:w="130" w:type="dxa"/>
-              <w:start w:w="150" w:type="dxa"/>
+              <w:left w:w="150" w:type="dxa"/>
               <w:bottom w:w="130" w:type="dxa"/>
-              <w:end w:w="150" w:type="dxa"/>
+              <w:right w:w="150" w:type="dxa"/>
             </w:tcMar>
           </w:tcPr>
           <w:p>
+            <w:pPr>
+              <w:spacing w:after="100" w:line="276" w:lineRule="auto"/>
+            </w:pPr>
             <w:r>
               <w:rPr>
+                <w:rFonts w:ascii="Aptos" w:hAnsi="Aptos" w:eastAsia="ＭＳ 明朝" w:cs="Aptos" w:eastAsiaTheme="minorEastAsia" w:csTheme="minorBidi"/>
                 <w:b/>
+                <w:bCs/>
                 <w:color w:val="173F67"/>
+                <w:sz w:val="19"/>
+                <w:szCs w:val="22"/>
               </w:rPr>
               <w:t>Plain-language result</w:t>
             </w:r>
             <w:r>
-              <w:br/>
+              <w:br w:type="textWrapping"/>
+            </w:r>
+            <w:r>
+              <w:rPr>
+                <w:rFonts w:ascii="Aptos" w:hAnsi="Aptos" w:eastAsia="ＭＳ 明朝" w:cs="Aptos" w:eastAsiaTheme="minorEastAsia" w:csTheme="minorBidi"/>
+                <w:color w:val="1F2937"/>
+                <w:sz w:val="19"/>
+                <w:szCs w:val="22"/>
+              </w:rPr>
               <w:t>The quarter moved Ultitech ERP from being mainly a collection of working business screens toward a more connected company platform: staff do work in the system, and management can increasingly use the same system data to review performance.</w:t>
             </w:r>
           </w:p>
@@ -2282,6 +2871,14 @@
         <w:pageBreakBefore/>
       </w:pPr>
       <w:r>
+        <w:rPr>
+          <w:rFonts w:ascii="Aptos Display" w:hAnsi="Aptos Display" w:eastAsia="ＭＳ ゴシック" w:cs="Aptos Display" w:asciiTheme="majorHAnsi" w:hAnsiTheme="majorHAnsi" w:eastAsiaTheme="majorEastAsia" w:csTheme="majorBidi"/>
+          <w:b/>
+          <w:bCs/>
+          <w:color w:val="173F67"/>
+          <w:sz w:val="30"/>
+          <w:szCs w:val="28"/>
+        </w:rPr>
         <w:t>7. Open Work and Next-Quarter Priorities</w:t>
       </w:r>
     </w:p>
@@ -2291,18 +2888,35 @@
       </w:pPr>
       <w:r>
         <w:rPr>
+          <w:rFonts w:ascii="Aptos" w:hAnsi="Aptos" w:eastAsia="ＭＳ 明朝" w:cs="Aptos" w:eastAsiaTheme="minorEastAsia" w:csTheme="minorBidi"/>
           <w:i/>
+          <w:iCs/>
           <w:color w:val="64748B"/>
           <w:sz w:val="18"/>
+          <w:szCs w:val="22"/>
         </w:rPr>
         <w:t>Items that remain unfinished</w:t>
       </w:r>
     </w:p>
     <w:tbl>
       <w:tblPr>
-        <w:tblW w:type="auto" w:w="0"/>
+        <w:tblW w:w="0" w:type="auto"/>
         <w:jc w:val="center"/>
-        <w:tblLook w:firstColumn="1" w:firstRow="1" w:lastColumn="0" w:lastRow="0" w:noHBand="0" w:noVBand="1" w:val="04A0"/>
+        <w:tblBorders>
+          <w:top w:val="single" w:sz="6" w:space="0" w:color="DCE5EE"/>
+          <w:left w:val="single" w:sz="6" w:space="0" w:color="DCE5EE"/>
+          <w:bottom w:val="single" w:sz="6" w:space="0" w:color="DCE5EE"/>
+          <w:right w:val="single" w:sz="6" w:space="0" w:color="DCE5EE"/>
+          <w:insideH w:val="single" w:sz="6" w:space="0" w:color="DCE5EE"/>
+          <w:insideV w:val="single" w:sz="6" w:space="0" w:color="DCE5EE"/>
+        </w:tblBorders>
+        <w:tblCellMar>
+          <w:top w:w="0" w:type="dxa"/>
+          <w:left w:w="108" w:type="dxa"/>
+          <w:bottom w:w="0" w:type="dxa"/>
+          <w:right w:w="108" w:type="dxa"/>
+        </w:tblCellMar>
+        <w:tblLook w:firstRow="1" w:firstColumn="1" w:noVBand="1"/>
       </w:tblPr>
       <w:tblGrid>
         <w:gridCol w:w="3360"/>
@@ -2312,24 +2926,31 @@
       <w:tr>
         <w:trPr>
           <w:cantSplit/>
-          <w:tblHeader w:val="true"/>
+          <w:tblHeader/>
         </w:trPr>
         <w:tc>
           <w:tcPr>
-            <w:tcW w:type="dxa" w:w="3360"/>
-            <w:shd w:fill="173F67"/>
+            <w:tcW w:w="3360" w:type="dxa"/>
+            <w:shd w:val="clear" w:fill="173F67"/>
             <w:tcMar>
               <w:top w:w="90" w:type="dxa"/>
-              <w:start w:w="100" w:type="dxa"/>
+              <w:left w:w="100" w:type="dxa"/>
               <w:bottom w:w="90" w:type="dxa"/>
-              <w:end w:w="100" w:type="dxa"/>
+              <w:right w:w="100" w:type="dxa"/>
             </w:tcMar>
           </w:tcPr>
           <w:p>
+            <w:pPr>
+              <w:spacing w:after="100" w:line="276" w:lineRule="auto"/>
+            </w:pPr>
             <w:r>
               <w:rPr>
+                <w:rFonts w:ascii="Aptos" w:hAnsi="Aptos" w:eastAsia="ＭＳ 明朝" w:cs="Aptos" w:eastAsiaTheme="minorEastAsia" w:csTheme="minorBidi"/>
                 <w:b/>
+                <w:bCs/>
                 <w:color w:val="FFFFFF"/>
+                <w:sz w:val="19"/>
+                <w:szCs w:val="22"/>
               </w:rPr>
               <w:t>Open item</w:t>
             </w:r>
@@ -2337,20 +2958,27 @@
         </w:tc>
         <w:tc>
           <w:tcPr>
-            <w:tcW w:type="dxa" w:w="3360"/>
-            <w:shd w:fill="173F67"/>
+            <w:tcW w:w="3360" w:type="dxa"/>
+            <w:shd w:val="clear" w:fill="173F67"/>
             <w:tcMar>
               <w:top w:w="90" w:type="dxa"/>
-              <w:start w:w="100" w:type="dxa"/>
+              <w:left w:w="100" w:type="dxa"/>
               <w:bottom w:w="90" w:type="dxa"/>
-              <w:end w:w="100" w:type="dxa"/>
+              <w:right w:w="100" w:type="dxa"/>
             </w:tcMar>
           </w:tcPr>
           <w:p>
+            <w:pPr>
+              <w:spacing w:after="100" w:line="276" w:lineRule="auto"/>
+            </w:pPr>
             <w:r>
               <w:rPr>
+                <w:rFonts w:ascii="Aptos" w:hAnsi="Aptos" w:eastAsia="ＭＳ 明朝" w:cs="Aptos" w:eastAsiaTheme="minorEastAsia" w:csTheme="minorBidi"/>
                 <w:b/>
+                <w:bCs/>
                 <w:color w:val="FFFFFF"/>
+                <w:sz w:val="19"/>
+                <w:szCs w:val="22"/>
               </w:rPr>
               <w:t>Current position</w:t>
             </w:r>
@@ -2358,20 +2986,27 @@
         </w:tc>
         <w:tc>
           <w:tcPr>
-            <w:tcW w:type="dxa" w:w="3360"/>
-            <w:shd w:fill="173F67"/>
+            <w:tcW w:w="3360" w:type="dxa"/>
+            <w:shd w:val="clear" w:fill="173F67"/>
             <w:tcMar>
               <w:top w:w="90" w:type="dxa"/>
-              <w:start w:w="100" w:type="dxa"/>
+              <w:left w:w="100" w:type="dxa"/>
               <w:bottom w:w="90" w:type="dxa"/>
-              <w:end w:w="100" w:type="dxa"/>
+              <w:right w:w="100" w:type="dxa"/>
             </w:tcMar>
           </w:tcPr>
           <w:p>
+            <w:pPr>
+              <w:spacing w:after="100" w:line="276" w:lineRule="auto"/>
+            </w:pPr>
             <w:r>
               <w:rPr>
+                <w:rFonts w:ascii="Aptos" w:hAnsi="Aptos" w:eastAsia="ＭＳ 明朝" w:cs="Aptos" w:eastAsiaTheme="minorEastAsia" w:csTheme="minorBidi"/>
                 <w:b/>
+                <w:bCs/>
                 <w:color w:val="FFFFFF"/>
+                <w:sz w:val="19"/>
+                <w:szCs w:val="22"/>
               </w:rPr>
               <w:t>Priority for next quarter</w:t>
             </w:r>
@@ -2384,7 +3019,7 @@
         </w:trPr>
         <w:tc>
           <w:tcPr>
-            <w:tcW w:type="dxa" w:w="3360"/>
+            <w:tcW w:w="3360" w:type="dxa"/>
             <w:tcBorders>
               <w:top w:val="single" w:sz="6" w:space="0" w:color="DCE5EE"/>
               <w:left w:val="single" w:sz="6" w:space="0" w:color="DCE5EE"/>
@@ -2395,20 +3030,29 @@
             </w:tcBorders>
             <w:tcMar>
               <w:top w:w="90" w:type="dxa"/>
-              <w:start w:w="100" w:type="dxa"/>
+              <w:left w:w="100" w:type="dxa"/>
               <w:bottom w:w="90" w:type="dxa"/>
-              <w:end w:w="100" w:type="dxa"/>
+              <w:right w:w="100" w:type="dxa"/>
             </w:tcMar>
           </w:tcPr>
           <w:p>
+            <w:pPr>
+              <w:spacing w:after="100" w:line="276" w:lineRule="auto"/>
+            </w:pPr>
             <w:r>
+              <w:rPr>
+                <w:rFonts w:ascii="Aptos" w:hAnsi="Aptos" w:eastAsia="ＭＳ 明朝" w:cs="Aptos" w:eastAsiaTheme="minorEastAsia" w:csTheme="minorBidi"/>
+                <w:color w:val="1F2937"/>
+                <w:sz w:val="19"/>
+                <w:szCs w:val="22"/>
+              </w:rPr>
               <w:t>Purchase-to-payment process</w:t>
             </w:r>
           </w:p>
         </w:tc>
         <w:tc>
           <w:tcPr>
-            <w:tcW w:type="dxa" w:w="3360"/>
+            <w:tcW w:w="3360" w:type="dxa"/>
             <w:tcBorders>
               <w:top w:val="single" w:sz="6" w:space="0" w:color="DCE5EE"/>
               <w:left w:val="single" w:sz="6" w:space="0" w:color="DCE5EE"/>
@@ -2419,20 +3063,29 @@
             </w:tcBorders>
             <w:tcMar>
               <w:top w:w="90" w:type="dxa"/>
-              <w:start w:w="100" w:type="dxa"/>
+              <w:left w:w="100" w:type="dxa"/>
               <w:bottom w:w="90" w:type="dxa"/>
-              <w:end w:w="100" w:type="dxa"/>
+              <w:right w:w="100" w:type="dxa"/>
             </w:tcMar>
           </w:tcPr>
           <w:p>
+            <w:pPr>
+              <w:spacing w:after="100" w:line="276" w:lineRule="auto"/>
+            </w:pPr>
             <w:r>
+              <w:rPr>
+                <w:rFonts w:ascii="Aptos" w:hAnsi="Aptos" w:eastAsia="ＭＳ 明朝" w:cs="Aptos" w:eastAsiaTheme="minorEastAsia" w:csTheme="minorBidi"/>
+                <w:color w:val="1F2937"/>
+                <w:sz w:val="19"/>
+                <w:szCs w:val="22"/>
+              </w:rPr>
               <w:t>Purchase order to vendor bill to supplier payment is only partly linked; accounting posting is not automatic yet.</w:t>
             </w:r>
           </w:p>
         </w:tc>
         <w:tc>
           <w:tcPr>
-            <w:tcW w:type="dxa" w:w="3360"/>
+            <w:tcW w:w="3360" w:type="dxa"/>
             <w:tcBorders>
               <w:top w:val="single" w:sz="6" w:space="0" w:color="DCE5EE"/>
               <w:left w:val="single" w:sz="6" w:space="0" w:color="DCE5EE"/>
@@ -2443,13 +3096,22 @@
             </w:tcBorders>
             <w:tcMar>
               <w:top w:w="90" w:type="dxa"/>
-              <w:start w:w="100" w:type="dxa"/>
+              <w:left w:w="100" w:type="dxa"/>
               <w:bottom w:w="90" w:type="dxa"/>
-              <w:end w:w="100" w:type="dxa"/>
+              <w:right w:w="100" w:type="dxa"/>
             </w:tcMar>
           </w:tcPr>
           <w:p>
+            <w:pPr>
+              <w:spacing w:after="100" w:line="276" w:lineRule="auto"/>
+            </w:pPr>
             <w:r>
+              <w:rPr>
+                <w:rFonts w:ascii="Aptos" w:hAnsi="Aptos" w:eastAsia="ＭＳ 明朝" w:cs="Aptos" w:eastAsiaTheme="minorEastAsia" w:csTheme="minorBidi"/>
+                <w:color w:val="1F2937"/>
+                <w:sz w:val="19"/>
+                <w:szCs w:val="22"/>
+              </w:rPr>
               <w:t>Complete the end-to-end workflow and automate the accounting link.</w:t>
             </w:r>
           </w:p>
@@ -2461,7 +3123,7 @@
         </w:trPr>
         <w:tc>
           <w:tcPr>
-            <w:tcW w:type="dxa" w:w="3360"/>
+            <w:tcW w:w="3360" w:type="dxa"/>
             <w:tcBorders>
               <w:top w:val="single" w:sz="6" w:space="0" w:color="DCE5EE"/>
               <w:left w:val="single" w:sz="6" w:space="0" w:color="DCE5EE"/>
@@ -2472,20 +3134,29 @@
             </w:tcBorders>
             <w:tcMar>
               <w:top w:w="90" w:type="dxa"/>
-              <w:start w:w="100" w:type="dxa"/>
+              <w:left w:w="100" w:type="dxa"/>
               <w:bottom w:w="90" w:type="dxa"/>
-              <w:end w:w="100" w:type="dxa"/>
+              <w:right w:w="100" w:type="dxa"/>
             </w:tcMar>
           </w:tcPr>
           <w:p>
+            <w:pPr>
+              <w:spacing w:after="100" w:line="276" w:lineRule="auto"/>
+            </w:pPr>
             <w:r>
+              <w:rPr>
+                <w:rFonts w:ascii="Aptos" w:hAnsi="Aptos" w:eastAsia="ＭＳ 明朝" w:cs="Aptos" w:eastAsiaTheme="minorEastAsia" w:csTheme="minorBidi"/>
+                <w:color w:val="1F2937"/>
+                <w:sz w:val="19"/>
+                <w:szCs w:val="22"/>
+              </w:rPr>
               <w:t>Vendor bills</w:t>
             </w:r>
           </w:p>
         </w:tc>
         <w:tc>
           <w:tcPr>
-            <w:tcW w:type="dxa" w:w="3360"/>
+            <w:tcW w:w="3360" w:type="dxa"/>
             <w:tcBorders>
               <w:top w:val="single" w:sz="6" w:space="0" w:color="DCE5EE"/>
               <w:left w:val="single" w:sz="6" w:space="0" w:color="DCE5EE"/>
@@ -2496,20 +3167,29 @@
             </w:tcBorders>
             <w:tcMar>
               <w:top w:w="90" w:type="dxa"/>
-              <w:start w:w="100" w:type="dxa"/>
+              <w:left w:w="100" w:type="dxa"/>
               <w:bottom w:w="90" w:type="dxa"/>
-              <w:end w:w="100" w:type="dxa"/>
+              <w:right w:w="100" w:type="dxa"/>
             </w:tcMar>
           </w:tcPr>
           <w:p>
+            <w:pPr>
+              <w:spacing w:after="100" w:line="276" w:lineRule="auto"/>
+            </w:pPr>
             <w:r>
+              <w:rPr>
+                <w:rFonts w:ascii="Aptos" w:hAnsi="Aptos" w:eastAsia="ＭＳ 明朝" w:cs="Aptos" w:eastAsiaTheme="minorEastAsia" w:csTheme="minorBidi"/>
+                <w:color w:val="1F2937"/>
+                <w:sz w:val="19"/>
+                <w:szCs w:val="22"/>
+              </w:rPr>
               <w:t>Vendor bills are not yet fully available in the Ultimate database.</w:t>
             </w:r>
           </w:p>
         </w:tc>
         <w:tc>
           <w:tcPr>
-            <w:tcW w:type="dxa" w:w="3360"/>
+            <w:tcW w:w="3360" w:type="dxa"/>
             <w:tcBorders>
               <w:top w:val="single" w:sz="6" w:space="0" w:color="DCE5EE"/>
               <w:left w:val="single" w:sz="6" w:space="0" w:color="DCE5EE"/>
@@ -2520,13 +3200,22 @@
             </w:tcBorders>
             <w:tcMar>
               <w:top w:w="90" w:type="dxa"/>
-              <w:start w:w="100" w:type="dxa"/>
+              <w:left w:w="100" w:type="dxa"/>
               <w:bottom w:w="90" w:type="dxa"/>
-              <w:end w:w="100" w:type="dxa"/>
+              <w:right w:w="100" w:type="dxa"/>
             </w:tcMar>
           </w:tcPr>
           <w:p>
+            <w:pPr>
+              <w:spacing w:after="100" w:line="276" w:lineRule="auto"/>
+            </w:pPr>
             <w:r>
+              <w:rPr>
+                <w:rFonts w:ascii="Aptos" w:hAnsi="Aptos" w:eastAsia="ＭＳ 明朝" w:cs="Aptos" w:eastAsiaTheme="minorEastAsia" w:csTheme="minorBidi"/>
+                <w:color w:val="1F2937"/>
+                <w:sz w:val="19"/>
+                <w:szCs w:val="22"/>
+              </w:rPr>
               <w:t>Complete vendor-bill capture and management.</w:t>
             </w:r>
           </w:p>
@@ -2538,7 +3227,7 @@
         </w:trPr>
         <w:tc>
           <w:tcPr>
-            <w:tcW w:type="dxa" w:w="3360"/>
+            <w:tcW w:w="3360" w:type="dxa"/>
             <w:tcBorders>
               <w:top w:val="single" w:sz="6" w:space="0" w:color="DCE5EE"/>
               <w:left w:val="single" w:sz="6" w:space="0" w:color="DCE5EE"/>
@@ -2549,20 +3238,29 @@
             </w:tcBorders>
             <w:tcMar>
               <w:top w:w="90" w:type="dxa"/>
-              <w:start w:w="100" w:type="dxa"/>
+              <w:left w:w="100" w:type="dxa"/>
               <w:bottom w:w="90" w:type="dxa"/>
-              <w:end w:w="100" w:type="dxa"/>
+              <w:right w:w="100" w:type="dxa"/>
             </w:tcMar>
           </w:tcPr>
           <w:p>
+            <w:pPr>
+              <w:spacing w:after="100" w:line="276" w:lineRule="auto"/>
+            </w:pPr>
             <w:r>
+              <w:rPr>
+                <w:rFonts w:ascii="Aptos" w:hAnsi="Aptos" w:eastAsia="ＭＳ 明朝" w:cs="Aptos" w:eastAsiaTheme="minorEastAsia" w:csTheme="minorBidi"/>
+                <w:color w:val="1F2937"/>
+                <w:sz w:val="19"/>
+                <w:szCs w:val="22"/>
+              </w:rPr>
               <w:t>Revenue reporting</w:t>
             </w:r>
           </w:p>
         </w:tc>
         <w:tc>
           <w:tcPr>
-            <w:tcW w:type="dxa" w:w="3360"/>
+            <w:tcW w:w="3360" w:type="dxa"/>
             <w:tcBorders>
               <w:top w:val="single" w:sz="6" w:space="0" w:color="DCE5EE"/>
               <w:left w:val="single" w:sz="6" w:space="0" w:color="DCE5EE"/>
@@ -2573,20 +3271,29 @@
             </w:tcBorders>
             <w:tcMar>
               <w:top w:w="90" w:type="dxa"/>
-              <w:start w:w="100" w:type="dxa"/>
+              <w:left w:w="100" w:type="dxa"/>
               <w:bottom w:w="90" w:type="dxa"/>
-              <w:end w:w="100" w:type="dxa"/>
+              <w:right w:w="100" w:type="dxa"/>
             </w:tcMar>
           </w:tcPr>
           <w:p>
+            <w:pPr>
+              <w:spacing w:after="100" w:line="276" w:lineRule="auto"/>
+            </w:pPr>
             <w:r>
+              <w:rPr>
+                <w:rFonts w:ascii="Aptos" w:hAnsi="Aptos" w:eastAsia="ＭＳ 明朝" w:cs="Aptos" w:eastAsiaTheme="minorEastAsia" w:csTheme="minorBidi"/>
+                <w:color w:val="1F2937"/>
+                <w:sz w:val="19"/>
+                <w:szCs w:val="22"/>
+              </w:rPr>
               <w:t>Revenue reports are not complete for every sale and payment.</w:t>
             </w:r>
           </w:p>
         </w:tc>
         <w:tc>
           <w:tcPr>
-            <w:tcW w:type="dxa" w:w="3360"/>
+            <w:tcW w:w="3360" w:type="dxa"/>
             <w:tcBorders>
               <w:top w:val="single" w:sz="6" w:space="0" w:color="DCE5EE"/>
               <w:left w:val="single" w:sz="6" w:space="0" w:color="DCE5EE"/>
@@ -2597,13 +3304,22 @@
             </w:tcBorders>
             <w:tcMar>
               <w:top w:w="90" w:type="dxa"/>
-              <w:start w:w="100" w:type="dxa"/>
+              <w:left w:w="100" w:type="dxa"/>
               <w:bottom w:w="90" w:type="dxa"/>
-              <w:end w:w="100" w:type="dxa"/>
+              <w:right w:w="100" w:type="dxa"/>
             </w:tcMar>
           </w:tcPr>
           <w:p>
+            <w:pPr>
+              <w:spacing w:after="100" w:line="276" w:lineRule="auto"/>
+            </w:pPr>
             <w:r>
+              <w:rPr>
+                <w:rFonts w:ascii="Aptos" w:hAnsi="Aptos" w:eastAsia="ＭＳ 明朝" w:cs="Aptos" w:eastAsiaTheme="minorEastAsia" w:csTheme="minorBidi"/>
+                <w:color w:val="1F2937"/>
+                <w:sz w:val="19"/>
+                <w:szCs w:val="22"/>
+              </w:rPr>
               <w:t>Complete coverage and reconciliation of sales and payments.</w:t>
             </w:r>
           </w:p>
@@ -2615,7 +3331,7 @@
         </w:trPr>
         <w:tc>
           <w:tcPr>
-            <w:tcW w:type="dxa" w:w="3360"/>
+            <w:tcW w:w="3360" w:type="dxa"/>
             <w:tcBorders>
               <w:top w:val="single" w:sz="6" w:space="0" w:color="DCE5EE"/>
               <w:left w:val="single" w:sz="6" w:space="0" w:color="DCE5EE"/>
@@ -2626,20 +3342,29 @@
             </w:tcBorders>
             <w:tcMar>
               <w:top w:w="90" w:type="dxa"/>
-              <w:start w:w="100" w:type="dxa"/>
+              <w:left w:w="100" w:type="dxa"/>
               <w:bottom w:w="90" w:type="dxa"/>
-              <w:end w:w="100" w:type="dxa"/>
+              <w:right w:w="100" w:type="dxa"/>
             </w:tcMar>
           </w:tcPr>
           <w:p>
+            <w:pPr>
+              <w:spacing w:after="100" w:line="276" w:lineRule="auto"/>
+            </w:pPr>
             <w:r>
+              <w:rPr>
+                <w:rFonts w:ascii="Aptos" w:hAnsi="Aptos" w:eastAsia="ＭＳ 明朝" w:cs="Aptos" w:eastAsiaTheme="minorEastAsia" w:csTheme="minorBidi"/>
+                <w:color w:val="1F2937"/>
+                <w:sz w:val="19"/>
+                <w:szCs w:val="22"/>
+              </w:rPr>
               <w:t>Automated testing</w:t>
             </w:r>
           </w:p>
         </w:tc>
         <w:tc>
           <w:tcPr>
-            <w:tcW w:type="dxa" w:w="3360"/>
+            <w:tcW w:w="3360" w:type="dxa"/>
             <w:tcBorders>
               <w:top w:val="single" w:sz="6" w:space="0" w:color="DCE5EE"/>
               <w:left w:val="single" w:sz="6" w:space="0" w:color="DCE5EE"/>
@@ -2650,20 +3375,29 @@
             </w:tcBorders>
             <w:tcMar>
               <w:top w:w="90" w:type="dxa"/>
-              <w:start w:w="100" w:type="dxa"/>
+              <w:left w:w="100" w:type="dxa"/>
               <w:bottom w:w="90" w:type="dxa"/>
-              <w:end w:w="100" w:type="dxa"/>
+              <w:right w:w="100" w:type="dxa"/>
             </w:tcMar>
           </w:tcPr>
           <w:p>
+            <w:pPr>
+              <w:spacing w:after="100" w:line="276" w:lineRule="auto"/>
+            </w:pPr>
             <w:r>
+              <w:rPr>
+                <w:rFonts w:ascii="Aptos" w:hAnsi="Aptos" w:eastAsia="ＭＳ 明朝" w:cs="Aptos" w:eastAsiaTheme="minorEastAsia" w:csTheme="minorBidi"/>
+                <w:color w:val="1F2937"/>
+                <w:sz w:val="19"/>
+                <w:szCs w:val="22"/>
+              </w:rPr>
               <w:t>There is no broad automated test suite; checks are still mainly performed through the screens.</w:t>
             </w:r>
           </w:p>
         </w:tc>
         <w:tc>
           <w:tcPr>
-            <w:tcW w:type="dxa" w:w="3360"/>
+            <w:tcW w:w="3360" w:type="dxa"/>
             <w:tcBorders>
               <w:top w:val="single" w:sz="6" w:space="0" w:color="DCE5EE"/>
               <w:left w:val="single" w:sz="6" w:space="0" w:color="DCE5EE"/>
@@ -2674,13 +3408,22 @@
             </w:tcBorders>
             <w:tcMar>
               <w:top w:w="90" w:type="dxa"/>
-              <w:start w:w="100" w:type="dxa"/>
+              <w:left w:w="100" w:type="dxa"/>
               <w:bottom w:w="90" w:type="dxa"/>
-              <w:end w:w="100" w:type="dxa"/>
+              <w:right w:w="100" w:type="dxa"/>
             </w:tcMar>
           </w:tcPr>
           <w:p>
+            <w:pPr>
+              <w:spacing w:after="100" w:line="276" w:lineRule="auto"/>
+            </w:pPr>
             <w:r>
+              <w:rPr>
+                <w:rFonts w:ascii="Aptos" w:hAnsi="Aptos" w:eastAsia="ＭＳ 明朝" w:cs="Aptos" w:eastAsiaTheme="minorEastAsia" w:csTheme="minorBidi"/>
+                <w:color w:val="1F2937"/>
+                <w:sz w:val="19"/>
+                <w:szCs w:val="22"/>
+              </w:rPr>
               <w:t>Build a practical automated regression test suite for critical workflows.</w:t>
             </w:r>
           </w:p>
@@ -2692,7 +3435,7 @@
         </w:trPr>
         <w:tc>
           <w:tcPr>
-            <w:tcW w:type="dxa" w:w="3360"/>
+            <w:tcW w:w="3360" w:type="dxa"/>
             <w:tcBorders>
               <w:top w:val="single" w:sz="6" w:space="0" w:color="DCE5EE"/>
               <w:left w:val="single" w:sz="6" w:space="0" w:color="DCE5EE"/>
@@ -2703,20 +3446,29 @@
             </w:tcBorders>
             <w:tcMar>
               <w:top w:w="90" w:type="dxa"/>
-              <w:start w:w="100" w:type="dxa"/>
+              <w:left w:w="100" w:type="dxa"/>
               <w:bottom w:w="90" w:type="dxa"/>
-              <w:end w:w="100" w:type="dxa"/>
+              <w:right w:w="100" w:type="dxa"/>
             </w:tcMar>
           </w:tcPr>
           <w:p>
+            <w:pPr>
+              <w:spacing w:after="100" w:line="276" w:lineRule="auto"/>
+            </w:pPr>
             <w:r>
+              <w:rPr>
+                <w:rFonts w:ascii="Aptos" w:hAnsi="Aptos" w:eastAsia="ＭＳ 明朝" w:cs="Aptos" w:eastAsiaTheme="minorEastAsia" w:csTheme="minorBidi"/>
+                <w:color w:val="1F2937"/>
+                <w:sz w:val="19"/>
+                <w:szCs w:val="22"/>
+              </w:rPr>
               <w:t>Live-site stability</w:t>
             </w:r>
           </w:p>
         </w:tc>
         <w:tc>
           <w:tcPr>
-            <w:tcW w:type="dxa" w:w="3360"/>
+            <w:tcW w:w="3360" w:type="dxa"/>
             <w:tcBorders>
               <w:top w:val="single" w:sz="6" w:space="0" w:color="DCE5EE"/>
               <w:left w:val="single" w:sz="6" w:space="0" w:color="DCE5EE"/>
@@ -2727,20 +3479,29 @@
             </w:tcBorders>
             <w:tcMar>
               <w:top w:w="90" w:type="dxa"/>
-              <w:start w:w="100" w:type="dxa"/>
+              <w:left w:w="100" w:type="dxa"/>
               <w:bottom w:w="90" w:type="dxa"/>
-              <w:end w:w="100" w:type="dxa"/>
+              <w:right w:w="100" w:type="dxa"/>
             </w:tcMar>
           </w:tcPr>
           <w:p>
+            <w:pPr>
+              <w:spacing w:after="100" w:line="276" w:lineRule="auto"/>
+            </w:pPr>
             <w:r>
+              <w:rPr>
+                <w:rFonts w:ascii="Aptos" w:hAnsi="Aptos" w:eastAsia="ＭＳ 明朝" w:cs="Aptos" w:eastAsiaTheme="minorEastAsia" w:csTheme="minorBidi"/>
+                <w:color w:val="1F2937"/>
+                <w:sz w:val="19"/>
+                <w:szCs w:val="22"/>
+              </w:rPr>
               <w:t>The live site required significant fixes during the quarter.</w:t>
             </w:r>
           </w:p>
         </w:tc>
         <w:tc>
           <w:tcPr>
-            <w:tcW w:type="dxa" w:w="3360"/>
+            <w:tcW w:w="3360" w:type="dxa"/>
             <w:tcBorders>
               <w:top w:val="single" w:sz="6" w:space="0" w:color="DCE5EE"/>
               <w:left w:val="single" w:sz="6" w:space="0" w:color="DCE5EE"/>
@@ -2751,13 +3512,22 @@
             </w:tcBorders>
             <w:tcMar>
               <w:top w:w="90" w:type="dxa"/>
-              <w:start w:w="100" w:type="dxa"/>
+              <w:left w:w="100" w:type="dxa"/>
               <w:bottom w:w="90" w:type="dxa"/>
-              <w:end w:w="100" w:type="dxa"/>
+              <w:right w:w="100" w:type="dxa"/>
             </w:tcMar>
           </w:tcPr>
           <w:p>
+            <w:pPr>
+              <w:spacing w:after="100" w:line="276" w:lineRule="auto"/>
+            </w:pPr>
             <w:r>
+              <w:rPr>
+                <w:rFonts w:ascii="Aptos" w:hAnsi="Aptos" w:eastAsia="ＭＳ 明朝" w:cs="Aptos" w:eastAsiaTheme="minorEastAsia" w:csTheme="minorBidi"/>
+                <w:color w:val="1F2937"/>
+                <w:sz w:val="19"/>
+                <w:szCs w:val="22"/>
+              </w:rPr>
               <w:t>Keep every deployment controlled, tested, and stable.</w:t>
             </w:r>
           </w:p>
@@ -2769,6 +3539,14 @@
         <w:pStyle w:val="Heading2"/>
       </w:pPr>
       <w:r>
+        <w:rPr>
+          <w:rFonts w:ascii="Aptos Display" w:hAnsi="Aptos Display" w:eastAsia="ＭＳ ゴシック" w:cs="Aptos Display" w:asciiTheme="majorHAnsi" w:hAnsiTheme="majorHAnsi" w:eastAsiaTheme="majorEastAsia" w:csTheme="majorBidi"/>
+          <w:b/>
+          <w:bCs/>
+          <w:color w:val="2563EB"/>
+          <w:sz w:val="23"/>
+          <w:szCs w:val="26"/>
+        </w:rPr>
         <w:t>Recommended delivery approach</w:t>
       </w:r>
     </w:p>
@@ -2776,8 +3554,15 @@
       <w:pPr>
         <w:pStyle w:val="ListBullet"/>
         <w:spacing w:after="40"/>
+        <w:ind w:left="360" w:hanging="360"/>
       </w:pPr>
       <w:r>
+        <w:rPr>
+          <w:rFonts w:ascii="Aptos" w:hAnsi="Aptos" w:eastAsia="ＭＳ 明朝" w:cs="Aptos" w:eastAsiaTheme="minorEastAsia" w:csTheme="minorBidi"/>
+          <w:color w:val="1F2937"/>
+          <w:sz w:val="19"/>
+          <w:szCs w:val="22"/>
+        </w:rPr>
         <w:t>Finish high-value end-to-end workflows before adding many new screens.</w:t>
       </w:r>
     </w:p>
@@ -2785,8 +3570,15 @@
       <w:pPr>
         <w:pStyle w:val="ListBullet"/>
         <w:spacing w:after="40"/>
+        <w:ind w:left="360" w:hanging="360"/>
       </w:pPr>
       <w:r>
+        <w:rPr>
+          <w:rFonts w:ascii="Aptos" w:hAnsi="Aptos" w:eastAsia="ＭＳ 明朝" w:cs="Aptos" w:eastAsiaTheme="minorEastAsia" w:csTheme="minorBidi"/>
+          <w:color w:val="1F2937"/>
+          <w:sz w:val="19"/>
+          <w:szCs w:val="22"/>
+        </w:rPr>
         <w:t>Keep department scores aligned with the actual work and records of each team.</w:t>
       </w:r>
     </w:p>
@@ -2794,8 +3586,15 @@
       <w:pPr>
         <w:pStyle w:val="ListBullet"/>
         <w:spacing w:after="40"/>
+        <w:ind w:left="360" w:hanging="360"/>
       </w:pPr>
       <w:r>
+        <w:rPr>
+          <w:rFonts w:ascii="Aptos" w:hAnsi="Aptos" w:eastAsia="ＭＳ 明朝" w:cs="Aptos" w:eastAsiaTheme="minorEastAsia" w:csTheme="minorBidi"/>
+          <w:color w:val="1F2937"/>
+          <w:sz w:val="19"/>
+          <w:szCs w:val="22"/>
+        </w:rPr>
         <w:t>Test critical workflows before every live deployment.</w:t>
       </w:r>
     </w:p>
@@ -2803,8 +3602,15 @@
       <w:pPr>
         <w:pStyle w:val="ListBullet"/>
         <w:spacing w:after="40"/>
+        <w:ind w:left="360" w:hanging="360"/>
       </w:pPr>
       <w:r>
+        <w:rPr>
+          <w:rFonts w:ascii="Aptos" w:hAnsi="Aptos" w:eastAsia="ＭＳ 明朝" w:cs="Aptos" w:eastAsiaTheme="minorEastAsia" w:csTheme="minorBidi"/>
+          <w:color w:val="1F2937"/>
+          <w:sz w:val="19"/>
+          <w:szCs w:val="22"/>
+        </w:rPr>
         <w:t>Keep version control, secure deployment, backups, and access controls as standard release requirements.</w:t>
       </w:r>
     </w:p>
@@ -2813,6 +3619,14 @@
         <w:pStyle w:val="Heading1"/>
       </w:pPr>
       <w:r>
+        <w:rPr>
+          <w:rFonts w:ascii="Aptos Display" w:hAnsi="Aptos Display" w:eastAsia="ＭＳ ゴシック" w:cs="Aptos Display" w:asciiTheme="majorHAnsi" w:hAnsiTheme="majorHAnsi" w:eastAsiaTheme="majorEastAsia" w:csTheme="majorBidi"/>
+          <w:b/>
+          <w:bCs/>
+          <w:color w:val="173F67"/>
+          <w:sz w:val="30"/>
+          <w:szCs w:val="28"/>
+        </w:rPr>
         <w:t>8. Conclusion</w:t>
       </w:r>
     </w:p>
@@ -2822,47 +3636,87 @@
       </w:pPr>
       <w:r>
         <w:rPr>
+          <w:rFonts w:ascii="Aptos" w:hAnsi="Aptos" w:eastAsia="ＭＳ 明朝" w:cs="Aptos" w:eastAsiaTheme="minorEastAsia" w:csTheme="minorBidi"/>
           <w:i/>
+          <w:iCs/>
           <w:color w:val="64748B"/>
           <w:sz w:val="18"/>
+          <w:szCs w:val="22"/>
         </w:rPr>
         <w:t>Quarter close</w:t>
       </w:r>
     </w:p>
     <w:p>
+      <w:pPr>
+        <w:spacing w:after="100" w:line="276" w:lineRule="auto"/>
+      </w:pPr>
       <w:r>
         <w:rPr>
+          <w:rFonts w:ascii="Aptos" w:hAnsi="Aptos" w:eastAsia="ＭＳ 明朝" w:cs="Aptos" w:eastAsiaTheme="minorEastAsia" w:csTheme="minorBidi"/>
           <w:b/>
+          <w:bCs/>
+          <w:color w:val="1F2937"/>
+          <w:sz w:val="19"/>
+          <w:szCs w:val="22"/>
         </w:rPr>
         <w:t xml:space="preserve">Between 1 July and 1 October 2026, </w:t>
       </w:r>
       <w:r>
+        <w:rPr>
+          <w:rFonts w:ascii="Aptos" w:hAnsi="Aptos" w:eastAsia="ＭＳ 明朝" w:cs="Aptos" w:eastAsiaTheme="minorEastAsia" w:csTheme="minorBidi"/>
+          <w:color w:val="1F2937"/>
+          <w:sz w:val="19"/>
+          <w:szCs w:val="22"/>
+        </w:rPr>
         <w:t>the IT Department kept Ultitech ERP in daily use while delivering a broad set of improvements across business operations. The quarter strengthened sales, payment vouchers, payroll, stores, finance, delivery performance, attendance, notifications, live-site reliability, and management reporting.</w:t>
       </w:r>
     </w:p>
     <w:p>
+      <w:pPr>
+        <w:spacing w:after="100" w:line="276" w:lineRule="auto"/>
+      </w:pPr>
       <w:r>
         <w:rPr>
+          <w:rFonts w:ascii="Aptos" w:hAnsi="Aptos" w:eastAsia="ＭＳ 明朝" w:cs="Aptos" w:eastAsiaTheme="minorEastAsia" w:csTheme="minorBidi"/>
           <w:b/>
+          <w:bCs/>
+          <w:color w:val="1F2937"/>
+          <w:sz w:val="19"/>
+          <w:szCs w:val="22"/>
         </w:rPr>
         <w:t xml:space="preserve">The next stage should focus on completing the remaining financial workflow links, improving automated testing, and maintaining stable releases. </w:t>
       </w:r>
       <w:r>
+        <w:rPr>
+          <w:rFonts w:ascii="Aptos" w:hAnsi="Aptos" w:eastAsia="ＭＳ 明朝" w:cs="Aptos" w:eastAsiaTheme="minorEastAsia" w:csTheme="minorBidi"/>
+          <w:color w:val="1F2937"/>
+          <w:sz w:val="19"/>
+          <w:szCs w:val="22"/>
+        </w:rPr>
         <w:t>This will help Ultimate General Trading continue moving toward a more connected, reliable, and management-ready business system.</w:t>
       </w:r>
     </w:p>
     <w:p>
+      <w:pPr>
+        <w:spacing w:after="100" w:line="276" w:lineRule="auto"/>
+      </w:pPr>
       <w:r>
         <w:rPr>
+          <w:rFonts w:ascii="Aptos" w:hAnsi="Aptos" w:eastAsia="ＭＳ 明朝" w:cs="Aptos" w:eastAsiaTheme="minorEastAsia" w:csTheme="minorBidi"/>
           <w:b/>
+          <w:bCs/>
           <w:color w:val="64748B"/>
+          <w:sz w:val="19"/>
+          <w:szCs w:val="22"/>
         </w:rPr>
         <w:t xml:space="preserve">Source and reporting note: </w:t>
       </w:r>
       <w:r>
         <w:rPr>
+          <w:rFonts w:ascii="Aptos" w:hAnsi="Aptos" w:eastAsia="ＭＳ 明朝" w:cs="Aptos" w:eastAsiaTheme="minorEastAsia" w:csTheme="minorBidi"/>
           <w:color w:val="64748B"/>
           <w:sz w:val="16"/>
+          <w:szCs w:val="22"/>
         </w:rPr>
         <w:t>Prepared from the June 2026 system status and the Ultitech ERP development record covering 31 August 2026 to 1 October 2026. July activity is not itemised separately because the available build log begins on 31 August 2026.</w:t>
       </w:r>
@@ -2872,7 +3726,6 @@
       <w:footerReference w:type="default" r:id="rId10"/>
       <w:pgSz w:w="12240" w:h="15840"/>
       <w:pgMar w:top="936" w:right="1080" w:bottom="936" w:left="1080" w:header="720" w:footer="720" w:gutter="0"/>
-      <w:cols w:space="720"/>
       <w:docGrid w:linePitch="360"/>
     </w:sectPr>
   </w:body>
@@ -2880,7 +3733,7 @@
 </file>
 
 <file path=word/footer1.xml><?xml version="1.0" encoding="utf-8"?>
-<w:ftr xmlns:m="http://schemas.openxmlformats.org/officeDocument/2006/math" xmlns:mc="http://schemas.openxmlformats.org/markup-compatibility/2006" xmlns:mo="http://schemas.microsoft.com/office/mac/office/2008/main" xmlns:mv="urn:schemas-microsoft-com:mac:vml" xmlns:o="urn:schemas-microsoft-com:office:office" xmlns:r="http://schemas.openxmlformats.org/officeDocument/2006/relationships" xmlns:v="urn:schemas-microsoft-com:vml" xmlns:w10="urn:schemas-microsoft-com:office:word" xmlns:w14="http://schemas.microsoft.com/office/word/2010/wordml" xmlns:w="http://schemas.openxmlformats.org/wordprocessingml/2006/main" xmlns:wne="http://schemas.microsoft.com/office/word/2006/wordml" xmlns:wp14="http://schemas.microsoft.com/office/word/2010/wordprocessingDrawing" xmlns:wp="http://schemas.openxmlformats.org/drawingml/2006/wordprocessingDrawing" xmlns:wpc="http://schemas.microsoft.com/office/word/2010/wordprocessingCanvas" xmlns:wpg="http://schemas.microsoft.com/office/word/2010/wordprocessingGroup" xmlns:wpi="http://schemas.microsoft.com/office/word/2010/wordprocessingInk" xmlns:wps="http://schemas.microsoft.com/office/word/2010/wordprocessingShape" mc:Ignorable="w14 wp14">
+<w:ftr xmlns:wpc="http://schemas.microsoft.com/office/word/2010/wordprocessingCanvas" xmlns:mc="http://schemas.openxmlformats.org/markup-compatibility/2006" xmlns:o="urn:schemas-microsoft-com:office:office" xmlns:r="http://schemas.openxmlformats.org/officeDocument/2006/relationships" xmlns:m="http://schemas.openxmlformats.org/officeDocument/2006/math" xmlns:v="urn:schemas-microsoft-com:vml" xmlns:wp14="http://schemas.microsoft.com/office/word/2010/wordprocessingDrawing" xmlns:wp="http://schemas.openxmlformats.org/drawingml/2006/wordprocessingDrawing" xmlns:w10="urn:schemas-microsoft-com:office:word" xmlns:w="http://schemas.openxmlformats.org/wordprocessingml/2006/main" xmlns:w14="http://schemas.microsoft.com/office/word/2010/wordml" xmlns:w15="http://schemas.microsoft.com/office/word/2012/wordml" xmlns:w16se="http://schemas.microsoft.com/office/word/2015/wordml/symex" xmlns:w16cid="http://schemas.microsoft.com/office/word/2016/wordml/cid" xmlns:w16="http://schemas.microsoft.com/office/word/2018/wordml" xmlns:w16cex="http://schemas.microsoft.com/office/word/2018/wordml/cex" xmlns:w16sdtdh="http://schemas.microsoft.com/office/word/2020/wordml/sdtdatahash" xmlns:wne="http://schemas.microsoft.com/office/word/2006/wordml" xmlns:wpg="http://schemas.microsoft.com/office/word/2010/wordprocessingGroup" xmlns:wps="http://schemas.microsoft.com/office/word/2010/wordprocessingShape">
   <w:p>
     <w:pPr>
       <w:pStyle w:val="Footer"/>
@@ -2891,9 +3744,27 @@
         <w:color w:val="64748B"/>
         <w:sz w:val="16"/>
       </w:rPr>
-      <w:t xml:space="preserve">Ultimate General Trading  |  IT Progress Report  |  Page </w:t>
       <w:fldChar w:fldCharType="begin"/>
-      <w:instrText xml:space="preserve"> PAGE </w:instrText>
+    </w:r>
+    <w:r>
+      <w:rPr>
+        <w:color w:val="64748B"/>
+        <w:sz w:val="16"/>
+      </w:rPr>
+      <w:instrText>PAGE</w:instrText>
+    </w:r>
+    <w:r>
+      <w:rPr>
+        <w:color w:val="64748B"/>
+        <w:sz w:val="16"/>
+      </w:rPr>
+      <w:fldChar w:fldCharType="separate"/>
+    </w:r>
+    <w:r>
+      <w:rPr>
+        <w:color w:val="64748B"/>
+        <w:sz w:val="16"/>
+      </w:rPr>
       <w:fldChar w:fldCharType="end"/>
     </w:r>
   </w:p>
@@ -2901,7 +3772,7 @@
 </file>
 
 <file path=word/header1.xml><?xml version="1.0" encoding="utf-8"?>
-<w:hdr xmlns:m="http://schemas.openxmlformats.org/officeDocument/2006/math" xmlns:mc="http://schemas.openxmlformats.org/markup-compatibility/2006" xmlns:mo="http://schemas.microsoft.com/office/mac/office/2008/main" xmlns:mv="urn:schemas-microsoft-com:mac:vml" xmlns:o="urn:schemas-microsoft-com:office:office" xmlns:r="http://schemas.openxmlformats.org/officeDocument/2006/relationships" xmlns:v="urn:schemas-microsoft-com:vml" xmlns:w10="urn:schemas-microsoft-com:office:word" xmlns:w14="http://schemas.microsoft.com/office/word/2010/wordml" xmlns:w="http://schemas.openxmlformats.org/wordprocessingml/2006/main" xmlns:wne="http://schemas.microsoft.com/office/word/2006/wordml" xmlns:wp14="http://schemas.microsoft.com/office/word/2010/wordprocessingDrawing" xmlns:wp="http://schemas.openxmlformats.org/drawingml/2006/wordprocessingDrawing" xmlns:wpc="http://schemas.microsoft.com/office/word/2010/wordprocessingCanvas" xmlns:wpg="http://schemas.microsoft.com/office/word/2010/wordprocessingGroup" xmlns:wpi="http://schemas.microsoft.com/office/word/2010/wordprocessingInk" xmlns:wps="http://schemas.microsoft.com/office/word/2010/wordprocessingShape" mc:Ignorable="w14 wp14">
+<w:hdr xmlns:wpc="http://schemas.microsoft.com/office/word/2010/wordprocessingCanvas" xmlns:mc="http://schemas.openxmlformats.org/markup-compatibility/2006" xmlns:o="urn:schemas-microsoft-com:office:office" xmlns:r="http://schemas.openxmlformats.org/officeDocument/2006/relationships" xmlns:m="http://schemas.openxmlformats.org/officeDocument/2006/math" xmlns:v="urn:schemas-microsoft-com:vml" xmlns:wp14="http://schemas.microsoft.com/office/word/2010/wordprocessingDrawing" xmlns:wp="http://schemas.openxmlformats.org/drawingml/2006/wordprocessingDrawing" xmlns:w10="urn:schemas-microsoft-com:office:word" xmlns:w="http://schemas.openxmlformats.org/wordprocessingml/2006/main" xmlns:w14="http://schemas.microsoft.com/office/word/2010/wordml" xmlns:w15="http://schemas.microsoft.com/office/word/2012/wordml" xmlns:w16se="http://schemas.microsoft.com/office/word/2015/wordml/symex" xmlns:w16cid="http://schemas.microsoft.com/office/word/2016/wordml/cid" xmlns:w16="http://schemas.microsoft.com/office/word/2018/wordml" xmlns:w16cex="http://schemas.microsoft.com/office/word/2018/wordml/cex" xmlns:w16sdtdh="http://schemas.microsoft.com/office/word/2020/wordml/sdtdatahash" xmlns:wne="http://schemas.microsoft.com/office/word/2006/wordml" xmlns:wpg="http://schemas.microsoft.com/office/word/2010/wordprocessingGroup" xmlns:wps="http://schemas.microsoft.com/office/word/2010/wordprocessingShape">
   <w:p>
     <w:pPr>
       <w:pStyle w:val="Header"/>
@@ -2909,11 +3780,14 @@
     </w:pPr>
     <w:r>
       <w:rPr>
-        <w:b/>
+        <w:rFonts w:ascii="Aptos" w:hAnsi="Aptos" w:eastAsia="ＭＳ 明朝" w:cs="Aptos" w:eastAsiaTheme="minorEastAsia" w:csTheme="minorBidi"/>
+        <w:b/>
+        <w:bCs/>
         <w:color w:val="64748B"/>
         <w:sz w:val="16"/>
-      </w:rPr>
-      <w:t>ULTIMATE GENERAL TRADING  |  IT DEPARTMENT</w:t>
+        <w:szCs w:val="22"/>
+      </w:rPr>
+      <w:t xml:space="preserve">ULTIMATE GENERAL TRADING  |  IT DEPARTMENT</w:t>
     </w:r>
   </w:p>
 </w:hdr>

--- a/scopes/Ultimate_General_Trading_IT_Progress_Report_Q3_2026.docx
+++ b/scopes/Ultimate_General_Trading_IT_Progress_Report_Q3_2026.docx
@@ -2,435 +2,6 @@
 <file path=word/document.xml><?xml version="1.0" encoding="utf-8"?>
 <w:document xmlns:wpc="http://schemas.microsoft.com/office/word/2010/wordprocessingCanvas" xmlns:mc="http://schemas.openxmlformats.org/markup-compatibility/2006" xmlns:o="urn:schemas-microsoft-com:office:office" xmlns:r="http://schemas.openxmlformats.org/officeDocument/2006/relationships" xmlns:m="http://schemas.openxmlformats.org/officeDocument/2006/math" xmlns:v="urn:schemas-microsoft-com:vml" xmlns:wp14="http://schemas.microsoft.com/office/word/2010/wordprocessingDrawing" xmlns:wp="http://schemas.openxmlformats.org/drawingml/2006/wordprocessingDrawing" xmlns:w10="urn:schemas-microsoft-com:office:word" xmlns:w="http://schemas.openxmlformats.org/wordprocessingml/2006/main" xmlns:w14="http://schemas.microsoft.com/office/word/2010/wordml" xmlns:w15="http://schemas.microsoft.com/office/word/2012/wordml" xmlns:w16se="http://schemas.microsoft.com/office/word/2015/wordml/symex" xmlns:w16cid="http://schemas.microsoft.com/office/word/2016/wordml/cid" xmlns:w16="http://schemas.microsoft.com/office/word/2018/wordml" xmlns:w16cex="http://schemas.microsoft.com/office/word/2018/wordml/cex" xmlns:w16sdtdh="http://schemas.microsoft.com/office/word/2020/wordml/sdtdatahash" xmlns:wne="http://schemas.microsoft.com/office/word/2006/wordml" xmlns:wpg="http://schemas.microsoft.com/office/word/2010/wordprocessingGroup" xmlns:wps="http://schemas.microsoft.com/office/word/2010/wordprocessingShape" mc:Ignorable="w14 w15 w16se w16cid w16 w16cex w16sdtdh wp14">
   <w:body>
-    <w:p>
-      <w:pPr>
-        <w:spacing w:before="700" w:after="100"/>
-      </w:pPr>
-    </w:p>
-    <w:p>
-      <w:pPr>
-        <w:pStyle w:val="Title"/>
-      </w:pPr>
-      <w:r>
-        <w:rPr>
-          <w:rFonts w:ascii="Aptos Display" w:hAnsi="Aptos Display" w:eastAsia="ＭＳ ゴシック" w:cs="Aptos Display" w:asciiTheme="majorHAnsi" w:hAnsiTheme="majorHAnsi" w:eastAsiaTheme="majorEastAsia" w:csTheme="majorBidi"/>
-          <w:b/>
-          <w:bCs/>
-          <w:color w:val="173F67"/>
-          <w:spacing w:val="5"/>
-          <w:kern w:val="28"/>
-          <w:sz w:val="50"/>
-          <w:szCs w:val="52"/>
-        </w:rPr>
-        <w:t>IT Department Progress</w:t>
-      </w:r>
-      <w:r>
-        <w:br w:type="textWrapping"/>
-      </w:r>
-      <w:r>
-        <w:rPr>
-          <w:rFonts w:ascii="Aptos Display" w:hAnsi="Aptos Display" w:eastAsia="ＭＳ ゴシック" w:cs="Aptos Display" w:asciiTheme="majorHAnsi" w:hAnsiTheme="majorHAnsi" w:eastAsiaTheme="majorEastAsia" w:csTheme="majorBidi"/>
-          <w:b/>
-          <w:bCs/>
-          <w:color w:val="173F67"/>
-          <w:spacing w:val="5"/>
-          <w:kern w:val="28"/>
-          <w:sz w:val="50"/>
-          <w:szCs w:val="52"/>
-        </w:rPr>
-        <w:t>&amp; System Improvement Report</w:t>
-      </w:r>
-    </w:p>
-    <w:p>
-      <w:pPr>
-        <w:spacing w:after="100" w:line="276" w:lineRule="auto"/>
-      </w:pPr>
-      <w:r>
-        <w:rPr>
-          <w:rFonts w:ascii="Aptos" w:hAnsi="Aptos" w:eastAsia="ＭＳ 明朝" w:cs="Aptos" w:eastAsiaTheme="minorEastAsia" w:csTheme="minorBidi"/>
-          <w:b/>
-          <w:bCs/>
-          <w:color w:val="2563EB"/>
-          <w:sz w:val="26"/>
-          <w:szCs w:val="22"/>
-        </w:rPr>
-        <w:t>Ultitech ERP</w:t>
-      </w:r>
-    </w:p>
-    <w:p>
-      <w:pPr>
-        <w:spacing w:after="100" w:line="276" w:lineRule="auto"/>
-      </w:pPr>
-      <w:r>
-        <w:rPr>
-          <w:rFonts w:ascii="Aptos" w:hAnsi="Aptos" w:eastAsia="ＭＳ 明朝" w:cs="Aptos" w:eastAsiaTheme="minorEastAsia" w:csTheme="minorBidi"/>
-          <w:color w:val="64748B"/>
-          <w:sz w:val="22"/>
-          <w:szCs w:val="22"/>
-        </w:rPr>
-        <w:t>Reporting period: 1 July 2026 – 1 October 2026</w:t>
-      </w:r>
-    </w:p>
-    <w:tbl>
-      <w:tblPr>
-        <w:tblW w:w="0" w:type="auto"/>
-        <w:jc w:val="left"/>
-        <w:tblBorders>
-          <w:top w:val="single" w:sz="6" w:space="0" w:color="DCE5EE"/>
-          <w:left w:val="single" w:sz="6" w:space="0" w:color="DCE5EE"/>
-          <w:bottom w:val="single" w:sz="6" w:space="0" w:color="DCE5EE"/>
-          <w:right w:val="single" w:sz="6" w:space="0" w:color="DCE5EE"/>
-          <w:insideH w:val="single" w:sz="6" w:space="0" w:color="DCE5EE"/>
-          <w:insideV w:val="single" w:sz="6" w:space="0" w:color="DCE5EE"/>
-        </w:tblBorders>
-        <w:tblLayout w:type="fixed"/>
-        <w:tblCellMar>
-          <w:top w:w="0" w:type="dxa"/>
-          <w:left w:w="108" w:type="dxa"/>
-          <w:bottom w:w="0" w:type="dxa"/>
-          <w:right w:w="108" w:type="dxa"/>
-        </w:tblCellMar>
-        <w:tblLook w:firstRow="1" w:firstColumn="1" w:noVBand="1"/>
-      </w:tblPr>
-      <w:tblGrid>
-        <w:gridCol w:w="2448"/>
-        <w:gridCol w:w="7056"/>
-      </w:tblGrid>
-      <w:tr>
-        <w:trPr>
-          <w:cantSplit/>
-        </w:trPr>
-        <w:tc>
-          <w:tcPr>
-            <w:tcW w:w="2448" w:type="dxa"/>
-            <w:tcBorders>
-              <w:top w:val="single" w:sz="6" w:space="0" w:color="DCE5EE"/>
-              <w:left w:val="single" w:sz="6" w:space="0" w:color="DCE5EE"/>
-              <w:bottom w:val="single" w:sz="6" w:space="0" w:color="DCE5EE"/>
-              <w:right w:val="single" w:sz="6" w:space="0" w:color="DCE5EE"/>
-              <w:insideH w:val="single" w:sz="6" w:space="0" w:color="DCE5EE"/>
-              <w:insideV w:val="single" w:sz="6" w:space="0" w:color="DCE5EE"/>
-            </w:tcBorders>
-            <w:shd w:val="clear" w:fill="F4F7FA"/>
-            <w:tcMar>
-              <w:top w:w="90" w:type="dxa"/>
-              <w:left w:w="100" w:type="dxa"/>
-              <w:bottom w:w="90" w:type="dxa"/>
-              <w:right w:w="100" w:type="dxa"/>
-            </w:tcMar>
-          </w:tcPr>
-          <w:p>
-            <w:pPr>
-              <w:spacing w:after="100" w:line="276" w:lineRule="auto"/>
-            </w:pPr>
-            <w:r>
-              <w:rPr>
-                <w:rFonts w:ascii="Aptos" w:hAnsi="Aptos" w:eastAsia="ＭＳ 明朝" w:cs="Aptos" w:eastAsiaTheme="minorEastAsia" w:csTheme="minorBidi"/>
-                <w:b/>
-                <w:bCs/>
-                <w:color w:val="1F2937"/>
-                <w:sz w:val="19"/>
-                <w:szCs w:val="22"/>
-              </w:rPr>
-              <w:t>Report date</w:t>
-            </w:r>
-          </w:p>
-        </w:tc>
-        <w:tc>
-          <w:tcPr>
-            <w:tcW w:w="7056" w:type="dxa"/>
-            <w:tcBorders>
-              <w:top w:val="single" w:sz="6" w:space="0" w:color="DCE5EE"/>
-              <w:left w:val="single" w:sz="6" w:space="0" w:color="DCE5EE"/>
-              <w:bottom w:val="single" w:sz="6" w:space="0" w:color="DCE5EE"/>
-              <w:right w:val="single" w:sz="6" w:space="0" w:color="DCE5EE"/>
-              <w:insideH w:val="single" w:sz="6" w:space="0" w:color="DCE5EE"/>
-              <w:insideV w:val="single" w:sz="6" w:space="0" w:color="DCE5EE"/>
-            </w:tcBorders>
-            <w:shd w:val="clear" w:fill="FFFFFF"/>
-            <w:tcMar>
-              <w:top w:w="90" w:type="dxa"/>
-              <w:left w:w="100" w:type="dxa"/>
-              <w:bottom w:w="90" w:type="dxa"/>
-              <w:right w:w="100" w:type="dxa"/>
-            </w:tcMar>
-          </w:tcPr>
-          <w:p>
-            <w:pPr>
-              <w:spacing w:after="100" w:line="276" w:lineRule="auto"/>
-            </w:pPr>
-            <w:r>
-              <w:rPr>
-                <w:rFonts w:ascii="Aptos" w:hAnsi="Aptos" w:eastAsia="ＭＳ 明朝" w:cs="Aptos" w:eastAsiaTheme="minorEastAsia" w:csTheme="minorBidi"/>
-                <w:color w:val="1F2937"/>
-                <w:sz w:val="19"/>
-                <w:szCs w:val="22"/>
-              </w:rPr>
-              <w:t>1 October 2026</w:t>
-            </w:r>
-          </w:p>
-        </w:tc>
-      </w:tr>
-      <w:tr>
-        <w:trPr>
-          <w:cantSplit/>
-        </w:trPr>
-        <w:tc>
-          <w:tcPr>
-            <w:tcW w:w="2448" w:type="dxa"/>
-            <w:tcBorders>
-              <w:top w:val="single" w:sz="6" w:space="0" w:color="DCE5EE"/>
-              <w:left w:val="single" w:sz="6" w:space="0" w:color="DCE5EE"/>
-              <w:bottom w:val="single" w:sz="6" w:space="0" w:color="DCE5EE"/>
-              <w:right w:val="single" w:sz="6" w:space="0" w:color="DCE5EE"/>
-              <w:insideH w:val="single" w:sz="6" w:space="0" w:color="DCE5EE"/>
-              <w:insideV w:val="single" w:sz="6" w:space="0" w:color="DCE5EE"/>
-            </w:tcBorders>
-            <w:shd w:val="clear" w:fill="F4F7FA"/>
-            <w:tcMar>
-              <w:top w:w="90" w:type="dxa"/>
-              <w:left w:w="100" w:type="dxa"/>
-              <w:bottom w:w="90" w:type="dxa"/>
-              <w:right w:w="100" w:type="dxa"/>
-            </w:tcMar>
-          </w:tcPr>
-          <w:p>
-            <w:pPr>
-              <w:spacing w:after="100" w:line="276" w:lineRule="auto"/>
-            </w:pPr>
-            <w:r>
-              <w:rPr>
-                <w:rFonts w:ascii="Aptos" w:hAnsi="Aptos" w:eastAsia="ＭＳ 明朝" w:cs="Aptos" w:eastAsiaTheme="minorEastAsia" w:csTheme="minorBidi"/>
-                <w:b/>
-                <w:bCs/>
-                <w:color w:val="1F2937"/>
-                <w:sz w:val="19"/>
-                <w:szCs w:val="22"/>
-              </w:rPr>
-              <w:t>Prepared by</w:t>
-            </w:r>
-          </w:p>
-        </w:tc>
-        <w:tc>
-          <w:tcPr>
-            <w:tcW w:w="7056" w:type="dxa"/>
-            <w:tcBorders>
-              <w:top w:val="single" w:sz="6" w:space="0" w:color="DCE5EE"/>
-              <w:left w:val="single" w:sz="6" w:space="0" w:color="DCE5EE"/>
-              <w:bottom w:val="single" w:sz="6" w:space="0" w:color="DCE5EE"/>
-              <w:right w:val="single" w:sz="6" w:space="0" w:color="DCE5EE"/>
-              <w:insideH w:val="single" w:sz="6" w:space="0" w:color="DCE5EE"/>
-              <w:insideV w:val="single" w:sz="6" w:space="0" w:color="DCE5EE"/>
-            </w:tcBorders>
-            <w:shd w:val="clear" w:fill="FFFFFF"/>
-            <w:tcMar>
-              <w:top w:w="90" w:type="dxa"/>
-              <w:left w:w="100" w:type="dxa"/>
-              <w:bottom w:w="90" w:type="dxa"/>
-              <w:right w:w="100" w:type="dxa"/>
-            </w:tcMar>
-          </w:tcPr>
-          <w:p>
-            <w:pPr>
-              <w:spacing w:after="100" w:line="276" w:lineRule="auto"/>
-            </w:pPr>
-            <w:r>
-              <w:rPr>
-                <w:rFonts w:ascii="Aptos" w:hAnsi="Aptos" w:eastAsia="ＭＳ 明朝" w:cs="Aptos" w:eastAsiaTheme="minorEastAsia" w:csTheme="minorBidi"/>
-                <w:color w:val="1F2937"/>
-                <w:sz w:val="19"/>
-                <w:szCs w:val="22"/>
-              </w:rPr>
-              <w:t>IT Department</w:t>
-            </w:r>
-          </w:p>
-        </w:tc>
-      </w:tr>
-      <w:tr>
-        <w:trPr>
-          <w:cantSplit/>
-        </w:trPr>
-        <w:tc>
-          <w:tcPr>
-            <w:tcW w:w="2448" w:type="dxa"/>
-            <w:tcBorders>
-              <w:top w:val="single" w:sz="6" w:space="0" w:color="DCE5EE"/>
-              <w:left w:val="single" w:sz="6" w:space="0" w:color="DCE5EE"/>
-              <w:bottom w:val="single" w:sz="6" w:space="0" w:color="DCE5EE"/>
-              <w:right w:val="single" w:sz="6" w:space="0" w:color="DCE5EE"/>
-              <w:insideH w:val="single" w:sz="6" w:space="0" w:color="DCE5EE"/>
-              <w:insideV w:val="single" w:sz="6" w:space="0" w:color="DCE5EE"/>
-            </w:tcBorders>
-            <w:shd w:val="clear" w:fill="F4F7FA"/>
-            <w:tcMar>
-              <w:top w:w="90" w:type="dxa"/>
-              <w:left w:w="100" w:type="dxa"/>
-              <w:bottom w:w="90" w:type="dxa"/>
-              <w:right w:w="100" w:type="dxa"/>
-            </w:tcMar>
-          </w:tcPr>
-          <w:p>
-            <w:pPr>
-              <w:spacing w:after="100" w:line="276" w:lineRule="auto"/>
-            </w:pPr>
-            <w:r>
-              <w:rPr>
-                <w:rFonts w:ascii="Aptos" w:hAnsi="Aptos" w:eastAsia="ＭＳ 明朝" w:cs="Aptos" w:eastAsiaTheme="minorEastAsia" w:csTheme="minorBidi"/>
-                <w:b/>
-                <w:bCs/>
-                <w:color w:val="1F2937"/>
-                <w:sz w:val="19"/>
-                <w:szCs w:val="22"/>
-              </w:rPr>
-              <w:t>System</w:t>
-            </w:r>
-          </w:p>
-        </w:tc>
-        <w:tc>
-          <w:tcPr>
-            <w:tcW w:w="7056" w:type="dxa"/>
-            <w:tcBorders>
-              <w:top w:val="single" w:sz="6" w:space="0" w:color="DCE5EE"/>
-              <w:left w:val="single" w:sz="6" w:space="0" w:color="DCE5EE"/>
-              <w:bottom w:val="single" w:sz="6" w:space="0" w:color="DCE5EE"/>
-              <w:right w:val="single" w:sz="6" w:space="0" w:color="DCE5EE"/>
-              <w:insideH w:val="single" w:sz="6" w:space="0" w:color="DCE5EE"/>
-              <w:insideV w:val="single" w:sz="6" w:space="0" w:color="DCE5EE"/>
-            </w:tcBorders>
-            <w:shd w:val="clear" w:fill="FFFFFF"/>
-            <w:tcMar>
-              <w:top w:w="90" w:type="dxa"/>
-              <w:left w:w="100" w:type="dxa"/>
-              <w:bottom w:w="90" w:type="dxa"/>
-              <w:right w:w="100" w:type="dxa"/>
-            </w:tcMar>
-          </w:tcPr>
-          <w:p>
-            <w:pPr>
-              <w:spacing w:after="100" w:line="276" w:lineRule="auto"/>
-            </w:pPr>
-            <w:r>
-              <w:rPr>
-                <w:rFonts w:ascii="Aptos" w:hAnsi="Aptos" w:eastAsia="ＭＳ 明朝" w:cs="Aptos" w:eastAsiaTheme="minorEastAsia" w:csTheme="minorBidi"/>
-                <w:color w:val="1F2937"/>
-                <w:sz w:val="19"/>
-                <w:szCs w:val="22"/>
-              </w:rPr>
-              <w:t>Ultitech ERP</w:t>
-            </w:r>
-          </w:p>
-        </w:tc>
-      </w:tr>
-      <w:tr>
-        <w:trPr>
-          <w:cantSplit/>
-        </w:trPr>
-        <w:tc>
-          <w:tcPr>
-            <w:tcW w:w="2448" w:type="dxa"/>
-            <w:tcBorders>
-              <w:top w:val="single" w:sz="6" w:space="0" w:color="DCE5EE"/>
-              <w:left w:val="single" w:sz="6" w:space="0" w:color="DCE5EE"/>
-              <w:bottom w:val="single" w:sz="6" w:space="0" w:color="DCE5EE"/>
-              <w:right w:val="single" w:sz="6" w:space="0" w:color="DCE5EE"/>
-              <w:insideH w:val="single" w:sz="6" w:space="0" w:color="DCE5EE"/>
-              <w:insideV w:val="single" w:sz="6" w:space="0" w:color="DCE5EE"/>
-            </w:tcBorders>
-            <w:shd w:val="clear" w:fill="F4F7FA"/>
-            <w:tcMar>
-              <w:top w:w="90" w:type="dxa"/>
-              <w:left w:w="100" w:type="dxa"/>
-              <w:bottom w:w="90" w:type="dxa"/>
-              <w:right w:w="100" w:type="dxa"/>
-            </w:tcMar>
-          </w:tcPr>
-          <w:p>
-            <w:pPr>
-              <w:spacing w:after="100" w:line="276" w:lineRule="auto"/>
-            </w:pPr>
-            <w:r>
-              <w:rPr>
-                <w:rFonts w:ascii="Aptos" w:hAnsi="Aptos" w:eastAsia="ＭＳ 明朝" w:cs="Aptos" w:eastAsiaTheme="minorEastAsia" w:csTheme="minorBidi"/>
-                <w:b/>
-                <w:bCs/>
-                <w:color w:val="1F2937"/>
-                <w:sz w:val="19"/>
-                <w:szCs w:val="22"/>
-              </w:rPr>
-              <w:t>Audience</w:t>
-            </w:r>
-          </w:p>
-        </w:tc>
-        <w:tc>
-          <w:tcPr>
-            <w:tcW w:w="7056" w:type="dxa"/>
-            <w:tcBorders>
-              <w:top w:val="single" w:sz="6" w:space="0" w:color="DCE5EE"/>
-              <w:left w:val="single" w:sz="6" w:space="0" w:color="DCE5EE"/>
-              <w:bottom w:val="single" w:sz="6" w:space="0" w:color="DCE5EE"/>
-              <w:right w:val="single" w:sz="6" w:space="0" w:color="DCE5EE"/>
-              <w:insideH w:val="single" w:sz="6" w:space="0" w:color="DCE5EE"/>
-              <w:insideV w:val="single" w:sz="6" w:space="0" w:color="DCE5EE"/>
-            </w:tcBorders>
-            <w:shd w:val="clear" w:fill="FFFFFF"/>
-            <w:tcMar>
-              <w:top w:w="90" w:type="dxa"/>
-              <w:left w:w="100" w:type="dxa"/>
-              <w:bottom w:w="90" w:type="dxa"/>
-              <w:right w:w="100" w:type="dxa"/>
-            </w:tcMar>
-          </w:tcPr>
-          <w:p>
-            <w:pPr>
-              <w:spacing w:after="100" w:line="276" w:lineRule="auto"/>
-            </w:pPr>
-            <w:r>
-              <w:rPr>
-                <w:rFonts w:ascii="Aptos" w:hAnsi="Aptos" w:eastAsia="ＭＳ 明朝" w:cs="Aptos" w:eastAsiaTheme="minorEastAsia" w:csTheme="minorBidi"/>
-                <w:color w:val="1F2937"/>
-                <w:sz w:val="19"/>
-                <w:szCs w:val="22"/>
-              </w:rPr>
-              <w:t>Management and Department Heads</w:t>
-            </w:r>
-          </w:p>
-        </w:tc>
-      </w:tr>
-    </w:tbl>
-    <w:p>
-      <w:pPr>
-        <w:spacing w:before="320"/>
-      </w:pPr>
-      <w:r>
-        <w:rPr>
-          <w:rFonts w:ascii="Aptos" w:hAnsi="Aptos" w:eastAsia="ＭＳ 明朝" w:cs="Aptos" w:eastAsiaTheme="minorEastAsia" w:csTheme="minorBidi"/>
-          <w:b/>
-          <w:bCs/>
-          <w:color w:val="173F67"/>
-          <w:sz w:val="19"/>
-          <w:szCs w:val="22"/>
-        </w:rPr>
-        <w:t>Purpose</w:t>
-      </w:r>
-      <w:r>
-        <w:rPr>
-          <w:rFonts w:ascii="Aptos" w:hAnsi="Aptos" w:eastAsia="ＭＳ 明朝" w:cs="Aptos" w:eastAsiaTheme="minorEastAsia" w:csTheme="minorBidi"/>
-          <w:color w:val="1F2937"/>
-          <w:sz w:val="19"/>
-          <w:szCs w:val="22"/>
-        </w:rPr>
-        <w:t xml:space="preserve">  This report explains, in plain business language, what the IT Department maintained, improved, and released in Ultitech ERP during the quarter. It also identifies the remaining work and the proposed focus for the next quarter.</w:t>
-      </w:r>
-    </w:p>
-    <w:p>
-      <w:pPr>
-        <w:pageBreakBefore/>
-        <w:spacing w:after="100" w:line="276" w:lineRule="auto"/>
-      </w:pPr>
-      <w:r>
-        <w:lastRenderedPageBreak/>
-      </w:r>
-    </w:p>
     <w:p>
       <w:pPr>
         <w:pStyle w:val="Heading1"/>
@@ -487,6 +58,7 @@
           <w:insideH w:val="single" w:sz="6" w:space="0" w:color="DCE5EE"/>
           <w:insideV w:val="single" w:sz="6" w:space="0" w:color="DCE5EE"/>
         </w:tblBorders>
+        <w:tblLayout w:type="fixed"/>
         <w:tblCellMar>
           <w:top w:w="0" w:type="dxa"/>
           <w:left w:w="108" w:type="dxa"/>
@@ -496,8 +68,8 @@
         <w:tblLook w:firstRow="1" w:firstColumn="1" w:noVBand="1"/>
       </w:tblPr>
       <w:tblGrid>
-        <w:gridCol w:w="3360"/>
-        <w:gridCol w:w="3360"/>
+        <w:gridCol w:w="2685"/>
+        <w:gridCol w:w="4035"/>
         <w:gridCol w:w="3360"/>
       </w:tblGrid>
       <w:tr>
@@ -507,7 +79,7 @@
         </w:trPr>
         <w:tc>
           <w:tcPr>
-            <w:tcW w:w="3360" w:type="dxa"/>
+            <w:tcW w:w="2685" w:type="dxa"/>
             <w:shd w:val="clear" w:fill="173F67"/>
             <w:tcMar>
               <w:top w:w="90" w:type="dxa"/>
@@ -535,7 +107,7 @@
         </w:tc>
         <w:tc>
           <w:tcPr>
-            <w:tcW w:w="3360" w:type="dxa"/>
+            <w:tcW w:w="4035" w:type="dxa"/>
             <w:shd w:val="clear" w:fill="173F67"/>
             <w:tcMar>
               <w:top w:w="90" w:type="dxa"/>
@@ -596,7 +168,7 @@
         </w:trPr>
         <w:tc>
           <w:tcPr>
-            <w:tcW w:w="3360" w:type="dxa"/>
+            <w:tcW w:w="2685" w:type="dxa"/>
             <w:tcBorders>
               <w:top w:val="single" w:sz="6" w:space="0" w:color="DCE5EE"/>
               <w:left w:val="single" w:sz="6" w:space="0" w:color="DCE5EE"/>
@@ -629,7 +201,7 @@
         </w:tc>
         <w:tc>
           <w:tcPr>
-            <w:tcW w:w="3360" w:type="dxa"/>
+            <w:tcW w:w="4035" w:type="dxa"/>
             <w:tcBorders>
               <w:top w:val="single" w:sz="6" w:space="0" w:color="DCE5EE"/>
               <w:left w:val="single" w:sz="6" w:space="0" w:color="DCE5EE"/>
@@ -700,7 +272,7 @@
         </w:trPr>
         <w:tc>
           <w:tcPr>
-            <w:tcW w:w="3360" w:type="dxa"/>
+            <w:tcW w:w="2685" w:type="dxa"/>
             <w:tcBorders>
               <w:top w:val="single" w:sz="6" w:space="0" w:color="DCE5EE"/>
               <w:left w:val="single" w:sz="6" w:space="0" w:color="DCE5EE"/>
@@ -733,7 +305,7 @@
         </w:tc>
         <w:tc>
           <w:tcPr>
-            <w:tcW w:w="3360" w:type="dxa"/>
+            <w:tcW w:w="4035" w:type="dxa"/>
             <w:tcBorders>
               <w:top w:val="single" w:sz="6" w:space="0" w:color="DCE5EE"/>
               <w:left w:val="single" w:sz="6" w:space="0" w:color="DCE5EE"/>
@@ -804,7 +376,7 @@
         </w:trPr>
         <w:tc>
           <w:tcPr>
-            <w:tcW w:w="3360" w:type="dxa"/>
+            <w:tcW w:w="2685" w:type="dxa"/>
             <w:tcBorders>
               <w:top w:val="single" w:sz="6" w:space="0" w:color="DCE5EE"/>
               <w:left w:val="single" w:sz="6" w:space="0" w:color="DCE5EE"/>
@@ -837,7 +409,7 @@
         </w:tc>
         <w:tc>
           <w:tcPr>
-            <w:tcW w:w="3360" w:type="dxa"/>
+            <w:tcW w:w="4035" w:type="dxa"/>
             <w:tcBorders>
               <w:top w:val="single" w:sz="6" w:space="0" w:color="DCE5EE"/>
               <w:left w:val="single" w:sz="6" w:space="0" w:color="DCE5EE"/>
@@ -908,7 +480,7 @@
         </w:trPr>
         <w:tc>
           <w:tcPr>
-            <w:tcW w:w="3360" w:type="dxa"/>
+            <w:tcW w:w="2685" w:type="dxa"/>
             <w:tcBorders>
               <w:top w:val="single" w:sz="6" w:space="0" w:color="DCE5EE"/>
               <w:left w:val="single" w:sz="6" w:space="0" w:color="DCE5EE"/>
@@ -941,7 +513,7 @@
         </w:tc>
         <w:tc>
           <w:tcPr>
-            <w:tcW w:w="3360" w:type="dxa"/>
+            <w:tcW w:w="4035" w:type="dxa"/>
             <w:tcBorders>
               <w:top w:val="single" w:sz="6" w:space="0" w:color="DCE5EE"/>
               <w:left w:val="single" w:sz="6" w:space="0" w:color="DCE5EE"/>
@@ -1009,10 +581,11 @@
       <w:tr>
         <w:trPr>
           <w:cantSplit/>
+          <w:trHeight w:val="915" w:hRule="atLeast"/>
         </w:trPr>
         <w:tc>
           <w:tcPr>
-            <w:tcW w:w="3360" w:type="dxa"/>
+            <w:tcW w:w="2685" w:type="dxa"/>
             <w:tcBorders>
               <w:top w:val="single" w:sz="6" w:space="0" w:color="DCE5EE"/>
               <w:left w:val="single" w:sz="6" w:space="0" w:color="DCE5EE"/>
@@ -1045,7 +618,7 @@
         </w:tc>
         <w:tc>
           <w:tcPr>
-            <w:tcW w:w="3360" w:type="dxa"/>
+            <w:tcW w:w="4035" w:type="dxa"/>
             <w:tcBorders>
               <w:top w:val="single" w:sz="6" w:space="0" w:color="DCE5EE"/>
               <w:left w:val="single" w:sz="6" w:space="0" w:color="DCE5EE"/>
@@ -1105,7 +678,7 @@
                 <w:sz w:val="19"/>
                 <w:szCs w:val="22"/>
               </w:rPr>
-              <w:t xml:space="preserve">performance can be reviewed from system records </w:t>
+              <w:t>performance can be reviewed from smartKPIs</w:t>
             </w:r>
           </w:p>
         </w:tc>
@@ -1114,6 +687,11 @@
     <w:p>
       <w:pPr>
         <w:spacing w:after="0"/>
+      </w:pPr>
+    </w:p>
+    <w:p>
+      <w:pPr>
+        <w:pStyle w:val="Heading1"/>
       </w:pPr>
     </w:p>
     <w:p>
@@ -1166,6 +744,7 @@
         </w:numPr>
         <w:spacing w:after="40"/>
         <w:ind w:left="360" w:hanging="360"/>
+        <w:jc w:val="left"/>
       </w:pPr>
       <w:r>
         <w:rPr>
@@ -1182,6 +761,7 @@
         <w:pStyle w:val="ListBullet"/>
         <w:spacing w:after="40"/>
         <w:ind w:left="360" w:hanging="360"/>
+        <w:jc w:val="left"/>
       </w:pPr>
       <w:r>
         <w:rPr>
@@ -1204,6 +784,7 @@
           <w:numId w:val="1"/>
         </w:numPr>
         <w:spacing w:after="40" w:line="276" w:lineRule="auto"/>
+        <w:jc w:val="left"/>
       </w:pPr>
       <w:r>
         <w:rPr>
@@ -1214,8 +795,42 @@
         <w:t>The notification centre was rebuilt with unread counts, settings, a View All option, and simpler task and attendance cards.</w:t>
       </w:r>
       <w:r>
-        <w:t xml:space="preserve">     </w:t>
+        <w:t xml:space="preserve">   </w:t>
       </w:r>
+    </w:p>
+    <w:p>
+      <w:pPr>
+        <w:pStyle w:val="ListBullet"/>
+        <w:numPr>
+          <w:ilvl w:val="0"/>
+          <w:numId w:val="1"/>
+        </w:numPr>
+        <w:spacing w:after="40" w:line="276" w:lineRule="auto"/>
+        <w:jc w:val="left"/>
+      </w:pPr>
+      <w:r>
+        <w:t xml:space="preserve">Improved page layout with cleaner framework for user friendly use.  </w:t>
+      </w:r>
+    </w:p>
+    <w:p>
+      <w:pPr>
+        <w:pStyle w:val="ListBullet"/>
+        <w:numPr>
+          <w:ilvl w:val="0"/>
+          <w:numId w:val="1"/>
+        </w:numPr>
+        <w:spacing w:after="40" w:line="276" w:lineRule="auto"/>
+        <w:jc w:val="left"/>
+      </w:pPr>
+      <w:r>
+        <w:t>Performance and KPIs provided in the system automatically</w:t>
+      </w:r>
+    </w:p>
+    <w:p>
+      <w:pPr>
+        <w:pStyle w:val="ListBullet"/>
+        <w:spacing w:after="40" w:line="276" w:lineRule="auto"/>
+      </w:pPr>
     </w:p>
     <w:p>
       <w:pPr>
@@ -1328,6 +943,7 @@
         <w:pStyle w:val="ListBullet"/>
         <w:spacing w:after="40"/>
         <w:ind w:left="360" w:hanging="360"/>
+        <w:jc w:val="both"/>
       </w:pPr>
       <w:r>
         <w:rPr>
@@ -1336,7 +952,7 @@
           <w:sz w:val="19"/>
           <w:szCs w:val="22"/>
         </w:rPr>
-        <w:t>Quotations can be c edited, numbered, highlighted, and removed from the list, including draft and cancelled quotes.</w:t>
+        <w:t xml:space="preserve">Quotations can be  edited, numbered, highlighted, and removed from the list, including draft and cancelled quotes.</w:t>
       </w:r>
     </w:p>
     <w:p>
@@ -1344,6 +960,7 @@
         <w:pStyle w:val="ListBullet"/>
         <w:spacing w:after="40"/>
         <w:ind w:left="360" w:hanging="360"/>
+        <w:jc w:val="both"/>
       </w:pPr>
       <w:r>
         <w:rPr>
@@ -1360,6 +977,7 @@
         <w:pStyle w:val="ListBullet"/>
         <w:spacing w:after="40"/>
         <w:ind w:left="360" w:hanging="360"/>
+        <w:jc w:val="both"/>
       </w:pPr>
       <w:r>
         <w:rPr>
@@ -1376,6 +994,7 @@
         <w:pStyle w:val="ListBullet"/>
         <w:spacing w:after="40"/>
         <w:ind w:left="360" w:hanging="360"/>
+        <w:jc w:val="both"/>
       </w:pPr>
       <w:r>
         <w:rPr>
@@ -1392,6 +1011,7 @@
         <w:pStyle w:val="ListBullet"/>
         <w:spacing w:after="40"/>
         <w:ind w:left="360" w:hanging="360"/>
+        <w:jc w:val="both"/>
       </w:pPr>
       <w:r>
         <w:rPr>
@@ -1402,6 +1022,13 @@
         </w:rPr>
         <w:t>Delivery notes can be sugned by customers over distance.</w:t>
       </w:r>
+    </w:p>
+    <w:p>
+      <w:pPr>
+        <w:pStyle w:val="ListBullet"/>
+        <w:spacing w:after="40"/>
+        <w:ind w:left="360" w:hanging="360"/>
+      </w:pPr>
     </w:p>
     <w:p>
       <w:pPr>
@@ -1499,6 +1126,13 @@
     </w:p>
     <w:p>
       <w:pPr>
+        <w:pStyle w:val="ListBullet"/>
+        <w:spacing w:after="40"/>
+        <w:ind w:left="360" w:hanging="360"/>
+      </w:pPr>
+    </w:p>
+    <w:p>
+      <w:pPr>
         <w:pStyle w:val="Heading2"/>
       </w:pPr>
       <w:r>
@@ -1572,8 +1206,15 @@
           <w:sz w:val="19"/>
           <w:szCs w:val="22"/>
         </w:rPr>
-        <w:t>Improved Latter Module with company letterhead , that can be used for customer emailing and letter creation, company stamp and management approval and visibility</w:t>
+        <w:t>Improved Latter Module with company letterhead , that can be used for customer emailing and letter creation, company stamp and management approval and visibility.</w:t>
       </w:r>
+    </w:p>
+    <w:p>
+      <w:pPr>
+        <w:pStyle w:val="ListBullet"/>
+        <w:spacing w:after="40"/>
+        <w:ind w:left="360" w:hanging="360"/>
+      </w:pPr>
     </w:p>
     <w:p>
       <w:pPr>
@@ -1623,16 +1264,21 @@
     </w:p>
     <w:p>
       <w:pPr>
+        <w:pStyle w:val="ListBullet"/>
+        <w:spacing w:after="40"/>
+        <w:ind w:left="360" w:hanging="360"/>
+      </w:pPr>
+    </w:p>
+    <w:p>
+      <w:pPr>
         <w:pStyle w:val="Heading2"/>
       </w:pPr>
       <w:r>
         <w:rPr>
           <w:rFonts w:ascii="Aptos Display" w:hAnsi="Aptos Display" w:eastAsia="ＭＳ ゴシック" w:cs="Aptos Display" w:asciiTheme="majorHAnsi" w:hAnsiTheme="majorHAnsi" w:eastAsiaTheme="majorEastAsia" w:csTheme="majorBidi"/>
-          <w:b/>
-          <w:bCs/>
-          <w:color w:val="2563EB"/>
-          <w:sz w:val="23"/>
-          <w:szCs w:val="26"/>
+          <w:color w:val="00B0F0"/>
+          <w:sz w:val="24"/>
+          <w:szCs w:val="24"/>
         </w:rPr>
         <w:t>4.7 Finance and accounting</w:t>
       </w:r>
@@ -1682,7 +1328,7 @@
           <w:sz w:val="19"/>
           <w:szCs w:val="22"/>
         </w:rPr>
-        <w:t>Cash-book labels were kept on one line for clearer display.</w:t>
+        <w:t>Cash-book was introdued as modification of petty-cash.</w:t>
       </w:r>
     </w:p>
     <w:p>
@@ -1698,7 +1344,7 @@
           <w:sz w:val="19"/>
           <w:szCs w:val="22"/>
         </w:rPr>
-        <w:t>The liquidity screen can be opened for more detail.</w:t>
+        <w:t>The liquidity and kpis screen can be opened for more detail.</w:t>
       </w:r>
     </w:p>
     <w:p>
@@ -1714,8 +1360,22 @@
           <w:sz w:val="19"/>
           <w:szCs w:val="22"/>
         </w:rPr>
-        <w:t>Outstanding invoices now open the correct desk from the Ultimate site.</w:t>
+        <w:t>Reminder of overdue and Outstanding invoices through notifications is introduced.</w:t>
       </w:r>
+    </w:p>
+    <w:p>
+      <w:pPr>
+        <w:pStyle w:val="ListBullet"/>
+        <w:spacing w:after="40"/>
+        <w:ind w:left="360" w:hanging="360"/>
+      </w:pPr>
+    </w:p>
+    <w:p>
+      <w:pPr>
+        <w:pStyle w:val="ListBullet"/>
+        <w:contextualSpacing/>
+        <w:spacing w:after="40" w:line="276" w:lineRule="auto"/>
+      </w:pPr>
     </w:p>
     <w:p>
       <w:pPr>
@@ -1724,13 +1384,11 @@
       <w:r>
         <w:rPr>
           <w:rFonts w:ascii="Aptos Display" w:hAnsi="Aptos Display" w:eastAsia="ＭＳ ゴシック" w:cs="Aptos Display" w:asciiTheme="majorHAnsi" w:hAnsiTheme="majorHAnsi" w:eastAsiaTheme="majorEastAsia" w:csTheme="majorBidi"/>
-          <w:b/>
-          <w:bCs/>
-          <w:color w:val="2563EB"/>
-          <w:sz w:val="23"/>
-          <w:szCs w:val="26"/>
+          <w:color w:val="00B0F0"/>
+          <w:sz w:val="24"/>
+          <w:szCs w:val="24"/>
         </w:rPr>
-        <w:t>4.8 Deliveries, drivers, tasks and attendance</w:t>
+        <w:t>4.8 Deliveries, drivers, tasks and attendance.</w:t>
       </w:r>
     </w:p>
     <w:p>
@@ -1746,7 +1404,7 @@
           <w:sz w:val="19"/>
           <w:szCs w:val="22"/>
         </w:rPr>
-        <w:t>Deliveries open from the main desk, including from the phone Home button.</w:t>
+        <w:t>Delivery and routes recording were improved.</w:t>
       </w:r>
     </w:p>
     <w:p>
@@ -1778,7 +1436,7 @@
           <w:sz w:val="19"/>
           <w:szCs w:val="22"/>
         </w:rPr>
-        <w:t>All drivers appear on the performance board, and deliveries without deadlines are not counted as on-time.</w:t>
+        <w:t>Created Vehicle-care recordings so that drivers can record and manage vehicle service.</w:t>
       </w:r>
     </w:p>
     <w:p>
@@ -1794,198 +1452,55 @@
           <w:sz w:val="19"/>
           <w:szCs w:val="22"/>
         </w:rPr>
-        <w:t>Vehicle-care notes are shown for the relevant driver.</w:t>
-      </w:r>
-    </w:p>
-    <w:p>
-      <w:pPr>
-        <w:pStyle w:val="ListBullet"/>
-        <w:spacing w:after="40"/>
-        <w:ind w:left="360" w:hanging="360"/>
-      </w:pPr>
-      <w:r>
-        <w:rPr>
-          <w:rFonts w:ascii="Aptos" w:hAnsi="Aptos" w:eastAsia="ＭＳ 明朝" w:cs="Aptos" w:eastAsiaTheme="minorEastAsia" w:csTheme="minorBidi"/>
-          <w:color w:val="1F2937"/>
-          <w:sz w:val="19"/>
-          <w:szCs w:val="22"/>
-        </w:rPr>
-        <w:t>A monthly performance dashboard combines weekly tasks, to-do items, and attendance from employee records.</w:t>
-      </w:r>
-    </w:p>
-    <w:p>
-      <w:pPr>
-        <w:pStyle w:val="ListBullet"/>
-        <w:spacing w:after="40"/>
-        <w:ind w:left="360" w:hanging="360"/>
-      </w:pPr>
-      <w:r>
-        <w:rPr>
-          <w:rFonts w:ascii="Aptos" w:hAnsi="Aptos" w:eastAsia="ＭＳ 明朝" w:cs="Aptos" w:eastAsiaTheme="minorEastAsia" w:csTheme="minorBidi"/>
-          <w:color w:val="1F2937"/>
-          <w:sz w:val="19"/>
-          <w:szCs w:val="22"/>
-        </w:rPr>
-        <w:t>Clock-in from the app is sent to the real attendance service.</w:t>
-      </w:r>
-    </w:p>
-    <w:p>
-      <w:pPr>
-        <w:pStyle w:val="ListBullet"/>
-        <w:spacing w:after="40"/>
-        <w:ind w:left="360" w:hanging="360"/>
-      </w:pPr>
-      <w:r>
-        <w:rPr>
-          <w:rFonts w:ascii="Aptos" w:hAnsi="Aptos" w:eastAsia="ＭＳ 明朝" w:cs="Aptos" w:eastAsiaTheme="minorEastAsia" w:csTheme="minorBidi"/>
-          <w:color w:val="1F2937"/>
-          <w:sz w:val="19"/>
-          <w:szCs w:val="22"/>
-        </w:rPr>
-        <w:t>An overtime page provides daily overtime and a team view.</w:t>
+        <w:t xml:space="preserve">Created an overtime page that  provides daily overtime and a team view.</w:t>
       </w:r>
     </w:p>
     <w:p>
       <w:pPr>
         <w:pStyle w:val="Heading2"/>
       </w:pPr>
-      <w:r>
-        <w:rPr>
-          <w:rFonts w:ascii="Aptos Display" w:hAnsi="Aptos Display" w:eastAsia="ＭＳ ゴシック" w:cs="Aptos Display" w:asciiTheme="majorHAnsi" w:hAnsiTheme="majorHAnsi" w:eastAsiaTheme="majorEastAsia" w:csTheme="majorBidi"/>
-          <w:b/>
-          <w:bCs/>
-          <w:color w:val="2563EB"/>
-          <w:sz w:val="23"/>
-          <w:szCs w:val="26"/>
-        </w:rPr>
-        <w:t>4.9 AI assistant for invoices</w:t>
-      </w:r>
     </w:p>
     <w:p>
       <w:pPr>
+        <w:pStyle w:val="Normal"/>
         <w:spacing w:after="100" w:line="276" w:lineRule="auto"/>
       </w:pPr>
-      <w:r>
-        <w:rPr>
-          <w:rFonts w:ascii="Aptos" w:hAnsi="Aptos" w:eastAsia="ＭＳ 明朝" w:cs="Aptos" w:eastAsiaTheme="minorEastAsia" w:csTheme="minorBidi"/>
-          <w:color w:val="1F2937"/>
-          <w:sz w:val="19"/>
-          <w:szCs w:val="22"/>
-        </w:rPr>
-        <w:t>On 30 September 2026, the AI invoice assistant was moved inside the company system. Staff can now issue live invoice-related commands without relying on a separate helper service.</w:t>
-      </w:r>
     </w:p>
     <w:p>
       <w:pPr>
-        <w:pStyle w:val="Heading2"/>
+        <w:pStyle w:val="Normal"/>
+        <w:spacing w:after="100" w:line="276" w:lineRule="auto"/>
       </w:pPr>
-      <w:r>
-        <w:rPr>
-          <w:rFonts w:ascii="Aptos Display" w:hAnsi="Aptos Display" w:eastAsia="ＭＳ ゴシック" w:cs="Aptos Display" w:asciiTheme="majorHAnsi" w:hAnsiTheme="majorHAnsi" w:eastAsiaTheme="majorEastAsia" w:csTheme="majorBidi"/>
-          <w:b/>
-          <w:bCs/>
-          <w:color w:val="2563EB"/>
-          <w:sz w:val="23"/>
-          <w:szCs w:val="26"/>
-        </w:rPr>
-        <w:t>4.10 Live-site reliability and security work</w:t>
-      </w:r>
     </w:p>
     <w:p>
       <w:pPr>
-        <w:pStyle w:val="ListBullet"/>
-        <w:spacing w:after="40"/>
-        <w:ind w:left="360" w:hanging="360"/>
+        <w:pStyle w:val="Normal"/>
+        <w:spacing w:after="100" w:line="276" w:lineRule="auto"/>
       </w:pPr>
-      <w:r>
-        <w:rPr>
-          <w:rFonts w:ascii="Aptos" w:hAnsi="Aptos" w:eastAsia="ＭＳ 明朝" w:cs="Aptos" w:eastAsiaTheme="minorEastAsia" w:csTheme="minorBidi"/>
-          <w:color w:val="1F2937"/>
-          <w:sz w:val="19"/>
-          <w:szCs w:val="22"/>
-        </w:rPr>
-        <w:t>Deployments no longer overwrite payroll, voucher, and logout pages.</w:t>
-      </w:r>
     </w:p>
     <w:p>
       <w:pPr>
-        <w:pStyle w:val="ListBullet"/>
-        <w:spacing w:after="40"/>
-        <w:ind w:left="360" w:hanging="360"/>
+        <w:pStyle w:val="Normal"/>
+        <w:spacing w:after="100" w:line="276" w:lineRule="auto"/>
       </w:pPr>
-      <w:r>
-        <w:rPr>
-          <w:rFonts w:ascii="Aptos" w:hAnsi="Aptos" w:eastAsia="ＭＳ 明朝" w:cs="Aptos" w:eastAsiaTheme="minorEastAsia" w:csTheme="minorBidi"/>
-          <w:color w:val="1F2937"/>
-          <w:sz w:val="19"/>
-          <w:szCs w:val="22"/>
-        </w:rPr>
-        <w:t>Deployment now uses secure file transfer and replaces stale files on the live host.</w:t>
-      </w:r>
     </w:p>
     <w:p>
       <w:pPr>
-        <w:pStyle w:val="ListBullet"/>
-        <w:spacing w:after="40"/>
-        <w:ind w:left="360" w:hanging="360"/>
+        <w:pStyle w:val="Normal"/>
+        <w:spacing w:after="100" w:line="276" w:lineRule="auto"/>
       </w:pPr>
-      <w:r>
-        <w:rPr>
-          <w:rFonts w:ascii="Aptos" w:hAnsi="Aptos" w:eastAsia="ＭＳ 明朝" w:cs="Aptos" w:eastAsiaTheme="minorEastAsia" w:csTheme="minorBidi"/>
-          <w:color w:val="1F2937"/>
-          <w:sz w:val="19"/>
-          <w:szCs w:val="22"/>
-        </w:rPr>
-        <w:t>WhatsApp on the live host was aligned with the correct database and address rules.</w:t>
-      </w:r>
     </w:p>
     <w:p>
       <w:pPr>
-        <w:pStyle w:val="ListBullet"/>
-        <w:spacing w:after="40"/>
-        <w:ind w:left="360" w:hanging="360"/>
+        <w:pStyle w:val="Normal"/>
+        <w:spacing w:after="100" w:line="276" w:lineRule="auto"/>
       </w:pPr>
-      <w:r>
-        <w:rPr>
-          <w:rFonts w:ascii="Aptos" w:hAnsi="Aptos" w:eastAsia="ＭＳ 明朝" w:cs="Aptos" w:eastAsiaTheme="minorEastAsia" w:csTheme="minorBidi"/>
-          <w:color w:val="1F2937"/>
-          <w:sz w:val="19"/>
-          <w:szCs w:val="22"/>
-        </w:rPr>
-        <w:t>A missing WhatsApp file that had caused a server error was published, and the page now handles the missing-file case safely.</w:t>
-      </w:r>
     </w:p>
     <w:p>
       <w:pPr>
-        <w:pStyle w:val="ListBullet"/>
-        <w:spacing w:after="40"/>
-        <w:ind w:left="360" w:hanging="360"/>
+        <w:pStyle w:val="Normal"/>
+        <w:spacing w:after="100" w:line="276" w:lineRule="auto"/>
       </w:pPr>
-      <w:r>
-        <w:rPr>
-          <w:rFonts w:ascii="Aptos" w:hAnsi="Aptos" w:eastAsia="ＭＳ 明朝" w:cs="Aptos" w:eastAsiaTheme="minorEastAsia" w:csTheme="minorBidi"/>
-          <w:color w:val="1F2937"/>
-          <w:sz w:val="19"/>
-          <w:szCs w:val="22"/>
-        </w:rPr>
-        <w:t>A security-scanner false alarm in a core file was reduced.</w:t>
-      </w:r>
-    </w:p>
-    <w:p>
-      <w:pPr>
-        <w:pStyle w:val="ListBullet"/>
-        <w:spacing w:after="40"/>
-        <w:ind w:left="360" w:hanging="360"/>
-      </w:pPr>
-      <w:r>
-        <w:rPr>
-          <w:rFonts w:ascii="Aptos" w:hAnsi="Aptos" w:eastAsia="ＭＳ 明朝" w:cs="Aptos" w:eastAsiaTheme="minorEastAsia" w:csTheme="minorBidi"/>
-          <w:color w:val="1F2937"/>
-          <w:sz w:val="19"/>
-          <w:szCs w:val="22"/>
-        </w:rPr>
-        <w:t>Payroll, voucher tasks, and the warehouse address that had returned page-not-found errors were corrected.</w:t>
-      </w:r>
     </w:p>
     <w:p>
       <w:pPr>
@@ -1993,1626 +1508,276 @@
       </w:pPr>
       <w:r>
         <w:rPr>
-          <w:rFonts w:ascii="Aptos Display" w:hAnsi="Aptos Display" w:eastAsia="ＭＳ ゴシック" w:cs="Aptos Display" w:asciiTheme="majorHAnsi" w:hAnsiTheme="majorHAnsi" w:eastAsiaTheme="majorEastAsia" w:csTheme="majorBidi"/>
+          <w:rFonts w:ascii="Aptos Display" w:hAnsi="Aptos Display" w:cs="Aptos Display" w:asciiTheme="majorHAnsi"/>
           <w:b/>
           <w:bCs/>
           <w:color w:val="173F67"/>
           <w:sz w:val="30"/>
           <w:szCs w:val="28"/>
         </w:rPr>
-        <w:t>5. Management Reporting Added on 1 October</w:t>
+        <w:t>3. Pending Tasks</w:t>
       </w:r>
-    </w:p>
-    <w:p>
-      <w:pPr>
-        <w:spacing w:after="120"/>
-      </w:pPr>
       <w:r>
         <w:rPr>
-          <w:rFonts w:ascii="Aptos" w:hAnsi="Aptos" w:eastAsia="ＭＳ 明朝" w:cs="Aptos" w:eastAsiaTheme="minorEastAsia" w:csTheme="minorBidi"/>
-          <w:i/>
-          <w:iCs/>
-          <w:color w:val="64748B"/>
-          <w:sz w:val="18"/>
-          <w:szCs w:val="22"/>
+          <w:rFonts w:ascii="Arial" w:hAnsi="Arial" w:cs="Arial"/>
+          <w:color w:val="00B0F0"/>
+          <w:sz w:val="24"/>
+          <w:szCs w:val="24"/>
         </w:rPr>
-        <w:t>Turning operational data into management information</w:t>
+        <w:t>.</w:t>
       </w:r>
-    </w:p>
-    <w:tbl>
-      <w:tblPr>
-        <w:tblW w:w="0" w:type="auto"/>
-        <w:jc w:val="center"/>
-        <w:tblBorders>
-          <w:top w:val="single" w:sz="6" w:space="0" w:color="DCE5EE"/>
-          <w:left w:val="single" w:sz="6" w:space="0" w:color="DCE5EE"/>
-          <w:bottom w:val="single" w:sz="6" w:space="0" w:color="DCE5EE"/>
-          <w:right w:val="single" w:sz="6" w:space="0" w:color="DCE5EE"/>
-          <w:insideH w:val="single" w:sz="6" w:space="0" w:color="DCE5EE"/>
-          <w:insideV w:val="single" w:sz="6" w:space="0" w:color="DCE5EE"/>
-        </w:tblBorders>
-        <w:tblCellMar>
-          <w:top w:w="0" w:type="dxa"/>
-          <w:left w:w="108" w:type="dxa"/>
-          <w:bottom w:w="0" w:type="dxa"/>
-          <w:right w:w="108" w:type="dxa"/>
-        </w:tblCellMar>
-        <w:tblLook w:firstRow="1" w:firstColumn="1" w:noVBand="1"/>
-      </w:tblPr>
-      <w:tblGrid>
-        <w:gridCol w:w="3360"/>
-        <w:gridCol w:w="3360"/>
-        <w:gridCol w:w="3360"/>
-      </w:tblGrid>
-      <w:tr>
-        <w:trPr>
-          <w:cantSplit/>
-          <w:tblHeader/>
-        </w:trPr>
-        <w:tc>
-          <w:tcPr>
-            <w:tcW w:w="3360" w:type="dxa"/>
-            <w:shd w:val="clear" w:fill="173F67"/>
-            <w:tcMar>
-              <w:top w:w="90" w:type="dxa"/>
-              <w:left w:w="100" w:type="dxa"/>
-              <w:bottom w:w="90" w:type="dxa"/>
-              <w:right w:w="100" w:type="dxa"/>
-            </w:tcMar>
-          </w:tcPr>
-          <w:p>
-            <w:pPr>
-              <w:spacing w:after="100" w:line="276" w:lineRule="auto"/>
-            </w:pPr>
-            <w:r>
-              <w:rPr>
-                <w:rFonts w:ascii="Aptos" w:hAnsi="Aptos" w:eastAsia="ＭＳ 明朝" w:cs="Aptos" w:eastAsiaTheme="minorEastAsia" w:csTheme="minorBidi"/>
-                <w:b/>
-                <w:bCs/>
-                <w:color w:val="FFFFFF"/>
-                <w:sz w:val="19"/>
-                <w:szCs w:val="22"/>
-              </w:rPr>
-              <w:t>Management area</w:t>
-            </w:r>
-          </w:p>
-        </w:tc>
-        <w:tc>
-          <w:tcPr>
-            <w:tcW w:w="3360" w:type="dxa"/>
-            <w:shd w:val="clear" w:fill="173F67"/>
-            <w:tcMar>
-              <w:top w:w="90" w:type="dxa"/>
-              <w:left w:w="100" w:type="dxa"/>
-              <w:bottom w:w="90" w:type="dxa"/>
-              <w:right w:w="100" w:type="dxa"/>
-            </w:tcMar>
-          </w:tcPr>
-          <w:p>
-            <w:pPr>
-              <w:spacing w:after="100" w:line="276" w:lineRule="auto"/>
-            </w:pPr>
-            <w:r>
-              <w:rPr>
-                <w:rFonts w:ascii="Aptos" w:hAnsi="Aptos" w:eastAsia="ＭＳ 明朝" w:cs="Aptos" w:eastAsiaTheme="minorEastAsia" w:csTheme="minorBidi"/>
-                <w:b/>
-                <w:bCs/>
-                <w:color w:val="FFFFFF"/>
-                <w:sz w:val="19"/>
-                <w:szCs w:val="22"/>
-              </w:rPr>
-              <w:t>What the system now shows</w:t>
-            </w:r>
-          </w:p>
-        </w:tc>
-        <w:tc>
-          <w:tcPr>
-            <w:tcW w:w="3360" w:type="dxa"/>
-            <w:shd w:val="clear" w:fill="173F67"/>
-            <w:tcMar>
-              <w:top w:w="90" w:type="dxa"/>
-              <w:left w:w="100" w:type="dxa"/>
-              <w:bottom w:w="90" w:type="dxa"/>
-              <w:right w:w="100" w:type="dxa"/>
-            </w:tcMar>
-          </w:tcPr>
-          <w:p>
-            <w:pPr>
-              <w:spacing w:after="100" w:line="276" w:lineRule="auto"/>
-            </w:pPr>
-            <w:r>
-              <w:rPr>
-                <w:rFonts w:ascii="Aptos" w:hAnsi="Aptos" w:eastAsia="ＭＳ 明朝" w:cs="Aptos" w:eastAsiaTheme="minorEastAsia" w:csTheme="minorBidi"/>
-                <w:b/>
-                <w:bCs/>
-                <w:color w:val="FFFFFF"/>
-                <w:sz w:val="19"/>
-                <w:szCs w:val="22"/>
-              </w:rPr>
-              <w:t>How it helps management</w:t>
-            </w:r>
-          </w:p>
-        </w:tc>
-      </w:tr>
-      <w:tr>
-        <w:trPr>
-          <w:cantSplit/>
-        </w:trPr>
-        <w:tc>
-          <w:tcPr>
-            <w:tcW w:w="3360" w:type="dxa"/>
-            <w:tcBorders>
-              <w:top w:val="single" w:sz="6" w:space="0" w:color="DCE5EE"/>
-              <w:left w:val="single" w:sz="6" w:space="0" w:color="DCE5EE"/>
-              <w:bottom w:val="single" w:sz="6" w:space="0" w:color="DCE5EE"/>
-              <w:right w:val="single" w:sz="6" w:space="0" w:color="DCE5EE"/>
-              <w:insideH w:val="single" w:sz="6" w:space="0" w:color="DCE5EE"/>
-              <w:insideV w:val="single" w:sz="6" w:space="0" w:color="DCE5EE"/>
-            </w:tcBorders>
-            <w:tcMar>
-              <w:top w:w="90" w:type="dxa"/>
-              <w:left w:w="100" w:type="dxa"/>
-              <w:bottom w:w="90" w:type="dxa"/>
-              <w:right w:w="100" w:type="dxa"/>
-            </w:tcMar>
-          </w:tcPr>
-          <w:p>
-            <w:pPr>
-              <w:spacing w:after="100" w:line="276" w:lineRule="auto"/>
-            </w:pPr>
-            <w:r>
-              <w:rPr>
-                <w:rFonts w:ascii="Aptos" w:hAnsi="Aptos" w:eastAsia="ＭＳ 明朝" w:cs="Aptos" w:eastAsiaTheme="minorEastAsia" w:csTheme="minorBidi"/>
-                <w:color w:val="1F2937"/>
-                <w:sz w:val="19"/>
-                <w:szCs w:val="22"/>
-              </w:rPr>
-              <w:t>Finance</w:t>
-            </w:r>
-          </w:p>
-        </w:tc>
-        <w:tc>
-          <w:tcPr>
-            <w:tcW w:w="3360" w:type="dxa"/>
-            <w:tcBorders>
-              <w:top w:val="single" w:sz="6" w:space="0" w:color="DCE5EE"/>
-              <w:left w:val="single" w:sz="6" w:space="0" w:color="DCE5EE"/>
-              <w:bottom w:val="single" w:sz="6" w:space="0" w:color="DCE5EE"/>
-              <w:right w:val="single" w:sz="6" w:space="0" w:color="DCE5EE"/>
-              <w:insideH w:val="single" w:sz="6" w:space="0" w:color="DCE5EE"/>
-              <w:insideV w:val="single" w:sz="6" w:space="0" w:color="DCE5EE"/>
-            </w:tcBorders>
-            <w:tcMar>
-              <w:top w:w="90" w:type="dxa"/>
-              <w:left w:w="100" w:type="dxa"/>
-              <w:bottom w:w="90" w:type="dxa"/>
-              <w:right w:w="100" w:type="dxa"/>
-            </w:tcMar>
-          </w:tcPr>
-          <w:p>
-            <w:pPr>
-              <w:spacing w:after="100" w:line="276" w:lineRule="auto"/>
-            </w:pPr>
-            <w:r>
-              <w:rPr>
-                <w:rFonts w:ascii="Aptos" w:hAnsi="Aptos" w:eastAsia="ＭＳ 明朝" w:cs="Aptos" w:eastAsiaTheme="minorEastAsia" w:csTheme="minorBidi"/>
-                <w:color w:val="1F2937"/>
-                <w:sz w:val="19"/>
-                <w:szCs w:val="22"/>
-              </w:rPr>
-              <w:t>Score based on cashbook entries and expense recordings.</w:t>
-            </w:r>
-          </w:p>
-        </w:tc>
-        <w:tc>
-          <w:tcPr>
-            <w:tcW w:w="3360" w:type="dxa"/>
-            <w:tcBorders>
-              <w:top w:val="single" w:sz="6" w:space="0" w:color="DCE5EE"/>
-              <w:left w:val="single" w:sz="6" w:space="0" w:color="DCE5EE"/>
-              <w:bottom w:val="single" w:sz="6" w:space="0" w:color="DCE5EE"/>
-              <w:right w:val="single" w:sz="6" w:space="0" w:color="DCE5EE"/>
-              <w:insideH w:val="single" w:sz="6" w:space="0" w:color="DCE5EE"/>
-              <w:insideV w:val="single" w:sz="6" w:space="0" w:color="DCE5EE"/>
-            </w:tcBorders>
-            <w:tcMar>
-              <w:top w:w="90" w:type="dxa"/>
-              <w:left w:w="100" w:type="dxa"/>
-              <w:bottom w:w="90" w:type="dxa"/>
-              <w:right w:w="100" w:type="dxa"/>
-            </w:tcMar>
-          </w:tcPr>
-          <w:p>
-            <w:pPr>
-              <w:spacing w:after="100" w:line="276" w:lineRule="auto"/>
-            </w:pPr>
-            <w:r>
-              <w:rPr>
-                <w:rFonts w:ascii="Aptos" w:hAnsi="Aptos" w:eastAsia="ＭＳ 明朝" w:cs="Aptos" w:eastAsiaTheme="minorEastAsia" w:csTheme="minorBidi"/>
-                <w:color w:val="1F2937"/>
-                <w:sz w:val="19"/>
-                <w:szCs w:val="22"/>
-              </w:rPr>
-              <w:t>Focuses review on the records the finance team actually enters.</w:t>
-            </w:r>
-          </w:p>
-        </w:tc>
-      </w:tr>
-      <w:tr>
-        <w:trPr>
-          <w:cantSplit/>
-        </w:trPr>
-        <w:tc>
-          <w:tcPr>
-            <w:tcW w:w="3360" w:type="dxa"/>
-            <w:tcBorders>
-              <w:top w:val="single" w:sz="6" w:space="0" w:color="DCE5EE"/>
-              <w:left w:val="single" w:sz="6" w:space="0" w:color="DCE5EE"/>
-              <w:bottom w:val="single" w:sz="6" w:space="0" w:color="DCE5EE"/>
-              <w:right w:val="single" w:sz="6" w:space="0" w:color="DCE5EE"/>
-              <w:insideH w:val="single" w:sz="6" w:space="0" w:color="DCE5EE"/>
-              <w:insideV w:val="single" w:sz="6" w:space="0" w:color="DCE5EE"/>
-            </w:tcBorders>
-            <w:tcMar>
-              <w:top w:w="90" w:type="dxa"/>
-              <w:left w:w="100" w:type="dxa"/>
-              <w:bottom w:w="90" w:type="dxa"/>
-              <w:right w:w="100" w:type="dxa"/>
-            </w:tcMar>
-          </w:tcPr>
-          <w:p>
-            <w:pPr>
-              <w:spacing w:after="100" w:line="276" w:lineRule="auto"/>
-            </w:pPr>
-            <w:r>
-              <w:rPr>
-                <w:rFonts w:ascii="Aptos" w:hAnsi="Aptos" w:eastAsia="ＭＳ 明朝" w:cs="Aptos" w:eastAsiaTheme="minorEastAsia" w:csTheme="minorBidi"/>
-                <w:color w:val="1F2937"/>
-                <w:sz w:val="19"/>
-                <w:szCs w:val="22"/>
-              </w:rPr>
-              <w:t>Procurement</w:t>
-            </w:r>
-          </w:p>
-        </w:tc>
-        <w:tc>
-          <w:tcPr>
-            <w:tcW w:w="3360" w:type="dxa"/>
-            <w:tcBorders>
-              <w:top w:val="single" w:sz="6" w:space="0" w:color="DCE5EE"/>
-              <w:left w:val="single" w:sz="6" w:space="0" w:color="DCE5EE"/>
-              <w:bottom w:val="single" w:sz="6" w:space="0" w:color="DCE5EE"/>
-              <w:right w:val="single" w:sz="6" w:space="0" w:color="DCE5EE"/>
-              <w:insideH w:val="single" w:sz="6" w:space="0" w:color="DCE5EE"/>
-              <w:insideV w:val="single" w:sz="6" w:space="0" w:color="DCE5EE"/>
-            </w:tcBorders>
-            <w:tcMar>
-              <w:top w:w="90" w:type="dxa"/>
-              <w:left w:w="100" w:type="dxa"/>
-              <w:bottom w:w="90" w:type="dxa"/>
-              <w:right w:w="100" w:type="dxa"/>
-            </w:tcMar>
-          </w:tcPr>
-          <w:p>
-            <w:pPr>
-              <w:spacing w:after="100" w:line="276" w:lineRule="auto"/>
-            </w:pPr>
-            <w:r>
-              <w:rPr>
-                <w:rFonts w:ascii="Aptos" w:hAnsi="Aptos" w:eastAsia="ＭＳ 明朝" w:cs="Aptos" w:eastAsiaTheme="minorEastAsia" w:csTheme="minorBidi"/>
-                <w:color w:val="1F2937"/>
-                <w:sz w:val="19"/>
-                <w:szCs w:val="22"/>
-              </w:rPr>
-              <w:t>Lead time, supplier delivery, savings, stock, and purchase-order accuracy.</w:t>
-            </w:r>
-          </w:p>
-        </w:tc>
-        <w:tc>
-          <w:tcPr>
-            <w:tcW w:w="3360" w:type="dxa"/>
-            <w:tcBorders>
-              <w:top w:val="single" w:sz="6" w:space="0" w:color="DCE5EE"/>
-              <w:left w:val="single" w:sz="6" w:space="0" w:color="DCE5EE"/>
-              <w:bottom w:val="single" w:sz="6" w:space="0" w:color="DCE5EE"/>
-              <w:right w:val="single" w:sz="6" w:space="0" w:color="DCE5EE"/>
-              <w:insideH w:val="single" w:sz="6" w:space="0" w:color="DCE5EE"/>
-              <w:insideV w:val="single" w:sz="6" w:space="0" w:color="DCE5EE"/>
-            </w:tcBorders>
-            <w:tcMar>
-              <w:top w:w="90" w:type="dxa"/>
-              <w:left w:w="100" w:type="dxa"/>
-              <w:bottom w:w="90" w:type="dxa"/>
-              <w:right w:w="100" w:type="dxa"/>
-            </w:tcMar>
-          </w:tcPr>
-          <w:p>
-            <w:pPr>
-              <w:spacing w:after="100" w:line="276" w:lineRule="auto"/>
-            </w:pPr>
-            <w:r>
-              <w:rPr>
-                <w:rFonts w:ascii="Aptos" w:hAnsi="Aptos" w:eastAsia="ＭＳ 明朝" w:cs="Aptos" w:eastAsiaTheme="minorEastAsia" w:csTheme="minorBidi"/>
-                <w:color w:val="1F2937"/>
-                <w:sz w:val="19"/>
-                <w:szCs w:val="22"/>
-              </w:rPr>
-              <w:t>Makes procurement performance easier to monitor against targets.</w:t>
-            </w:r>
-          </w:p>
-        </w:tc>
-      </w:tr>
-      <w:tr>
-        <w:trPr>
-          <w:cantSplit/>
-        </w:trPr>
-        <w:tc>
-          <w:tcPr>
-            <w:tcW w:w="3360" w:type="dxa"/>
-            <w:tcBorders>
-              <w:top w:val="single" w:sz="6" w:space="0" w:color="DCE5EE"/>
-              <w:left w:val="single" w:sz="6" w:space="0" w:color="DCE5EE"/>
-              <w:bottom w:val="single" w:sz="6" w:space="0" w:color="DCE5EE"/>
-              <w:right w:val="single" w:sz="6" w:space="0" w:color="DCE5EE"/>
-              <w:insideH w:val="single" w:sz="6" w:space="0" w:color="DCE5EE"/>
-              <w:insideV w:val="single" w:sz="6" w:space="0" w:color="DCE5EE"/>
-            </w:tcBorders>
-            <w:tcMar>
-              <w:top w:w="90" w:type="dxa"/>
-              <w:left w:w="100" w:type="dxa"/>
-              <w:bottom w:w="90" w:type="dxa"/>
-              <w:right w:w="100" w:type="dxa"/>
-            </w:tcMar>
-          </w:tcPr>
-          <w:p>
-            <w:pPr>
-              <w:spacing w:after="100" w:line="276" w:lineRule="auto"/>
-            </w:pPr>
-            <w:r>
-              <w:rPr>
-                <w:rFonts w:ascii="Aptos" w:hAnsi="Aptos" w:eastAsia="ＭＳ 明朝" w:cs="Aptos" w:eastAsiaTheme="minorEastAsia" w:csTheme="minorBidi"/>
-                <w:color w:val="1F2937"/>
-                <w:sz w:val="19"/>
-                <w:szCs w:val="22"/>
-              </w:rPr>
-              <w:t>Customer performance</w:t>
-            </w:r>
-          </w:p>
-        </w:tc>
-        <w:tc>
-          <w:tcPr>
-            <w:tcW w:w="3360" w:type="dxa"/>
-            <w:tcBorders>
-              <w:top w:val="single" w:sz="6" w:space="0" w:color="DCE5EE"/>
-              <w:left w:val="single" w:sz="6" w:space="0" w:color="DCE5EE"/>
-              <w:bottom w:val="single" w:sz="6" w:space="0" w:color="DCE5EE"/>
-              <w:right w:val="single" w:sz="6" w:space="0" w:color="DCE5EE"/>
-              <w:insideH w:val="single" w:sz="6" w:space="0" w:color="DCE5EE"/>
-              <w:insideV w:val="single" w:sz="6" w:space="0" w:color="DCE5EE"/>
-            </w:tcBorders>
-            <w:tcMar>
-              <w:top w:w="90" w:type="dxa"/>
-              <w:left w:w="100" w:type="dxa"/>
-              <w:bottom w:w="90" w:type="dxa"/>
-              <w:right w:w="100" w:type="dxa"/>
-            </w:tcMar>
-          </w:tcPr>
-          <w:p>
-            <w:pPr>
-              <w:spacing w:after="100" w:line="276" w:lineRule="auto"/>
-            </w:pPr>
-            <w:r>
-              <w:rPr>
-                <w:rFonts w:ascii="Aptos" w:hAnsi="Aptos" w:eastAsia="ＭＳ 明朝" w:cs="Aptos" w:eastAsiaTheme="minorEastAsia" w:csTheme="minorBidi"/>
-                <w:color w:val="1F2937"/>
-                <w:sz w:val="19"/>
-                <w:szCs w:val="22"/>
-              </w:rPr>
-              <w:t>A performance board based on sales invoices for a chosen period.</w:t>
-            </w:r>
-          </w:p>
-        </w:tc>
-        <w:tc>
-          <w:tcPr>
-            <w:tcW w:w="3360" w:type="dxa"/>
-            <w:tcBorders>
-              <w:top w:val="single" w:sz="6" w:space="0" w:color="DCE5EE"/>
-              <w:left w:val="single" w:sz="6" w:space="0" w:color="DCE5EE"/>
-              <w:bottom w:val="single" w:sz="6" w:space="0" w:color="DCE5EE"/>
-              <w:right w:val="single" w:sz="6" w:space="0" w:color="DCE5EE"/>
-              <w:insideH w:val="single" w:sz="6" w:space="0" w:color="DCE5EE"/>
-              <w:insideV w:val="single" w:sz="6" w:space="0" w:color="DCE5EE"/>
-            </w:tcBorders>
-            <w:tcMar>
-              <w:top w:w="90" w:type="dxa"/>
-              <w:left w:w="100" w:type="dxa"/>
-              <w:bottom w:w="90" w:type="dxa"/>
-              <w:right w:w="100" w:type="dxa"/>
-            </w:tcMar>
-          </w:tcPr>
-          <w:p>
-            <w:pPr>
-              <w:spacing w:after="100" w:line="276" w:lineRule="auto"/>
-            </w:pPr>
-            <w:r>
-              <w:rPr>
-                <w:rFonts w:ascii="Aptos" w:hAnsi="Aptos" w:eastAsia="ＭＳ 明朝" w:cs="Aptos" w:eastAsiaTheme="minorEastAsia" w:csTheme="minorBidi"/>
-                <w:color w:val="1F2937"/>
-                <w:sz w:val="19"/>
-                <w:szCs w:val="22"/>
-              </w:rPr>
-              <w:t>Gives management a period-based view of customer sales performance.</w:t>
-            </w:r>
-          </w:p>
-        </w:tc>
-      </w:tr>
-      <w:tr>
-        <w:trPr>
-          <w:cantSplit/>
-        </w:trPr>
-        <w:tc>
-          <w:tcPr>
-            <w:tcW w:w="3360" w:type="dxa"/>
-            <w:tcBorders>
-              <w:top w:val="single" w:sz="6" w:space="0" w:color="DCE5EE"/>
-              <w:left w:val="single" w:sz="6" w:space="0" w:color="DCE5EE"/>
-              <w:bottom w:val="single" w:sz="6" w:space="0" w:color="DCE5EE"/>
-              <w:right w:val="single" w:sz="6" w:space="0" w:color="DCE5EE"/>
-              <w:insideH w:val="single" w:sz="6" w:space="0" w:color="DCE5EE"/>
-              <w:insideV w:val="single" w:sz="6" w:space="0" w:color="DCE5EE"/>
-            </w:tcBorders>
-            <w:tcMar>
-              <w:top w:w="90" w:type="dxa"/>
-              <w:left w:w="100" w:type="dxa"/>
-              <w:bottom w:w="90" w:type="dxa"/>
-              <w:right w:w="100" w:type="dxa"/>
-            </w:tcMar>
-          </w:tcPr>
-          <w:p>
-            <w:pPr>
-              <w:spacing w:after="100" w:line="276" w:lineRule="auto"/>
-            </w:pPr>
-            <w:r>
-              <w:rPr>
-                <w:rFonts w:ascii="Aptos" w:hAnsi="Aptos" w:eastAsia="ＭＳ 明朝" w:cs="Aptos" w:eastAsiaTheme="minorEastAsia" w:csTheme="minorBidi"/>
-                <w:color w:val="1F2937"/>
-                <w:sz w:val="19"/>
-                <w:szCs w:val="22"/>
-              </w:rPr>
-              <w:t>Operations</w:t>
-            </w:r>
-          </w:p>
-        </w:tc>
-        <w:tc>
-          <w:tcPr>
-            <w:tcW w:w="3360" w:type="dxa"/>
-            <w:tcBorders>
-              <w:top w:val="single" w:sz="6" w:space="0" w:color="DCE5EE"/>
-              <w:left w:val="single" w:sz="6" w:space="0" w:color="DCE5EE"/>
-              <w:bottom w:val="single" w:sz="6" w:space="0" w:color="DCE5EE"/>
-              <w:right w:val="single" w:sz="6" w:space="0" w:color="DCE5EE"/>
-              <w:insideH w:val="single" w:sz="6" w:space="0" w:color="DCE5EE"/>
-              <w:insideV w:val="single" w:sz="6" w:space="0" w:color="DCE5EE"/>
-            </w:tcBorders>
-            <w:tcMar>
-              <w:top w:w="90" w:type="dxa"/>
-              <w:left w:w="100" w:type="dxa"/>
-              <w:bottom w:w="90" w:type="dxa"/>
-              <w:right w:w="100" w:type="dxa"/>
-            </w:tcMar>
-          </w:tcPr>
-          <w:p>
-            <w:pPr>
-              <w:spacing w:after="100" w:line="276" w:lineRule="auto"/>
-            </w:pPr>
-            <w:r>
-              <w:rPr>
-                <w:rFonts w:ascii="Aptos" w:hAnsi="Aptos" w:eastAsia="ＭＳ 明朝" w:cs="Aptos" w:eastAsiaTheme="minorEastAsia" w:csTheme="minorBidi"/>
-                <w:color w:val="1F2937"/>
-                <w:sz w:val="19"/>
-                <w:szCs w:val="22"/>
-              </w:rPr>
-              <w:t>Quarterly Operations report that can be opened for a selected quarter.</w:t>
-            </w:r>
-          </w:p>
-        </w:tc>
-        <w:tc>
-          <w:tcPr>
-            <w:tcW w:w="3360" w:type="dxa"/>
-            <w:tcBorders>
-              <w:top w:val="single" w:sz="6" w:space="0" w:color="DCE5EE"/>
-              <w:left w:val="single" w:sz="6" w:space="0" w:color="DCE5EE"/>
-              <w:bottom w:val="single" w:sz="6" w:space="0" w:color="DCE5EE"/>
-              <w:right w:val="single" w:sz="6" w:space="0" w:color="DCE5EE"/>
-              <w:insideH w:val="single" w:sz="6" w:space="0" w:color="DCE5EE"/>
-              <w:insideV w:val="single" w:sz="6" w:space="0" w:color="DCE5EE"/>
-            </w:tcBorders>
-            <w:tcMar>
-              <w:top w:w="90" w:type="dxa"/>
-              <w:left w:w="100" w:type="dxa"/>
-              <w:bottom w:w="90" w:type="dxa"/>
-              <w:right w:w="100" w:type="dxa"/>
-            </w:tcMar>
-          </w:tcPr>
-          <w:p>
-            <w:pPr>
-              <w:spacing w:after="100" w:line="276" w:lineRule="auto"/>
-            </w:pPr>
-            <w:r>
-              <w:rPr>
-                <w:rFonts w:ascii="Aptos" w:hAnsi="Aptos" w:eastAsia="ＭＳ 明朝" w:cs="Aptos" w:eastAsiaTheme="minorEastAsia" w:csTheme="minorBidi"/>
-                <w:color w:val="1F2937"/>
-                <w:sz w:val="19"/>
-                <w:szCs w:val="22"/>
-              </w:rPr>
-              <w:t>Provides a management view without waiting for a separate spreadsheet.</w:t>
-            </w:r>
-          </w:p>
-        </w:tc>
-      </w:tr>
-      <w:tr>
-        <w:trPr>
-          <w:cantSplit/>
-        </w:trPr>
-        <w:tc>
-          <w:tcPr>
-            <w:tcW w:w="3360" w:type="dxa"/>
-            <w:tcBorders>
-              <w:top w:val="single" w:sz="6" w:space="0" w:color="DCE5EE"/>
-              <w:left w:val="single" w:sz="6" w:space="0" w:color="DCE5EE"/>
-              <w:bottom w:val="single" w:sz="6" w:space="0" w:color="DCE5EE"/>
-              <w:right w:val="single" w:sz="6" w:space="0" w:color="DCE5EE"/>
-              <w:insideH w:val="single" w:sz="6" w:space="0" w:color="DCE5EE"/>
-              <w:insideV w:val="single" w:sz="6" w:space="0" w:color="DCE5EE"/>
-            </w:tcBorders>
-            <w:tcMar>
-              <w:top w:w="90" w:type="dxa"/>
-              <w:left w:w="100" w:type="dxa"/>
-              <w:bottom w:w="90" w:type="dxa"/>
-              <w:right w:w="100" w:type="dxa"/>
-            </w:tcMar>
-          </w:tcPr>
-          <w:p>
-            <w:pPr>
-              <w:spacing w:after="100" w:line="276" w:lineRule="auto"/>
-            </w:pPr>
-            <w:r>
-              <w:rPr>
-                <w:rFonts w:ascii="Aptos" w:hAnsi="Aptos" w:eastAsia="ＭＳ 明朝" w:cs="Aptos" w:eastAsiaTheme="minorEastAsia" w:csTheme="minorBidi"/>
-                <w:color w:val="1F2937"/>
-                <w:sz w:val="19"/>
-                <w:szCs w:val="22"/>
-              </w:rPr>
-              <w:t>Department performance</w:t>
-            </w:r>
-          </w:p>
-        </w:tc>
-        <w:tc>
-          <w:tcPr>
-            <w:tcW w:w="3360" w:type="dxa"/>
-            <w:tcBorders>
-              <w:top w:val="single" w:sz="6" w:space="0" w:color="DCE5EE"/>
-              <w:left w:val="single" w:sz="6" w:space="0" w:color="DCE5EE"/>
-              <w:bottom w:val="single" w:sz="6" w:space="0" w:color="DCE5EE"/>
-              <w:right w:val="single" w:sz="6" w:space="0" w:color="DCE5EE"/>
-              <w:insideH w:val="single" w:sz="6" w:space="0" w:color="DCE5EE"/>
-              <w:insideV w:val="single" w:sz="6" w:space="0" w:color="DCE5EE"/>
-            </w:tcBorders>
-            <w:tcMar>
-              <w:top w:w="90" w:type="dxa"/>
-              <w:left w:w="100" w:type="dxa"/>
-              <w:bottom w:w="90" w:type="dxa"/>
-              <w:right w:w="100" w:type="dxa"/>
-            </w:tcMar>
-          </w:tcPr>
-          <w:p>
-            <w:pPr>
-              <w:spacing w:after="100" w:line="276" w:lineRule="auto"/>
-            </w:pPr>
-            <w:r>
-              <w:rPr>
-                <w:rFonts w:ascii="Aptos" w:hAnsi="Aptos" w:eastAsia="ＭＳ 明朝" w:cs="Aptos" w:eastAsiaTheme="minorEastAsia" w:csTheme="minorBidi"/>
-                <w:color w:val="1F2937"/>
-                <w:sz w:val="19"/>
-                <w:szCs w:val="22"/>
-              </w:rPr>
-              <w:t>Shorter score cards with each result shown against its target.</w:t>
-            </w:r>
-          </w:p>
-        </w:tc>
-        <w:tc>
-          <w:tcPr>
-            <w:tcW w:w="3360" w:type="dxa"/>
-            <w:tcBorders>
-              <w:top w:val="single" w:sz="6" w:space="0" w:color="DCE5EE"/>
-              <w:left w:val="single" w:sz="6" w:space="0" w:color="DCE5EE"/>
-              <w:bottom w:val="single" w:sz="6" w:space="0" w:color="DCE5EE"/>
-              <w:right w:val="single" w:sz="6" w:space="0" w:color="DCE5EE"/>
-              <w:insideH w:val="single" w:sz="6" w:space="0" w:color="DCE5EE"/>
-              <w:insideV w:val="single" w:sz="6" w:space="0" w:color="DCE5EE"/>
-            </w:tcBorders>
-            <w:tcMar>
-              <w:top w:w="90" w:type="dxa"/>
-              <w:left w:w="100" w:type="dxa"/>
-              <w:bottom w:w="90" w:type="dxa"/>
-              <w:right w:w="100" w:type="dxa"/>
-            </w:tcMar>
-          </w:tcPr>
-          <w:p>
-            <w:pPr>
-              <w:spacing w:after="100" w:line="276" w:lineRule="auto"/>
-            </w:pPr>
-            <w:r>
-              <w:rPr>
-                <w:rFonts w:ascii="Aptos" w:hAnsi="Aptos" w:eastAsia="ＭＳ 明朝" w:cs="Aptos" w:eastAsiaTheme="minorEastAsia" w:csTheme="minorBidi"/>
-                <w:color w:val="1F2937"/>
-                <w:sz w:val="19"/>
-                <w:szCs w:val="22"/>
-              </w:rPr>
-              <w:t>Makes performance comparisons easier to read.</w:t>
-            </w:r>
-          </w:p>
-        </w:tc>
-      </w:tr>
-    </w:tbl>
-    <w:p>
-      <w:pPr>
-        <w:pStyle w:val="Heading1"/>
-      </w:pPr>
       <w:r>
-        <w:rPr>
-          <w:rFonts w:ascii="Aptos Display" w:hAnsi="Aptos Display" w:eastAsia="ＭＳ ゴシック" w:cs="Aptos Display" w:asciiTheme="majorHAnsi" w:hAnsiTheme="majorHAnsi" w:eastAsiaTheme="majorEastAsia" w:csTheme="majorBidi"/>
-          <w:b/>
-          <w:bCs/>
-          <w:color w:val="173F67"/>
-          <w:sz w:val="30"/>
-          <w:szCs w:val="28"/>
-        </w:rPr>
-        <w:t>6. Business Impact</w:t>
-      </w:r>
-    </w:p>
-    <w:p>
-      <w:pPr>
-        <w:spacing w:after="120"/>
-      </w:pPr>
-      <w:r>
-        <w:rPr>
-          <w:rFonts w:ascii="Aptos" w:hAnsi="Aptos" w:eastAsia="ＭＳ 明朝" w:cs="Aptos" w:eastAsiaTheme="minorEastAsia" w:csTheme="minorBidi"/>
-          <w:i/>
-          <w:iCs/>
-          <w:color w:val="64748B"/>
-          <w:sz w:val="18"/>
-          <w:szCs w:val="22"/>
-        </w:rPr>
-        <w:t>What the improvements mean for staff and management</w:t>
+        <w:t xml:space="preserve">  </w:t>
       </w:r>
     </w:p>
     <w:p>
       <w:pPr>
         <w:pStyle w:val="ListBullet"/>
-        <w:spacing w:after="40"/>
-        <w:ind w:left="360" w:hanging="360"/>
+        <w:numPr>
+          <w:ilvl w:val="0"/>
+          <w:numId w:val="1"/>
+        </w:numPr>
+        <w:spacing w:after="40" w:line="276" w:lineRule="auto"/>
       </w:pPr>
       <w:r>
-        <w:rPr>
-          <w:rFonts w:ascii="Aptos" w:hAnsi="Aptos" w:eastAsia="ＭＳ 明朝" w:cs="Aptos" w:eastAsiaTheme="minorEastAsia" w:csTheme="minorBidi"/>
-          <w:color w:val="1F2937"/>
-          <w:sz w:val="19"/>
-          <w:szCs w:val="22"/>
-        </w:rPr>
-        <w:t>One central system: staff can perform more of their daily work in Ultitech ERP instead of moving between separate tools.</w:t>
+        <w:t xml:space="preserve">Ensure the Document  numbering can be tracked and reviewed when needed.</w:t>
       </w:r>
     </w:p>
     <w:p>
       <w:pPr>
         <w:pStyle w:val="ListBullet"/>
-        <w:spacing w:after="40"/>
-        <w:ind w:left="360" w:hanging="360"/>
+        <w:numPr>
+          <w:ilvl w:val="0"/>
+          <w:numId w:val="1"/>
+        </w:numPr>
+        <w:spacing w:after="40" w:line="276" w:lineRule="auto"/>
       </w:pPr>
       <w:r>
-        <w:rPr>
-          <w:rFonts w:ascii="Aptos" w:hAnsi="Aptos" w:eastAsia="ＭＳ 明朝" w:cs="Aptos" w:eastAsiaTheme="minorEastAsia" w:csTheme="minorBidi"/>
-          <w:color w:val="1F2937"/>
-          <w:sz w:val="19"/>
-          <w:szCs w:val="22"/>
-        </w:rPr>
-        <w:t>Better document handling: quotes, vouchers, payslips, invoices, price lists, and delivery notes are easier to open and share.</w:t>
+        <w:t>VAT control is fully accurate and functional.</w:t>
       </w:r>
     </w:p>
     <w:p>
       <w:pPr>
         <w:pStyle w:val="ListBullet"/>
-        <w:spacing w:after="40"/>
-        <w:ind w:left="360" w:hanging="360"/>
+        <w:numPr>
+          <w:ilvl w:val="0"/>
+          <w:numId w:val="1"/>
+        </w:numPr>
+        <w:spacing w:after="40" w:line="276" w:lineRule="auto"/>
       </w:pPr>
       <w:r>
-        <w:rPr>
-          <w:rFonts w:ascii="Aptos" w:hAnsi="Aptos" w:eastAsia="ＭＳ 明朝" w:cs="Aptos" w:eastAsiaTheme="minorEastAsia" w:csTheme="minorBidi"/>
-          <w:color w:val="1F2937"/>
-          <w:sz w:val="19"/>
-          <w:szCs w:val="22"/>
-        </w:rPr>
-        <w:t>Faster follow-up: users see tasks and vouchers that require their action, while managers can access operational reports directly.</w:t>
+        <w:t>Reconciliation module works.</w:t>
       </w:r>
     </w:p>
     <w:p>
       <w:pPr>
         <w:pStyle w:val="ListBullet"/>
-        <w:spacing w:after="40"/>
-        <w:ind w:left="360" w:hanging="360"/>
+        <w:numPr>
+          <w:ilvl w:val="0"/>
+          <w:numId w:val="1"/>
+        </w:numPr>
+        <w:spacing w:after="40" w:line="276" w:lineRule="auto"/>
       </w:pPr>
       <w:r>
-        <w:rPr>
-          <w:rFonts w:ascii="Aptos" w:hAnsi="Aptos" w:eastAsia="ＭＳ 明朝" w:cs="Aptos" w:eastAsiaTheme="minorEastAsia" w:csTheme="minorBidi"/>
-          <w:color w:val="1F2937"/>
-          <w:sz w:val="19"/>
-          <w:szCs w:val="22"/>
-        </w:rPr>
-        <w:t>Improved mobile use: important workflows such as vouchers, stock documents, quotes, deliveries, and attendance have been improved for phone use.</w:t>
+        <w:t>Document extraction in various formats such as pdf, excel and word .</w:t>
       </w:r>
     </w:p>
     <w:p>
       <w:pPr>
         <w:pStyle w:val="ListBullet"/>
-        <w:spacing w:after="40"/>
-        <w:ind w:left="360" w:hanging="360"/>
+        <w:numPr>
+          <w:ilvl w:val="0"/>
+          <w:numId w:val="1"/>
+        </w:numPr>
+        <w:spacing w:after="40" w:line="276" w:lineRule="auto"/>
       </w:pPr>
       <w:r>
-        <w:rPr>
-          <w:rFonts w:ascii="Aptos" w:hAnsi="Aptos" w:eastAsia="ＭＳ 明朝" w:cs="Aptos" w:eastAsiaTheme="minorEastAsia" w:csTheme="minorBidi"/>
-          <w:color w:val="1F2937"/>
-          <w:sz w:val="19"/>
-          <w:szCs w:val="22"/>
-        </w:rPr>
-        <w:t>Better accountability: drivers, departments, procurement, finance, and customer performance can be reviewed from the records already entered into the system.</w:t>
+        <w:t>Improve the reporting module for easier access to information and better reporting.</w:t>
       </w:r>
     </w:p>
     <w:p>
       <w:pPr>
         <w:pStyle w:val="ListBullet"/>
-        <w:spacing w:after="40"/>
-        <w:ind w:left="360" w:hanging="360"/>
+        <w:numPr>
+          <w:ilvl w:val="0"/>
+          <w:numId w:val="1"/>
+        </w:numPr>
+        <w:spacing w:after="40" w:line="276" w:lineRule="auto"/>
+      </w:pPr>
+      <w:r>
+        <w:t>Generaring smart KPIs for all modules .</w:t>
+      </w:r>
+    </w:p>
+    <w:p>
+      <w:r>
+        <w:t xml:space="preserve">  </w:t>
+      </w:r>
+    </w:p>
+    <w:p>
+      <w:pPr>
+        <w:pStyle w:val="Heading1"/>
+        <w:spacing w:before="200" w:after="100" w:line="276" w:lineRule="auto"/>
       </w:pPr>
       <w:r>
         <w:rPr>
-          <w:rFonts w:ascii="Aptos" w:hAnsi="Aptos" w:eastAsia="ＭＳ 明朝" w:cs="Aptos" w:eastAsiaTheme="minorEastAsia" w:csTheme="minorBidi"/>
-          <w:color w:val="1F2937"/>
-          <w:sz w:val="19"/>
-          <w:szCs w:val="22"/>
+          <w:rFonts w:ascii="Aptos Display" w:cs="Aptos Display"/>
+          <w:b/>
+          <w:bCs/>
+          <w:color w:val="002060"/>
+          <w:sz w:val="30"/>
+          <w:szCs w:val="30"/>
         </w:rPr>
-        <w:t>Improved release control: version control and safer deployment reduce the risk of unmanaged changes reaching the live system.</w:t>
+        <w:t>4. Upcoming Tasks</w:t>
+      </w:r>
+      <w:r>
+        <w:rPr>
+          <w:color w:val="002060"/>
+        </w:rPr>
+        <w:t xml:space="preserve">  </w:t>
       </w:r>
     </w:p>
-    <w:tbl>
-      <w:tblPr>
-        <w:tblW w:w="0" w:type="auto"/>
-        <w:jc w:val="center"/>
-        <w:tblBorders>
-          <w:top w:val="single" w:sz="8" w:space="0" w:color="0F766E"/>
-          <w:left w:val="single" w:sz="8" w:space="0" w:color="0F766E"/>
-          <w:bottom w:val="single" w:sz="8" w:space="0" w:color="0F766E"/>
-          <w:right w:val="single" w:sz="8" w:space="0" w:color="0F766E"/>
-          <w:insideH w:val="single" w:sz="8" w:space="0" w:color="0F766E"/>
-          <w:insideV w:val="single" w:sz="8" w:space="0" w:color="0F766E"/>
-        </w:tblBorders>
-        <w:tblCellMar>
-          <w:top w:w="0" w:type="dxa"/>
-          <w:left w:w="108" w:type="dxa"/>
-          <w:bottom w:w="0" w:type="dxa"/>
-          <w:right w:w="108" w:type="dxa"/>
-        </w:tblCellMar>
-        <w:tblLook w:firstRow="1" w:firstColumn="1" w:noVBand="1"/>
-      </w:tblPr>
-      <w:tblGrid>
-        <w:gridCol w:w="10080"/>
-      </w:tblGrid>
-      <w:tr>
-        <w:trPr>
-          <w:cantSplit/>
-        </w:trPr>
-        <w:tc>
-          <w:tcPr>
-            <w:tcW w:w="10080" w:type="dxa"/>
-            <w:tcBorders>
-              <w:top w:val="single" w:sz="8" w:space="0" w:color="0F766E"/>
-              <w:left w:val="single" w:sz="8" w:space="0" w:color="0F766E"/>
-              <w:bottom w:val="single" w:sz="8" w:space="0" w:color="0F766E"/>
-              <w:right w:val="single" w:sz="8" w:space="0" w:color="0F766E"/>
-              <w:insideH w:val="single" w:sz="8" w:space="0" w:color="0F766E"/>
-              <w:insideV w:val="single" w:sz="8" w:space="0" w:color="0F766E"/>
-            </w:tcBorders>
-            <w:shd w:val="clear" w:fill="EEF7F7"/>
-            <w:tcMar>
-              <w:top w:w="130" w:type="dxa"/>
-              <w:left w:w="150" w:type="dxa"/>
-              <w:bottom w:w="130" w:type="dxa"/>
-              <w:right w:w="150" w:type="dxa"/>
-            </w:tcMar>
-          </w:tcPr>
-          <w:p>
-            <w:pPr>
-              <w:spacing w:after="100" w:line="276" w:lineRule="auto"/>
-            </w:pPr>
-            <w:r>
-              <w:rPr>
-                <w:rFonts w:ascii="Aptos" w:hAnsi="Aptos" w:eastAsia="ＭＳ 明朝" w:cs="Aptos" w:eastAsiaTheme="minorEastAsia" w:csTheme="minorBidi"/>
-                <w:b/>
-                <w:bCs/>
-                <w:color w:val="173F67"/>
-                <w:sz w:val="19"/>
-                <w:szCs w:val="22"/>
-              </w:rPr>
-              <w:t>Plain-language result</w:t>
-            </w:r>
-            <w:r>
-              <w:br w:type="textWrapping"/>
-            </w:r>
-            <w:r>
-              <w:rPr>
-                <w:rFonts w:ascii="Aptos" w:hAnsi="Aptos" w:eastAsia="ＭＳ 明朝" w:cs="Aptos" w:eastAsiaTheme="minorEastAsia" w:csTheme="minorBidi"/>
-                <w:color w:val="1F2937"/>
-                <w:sz w:val="19"/>
-                <w:szCs w:val="22"/>
-              </w:rPr>
-              <w:t>The quarter moved Ultitech ERP from being mainly a collection of working business screens toward a more connected company platform: staff do work in the system, and management can increasingly use the same system data to review performance.</w:t>
-            </w:r>
-          </w:p>
-        </w:tc>
-      </w:tr>
-    </w:tbl>
     <w:p>
       <w:pPr>
-        <w:spacing w:after="0"/>
+        <w:pStyle w:val="Normal"/>
+        <w:spacing w:after="100" w:line="276" w:lineRule="auto"/>
       </w:pPr>
+      <w:r>
+        <w:rPr>
+          <w:rFonts w:ascii="Arial" w:cs="Arial"/>
+          <w:color w:val="00B0F0"/>
+          <w:sz w:val="24"/>
+          <w:szCs w:val="24"/>
+        </w:rPr>
+        <w:t xml:space="preserve">          4.1 Transforming the Erp system to AI Driven and less human monitoring </w:t>
+      </w:r>
+    </w:p>
+    <w:p>
+      <w:r>
+        <w:t>The next phase will focus on making the ERP system more intelligent by introducing AI features that can monitor activities, identify important issues, provide alerts, and support routine decision-making.</w:t>
+      </w:r>
+    </w:p>
+    <w:p>
+      <w:r>
+        <w:t xml:space="preserve"> The goal is to reduce the amount of manual monitoring required from staff while allowing departments to focus more on important tasks and actions.      </w:t>
+      </w:r>
+    </w:p>
+    <w:p/>
+    <w:p>
+      <w:r>
+        <w:t xml:space="preserve">              </w:t>
+      </w:r>
+      <w:r>
+        <w:rPr>
+          <w:color w:val="00B0F0"/>
+          <w:sz w:val="24"/>
+          <w:szCs w:val="24"/>
+        </w:rPr>
+        <w:t>4.2 Linking the ERP System with the Company Website.</w:t>
+      </w:r>
+      <w:r>
+        <w:br w:type="textWrapping"/>
+      </w:r>
+      <w:r>
+        <w:t>The ERP system will be connected to the company website so that information can move automatically between the two systems. This will reduce manual data entry, keep website information updated from ERP records, and allow some website activities to be driven directly by the ERP system.</w:t>
+      </w:r>
+    </w:p>
+    <w:p/>
+    <w:p>
+      <w:r>
+        <w:t xml:space="preserve">           </w:t>
+      </w:r>
+      <w:r>
+        <w:rPr>
+          <w:color w:val="00B0F0"/>
+          <w:sz w:val="24"/>
+          <w:szCs w:val="24"/>
+        </w:rPr>
+        <w:t xml:space="preserve">   4.3 Customer Communication and AI Support.</w:t>
+      </w:r>
+      <w:r>
+        <w:br w:type="textWrapping"/>
+      </w:r>
+      <w:r>
+        <w:t>A customer communication phase will be introduced where the AI agent can assist customers while their requests are waiting for verification from the Sales team. Email campaigns and automated responses will be used to keep customers informed, answer common questions, and maintain communication without requiring constant manual follow-up from staff.</w:t>
+      </w:r>
+    </w:p>
+    <w:p/>
+    <w:p>
+      <w:r>
+        <w:rPr>
+          <w:color w:val="002060"/>
+        </w:rPr>
+        <w:t xml:space="preserve">            </w:t>
+      </w:r>
+      <w:r>
+        <w:rPr>
+          <w:color w:val="002060"/>
+          <w:sz w:val="24"/>
+          <w:szCs w:val="24"/>
+        </w:rPr>
+        <w:t xml:space="preserve"> </w:t>
+      </w:r>
+      <w:r>
+        <w:rPr>
+          <w:color w:val="00B0F0"/>
+          <w:sz w:val="24"/>
+          <w:szCs w:val="24"/>
+        </w:rPr>
+        <w:t xml:space="preserve"> 4.4 Team Training and System Adoption.</w:t>
+      </w:r>
+      <w:r>
+        <w:br w:type="textWrapping"/>
+      </w:r>
+      <w:r>
+        <w:t xml:space="preserve">Training will be provided to staff and departments to ensure they understand the new system features and use them correctly. The training will also help teams adapt to new automated workflows and make better use of the information available in the ERP system.  </w:t>
+      </w:r>
+    </w:p>
+    <w:p/>
+    <w:p>
+      <w:r>
+        <w:rPr>
+          <w:b/>
+          <w:bCs/>
+        </w:rPr>
+        <w:t xml:space="preserve">        </w:t>
+      </w:r>
+      <w:r>
+        <w:rPr>
+          <w:b/>
+          <w:bCs/>
+          <w:sz w:val="24"/>
+          <w:szCs w:val="24"/>
+        </w:rPr>
+        <w:t xml:space="preserve">   </w:t>
+      </w:r>
+      <w:r>
+        <w:rPr>
+          <w:color w:val="00B0F0"/>
+          <w:sz w:val="24"/>
+          <w:szCs w:val="24"/>
+        </w:rPr>
+        <w:t xml:space="preserve">    4.5 Improved Mobile Visibility and Access.</w:t>
+      </w:r>
+      <w:r>
+        <w:br w:type="textWrapping"/>
+      </w:r>
+      <w:r>
+        <w:t xml:space="preserve">The system will be further improved for mobile devices so that important information, dashboards, notifications, reports, and daily activities can be viewed clearly on phones and tablets. This will allow staff and management to stay informed and access key information even when they are away from their computers          </w:t>
+      </w:r>
+    </w:p>
+    <w:p/>
+    <w:p/>
+    <w:p/>
+    <w:p>
+      <w:r>
+        <w:t xml:space="preserve">       </w:t>
+      </w:r>
     </w:p>
     <w:p>
       <w:pPr>
         <w:pStyle w:val="Heading1"/>
         <w:pageBreakBefore/>
       </w:pPr>
-      <w:r>
-        <w:rPr>
-          <w:rFonts w:ascii="Aptos Display" w:hAnsi="Aptos Display" w:eastAsia="ＭＳ ゴシック" w:cs="Aptos Display" w:asciiTheme="majorHAnsi" w:hAnsiTheme="majorHAnsi" w:eastAsiaTheme="majorEastAsia" w:csTheme="majorBidi"/>
-          <w:b/>
-          <w:bCs/>
-          <w:color w:val="173F67"/>
-          <w:sz w:val="30"/>
-          <w:szCs w:val="28"/>
-        </w:rPr>
-        <w:t>7. Open Work and Next-Quarter Priorities</w:t>
-      </w:r>
-    </w:p>
-    <w:p>
-      <w:pPr>
-        <w:spacing w:after="120"/>
-      </w:pPr>
-      <w:r>
-        <w:rPr>
-          <w:rFonts w:ascii="Aptos" w:hAnsi="Aptos" w:eastAsia="ＭＳ 明朝" w:cs="Aptos" w:eastAsiaTheme="minorEastAsia" w:csTheme="minorBidi"/>
-          <w:i/>
-          <w:iCs/>
-          <w:color w:val="64748B"/>
-          <w:sz w:val="18"/>
-          <w:szCs w:val="22"/>
-        </w:rPr>
-        <w:t>Items that remain unfinished</w:t>
-      </w:r>
-    </w:p>
-    <w:tbl>
-      <w:tblPr>
-        <w:tblW w:w="0" w:type="auto"/>
-        <w:jc w:val="center"/>
-        <w:tblBorders>
-          <w:top w:val="single" w:sz="6" w:space="0" w:color="DCE5EE"/>
-          <w:left w:val="single" w:sz="6" w:space="0" w:color="DCE5EE"/>
-          <w:bottom w:val="single" w:sz="6" w:space="0" w:color="DCE5EE"/>
-          <w:right w:val="single" w:sz="6" w:space="0" w:color="DCE5EE"/>
-          <w:insideH w:val="single" w:sz="6" w:space="0" w:color="DCE5EE"/>
-          <w:insideV w:val="single" w:sz="6" w:space="0" w:color="DCE5EE"/>
-        </w:tblBorders>
-        <w:tblCellMar>
-          <w:top w:w="0" w:type="dxa"/>
-          <w:left w:w="108" w:type="dxa"/>
-          <w:bottom w:w="0" w:type="dxa"/>
-          <w:right w:w="108" w:type="dxa"/>
-        </w:tblCellMar>
-        <w:tblLook w:firstRow="1" w:firstColumn="1" w:noVBand="1"/>
-      </w:tblPr>
-      <w:tblGrid>
-        <w:gridCol w:w="3360"/>
-        <w:gridCol w:w="3360"/>
-        <w:gridCol w:w="3360"/>
-      </w:tblGrid>
-      <w:tr>
-        <w:trPr>
-          <w:cantSplit/>
-          <w:tblHeader/>
-        </w:trPr>
-        <w:tc>
-          <w:tcPr>
-            <w:tcW w:w="3360" w:type="dxa"/>
-            <w:shd w:val="clear" w:fill="173F67"/>
-            <w:tcMar>
-              <w:top w:w="90" w:type="dxa"/>
-              <w:left w:w="100" w:type="dxa"/>
-              <w:bottom w:w="90" w:type="dxa"/>
-              <w:right w:w="100" w:type="dxa"/>
-            </w:tcMar>
-          </w:tcPr>
-          <w:p>
-            <w:pPr>
-              <w:spacing w:after="100" w:line="276" w:lineRule="auto"/>
-            </w:pPr>
-            <w:r>
-              <w:rPr>
-                <w:rFonts w:ascii="Aptos" w:hAnsi="Aptos" w:eastAsia="ＭＳ 明朝" w:cs="Aptos" w:eastAsiaTheme="minorEastAsia" w:csTheme="minorBidi"/>
-                <w:b/>
-                <w:bCs/>
-                <w:color w:val="FFFFFF"/>
-                <w:sz w:val="19"/>
-                <w:szCs w:val="22"/>
-              </w:rPr>
-              <w:t>Open item</w:t>
-            </w:r>
-          </w:p>
-        </w:tc>
-        <w:tc>
-          <w:tcPr>
-            <w:tcW w:w="3360" w:type="dxa"/>
-            <w:shd w:val="clear" w:fill="173F67"/>
-            <w:tcMar>
-              <w:top w:w="90" w:type="dxa"/>
-              <w:left w:w="100" w:type="dxa"/>
-              <w:bottom w:w="90" w:type="dxa"/>
-              <w:right w:w="100" w:type="dxa"/>
-            </w:tcMar>
-          </w:tcPr>
-          <w:p>
-            <w:pPr>
-              <w:spacing w:after="100" w:line="276" w:lineRule="auto"/>
-            </w:pPr>
-            <w:r>
-              <w:rPr>
-                <w:rFonts w:ascii="Aptos" w:hAnsi="Aptos" w:eastAsia="ＭＳ 明朝" w:cs="Aptos" w:eastAsiaTheme="minorEastAsia" w:csTheme="minorBidi"/>
-                <w:b/>
-                <w:bCs/>
-                <w:color w:val="FFFFFF"/>
-                <w:sz w:val="19"/>
-                <w:szCs w:val="22"/>
-              </w:rPr>
-              <w:t>Current position</w:t>
-            </w:r>
-          </w:p>
-        </w:tc>
-        <w:tc>
-          <w:tcPr>
-            <w:tcW w:w="3360" w:type="dxa"/>
-            <w:shd w:val="clear" w:fill="173F67"/>
-            <w:tcMar>
-              <w:top w:w="90" w:type="dxa"/>
-              <w:left w:w="100" w:type="dxa"/>
-              <w:bottom w:w="90" w:type="dxa"/>
-              <w:right w:w="100" w:type="dxa"/>
-            </w:tcMar>
-          </w:tcPr>
-          <w:p>
-            <w:pPr>
-              <w:spacing w:after="100" w:line="276" w:lineRule="auto"/>
-            </w:pPr>
-            <w:r>
-              <w:rPr>
-                <w:rFonts w:ascii="Aptos" w:hAnsi="Aptos" w:eastAsia="ＭＳ 明朝" w:cs="Aptos" w:eastAsiaTheme="minorEastAsia" w:csTheme="minorBidi"/>
-                <w:b/>
-                <w:bCs/>
-                <w:color w:val="FFFFFF"/>
-                <w:sz w:val="19"/>
-                <w:szCs w:val="22"/>
-              </w:rPr>
-              <w:t>Priority for next quarter</w:t>
-            </w:r>
-          </w:p>
-        </w:tc>
-      </w:tr>
-      <w:tr>
-        <w:trPr>
-          <w:cantSplit/>
-        </w:trPr>
-        <w:tc>
-          <w:tcPr>
-            <w:tcW w:w="3360" w:type="dxa"/>
-            <w:tcBorders>
-              <w:top w:val="single" w:sz="6" w:space="0" w:color="DCE5EE"/>
-              <w:left w:val="single" w:sz="6" w:space="0" w:color="DCE5EE"/>
-              <w:bottom w:val="single" w:sz="6" w:space="0" w:color="DCE5EE"/>
-              <w:right w:val="single" w:sz="6" w:space="0" w:color="DCE5EE"/>
-              <w:insideH w:val="single" w:sz="6" w:space="0" w:color="DCE5EE"/>
-              <w:insideV w:val="single" w:sz="6" w:space="0" w:color="DCE5EE"/>
-            </w:tcBorders>
-            <w:tcMar>
-              <w:top w:w="90" w:type="dxa"/>
-              <w:left w:w="100" w:type="dxa"/>
-              <w:bottom w:w="90" w:type="dxa"/>
-              <w:right w:w="100" w:type="dxa"/>
-            </w:tcMar>
-          </w:tcPr>
-          <w:p>
-            <w:pPr>
-              <w:spacing w:after="100" w:line="276" w:lineRule="auto"/>
-            </w:pPr>
-            <w:r>
-              <w:rPr>
-                <w:rFonts w:ascii="Aptos" w:hAnsi="Aptos" w:eastAsia="ＭＳ 明朝" w:cs="Aptos" w:eastAsiaTheme="minorEastAsia" w:csTheme="minorBidi"/>
-                <w:color w:val="1F2937"/>
-                <w:sz w:val="19"/>
-                <w:szCs w:val="22"/>
-              </w:rPr>
-              <w:t>Purchase-to-payment process</w:t>
-            </w:r>
-          </w:p>
-        </w:tc>
-        <w:tc>
-          <w:tcPr>
-            <w:tcW w:w="3360" w:type="dxa"/>
-            <w:tcBorders>
-              <w:top w:val="single" w:sz="6" w:space="0" w:color="DCE5EE"/>
-              <w:left w:val="single" w:sz="6" w:space="0" w:color="DCE5EE"/>
-              <w:bottom w:val="single" w:sz="6" w:space="0" w:color="DCE5EE"/>
-              <w:right w:val="single" w:sz="6" w:space="0" w:color="DCE5EE"/>
-              <w:insideH w:val="single" w:sz="6" w:space="0" w:color="DCE5EE"/>
-              <w:insideV w:val="single" w:sz="6" w:space="0" w:color="DCE5EE"/>
-            </w:tcBorders>
-            <w:tcMar>
-              <w:top w:w="90" w:type="dxa"/>
-              <w:left w:w="100" w:type="dxa"/>
-              <w:bottom w:w="90" w:type="dxa"/>
-              <w:right w:w="100" w:type="dxa"/>
-            </w:tcMar>
-          </w:tcPr>
-          <w:p>
-            <w:pPr>
-              <w:spacing w:after="100" w:line="276" w:lineRule="auto"/>
-            </w:pPr>
-            <w:r>
-              <w:rPr>
-                <w:rFonts w:ascii="Aptos" w:hAnsi="Aptos" w:eastAsia="ＭＳ 明朝" w:cs="Aptos" w:eastAsiaTheme="minorEastAsia" w:csTheme="minorBidi"/>
-                <w:color w:val="1F2937"/>
-                <w:sz w:val="19"/>
-                <w:szCs w:val="22"/>
-              </w:rPr>
-              <w:t>Purchase order to vendor bill to supplier payment is only partly linked; accounting posting is not automatic yet.</w:t>
-            </w:r>
-          </w:p>
-        </w:tc>
-        <w:tc>
-          <w:tcPr>
-            <w:tcW w:w="3360" w:type="dxa"/>
-            <w:tcBorders>
-              <w:top w:val="single" w:sz="6" w:space="0" w:color="DCE5EE"/>
-              <w:left w:val="single" w:sz="6" w:space="0" w:color="DCE5EE"/>
-              <w:bottom w:val="single" w:sz="6" w:space="0" w:color="DCE5EE"/>
-              <w:right w:val="single" w:sz="6" w:space="0" w:color="DCE5EE"/>
-              <w:insideH w:val="single" w:sz="6" w:space="0" w:color="DCE5EE"/>
-              <w:insideV w:val="single" w:sz="6" w:space="0" w:color="DCE5EE"/>
-            </w:tcBorders>
-            <w:tcMar>
-              <w:top w:w="90" w:type="dxa"/>
-              <w:left w:w="100" w:type="dxa"/>
-              <w:bottom w:w="90" w:type="dxa"/>
-              <w:right w:w="100" w:type="dxa"/>
-            </w:tcMar>
-          </w:tcPr>
-          <w:p>
-            <w:pPr>
-              <w:spacing w:after="100" w:line="276" w:lineRule="auto"/>
-            </w:pPr>
-            <w:r>
-              <w:rPr>
-                <w:rFonts w:ascii="Aptos" w:hAnsi="Aptos" w:eastAsia="ＭＳ 明朝" w:cs="Aptos" w:eastAsiaTheme="minorEastAsia" w:csTheme="minorBidi"/>
-                <w:color w:val="1F2937"/>
-                <w:sz w:val="19"/>
-                <w:szCs w:val="22"/>
-              </w:rPr>
-              <w:t>Complete the end-to-end workflow and automate the accounting link.</w:t>
-            </w:r>
-          </w:p>
-        </w:tc>
-      </w:tr>
-      <w:tr>
-        <w:trPr>
-          <w:cantSplit/>
-        </w:trPr>
-        <w:tc>
-          <w:tcPr>
-            <w:tcW w:w="3360" w:type="dxa"/>
-            <w:tcBorders>
-              <w:top w:val="single" w:sz="6" w:space="0" w:color="DCE5EE"/>
-              <w:left w:val="single" w:sz="6" w:space="0" w:color="DCE5EE"/>
-              <w:bottom w:val="single" w:sz="6" w:space="0" w:color="DCE5EE"/>
-              <w:right w:val="single" w:sz="6" w:space="0" w:color="DCE5EE"/>
-              <w:insideH w:val="single" w:sz="6" w:space="0" w:color="DCE5EE"/>
-              <w:insideV w:val="single" w:sz="6" w:space="0" w:color="DCE5EE"/>
-            </w:tcBorders>
-            <w:tcMar>
-              <w:top w:w="90" w:type="dxa"/>
-              <w:left w:w="100" w:type="dxa"/>
-              <w:bottom w:w="90" w:type="dxa"/>
-              <w:right w:w="100" w:type="dxa"/>
-            </w:tcMar>
-          </w:tcPr>
-          <w:p>
-            <w:pPr>
-              <w:spacing w:after="100" w:line="276" w:lineRule="auto"/>
-            </w:pPr>
-            <w:r>
-              <w:rPr>
-                <w:rFonts w:ascii="Aptos" w:hAnsi="Aptos" w:eastAsia="ＭＳ 明朝" w:cs="Aptos" w:eastAsiaTheme="minorEastAsia" w:csTheme="minorBidi"/>
-                <w:color w:val="1F2937"/>
-                <w:sz w:val="19"/>
-                <w:szCs w:val="22"/>
-              </w:rPr>
-              <w:t>Vendor bills</w:t>
-            </w:r>
-          </w:p>
-        </w:tc>
-        <w:tc>
-          <w:tcPr>
-            <w:tcW w:w="3360" w:type="dxa"/>
-            <w:tcBorders>
-              <w:top w:val="single" w:sz="6" w:space="0" w:color="DCE5EE"/>
-              <w:left w:val="single" w:sz="6" w:space="0" w:color="DCE5EE"/>
-              <w:bottom w:val="single" w:sz="6" w:space="0" w:color="DCE5EE"/>
-              <w:right w:val="single" w:sz="6" w:space="0" w:color="DCE5EE"/>
-              <w:insideH w:val="single" w:sz="6" w:space="0" w:color="DCE5EE"/>
-              <w:insideV w:val="single" w:sz="6" w:space="0" w:color="DCE5EE"/>
-            </w:tcBorders>
-            <w:tcMar>
-              <w:top w:w="90" w:type="dxa"/>
-              <w:left w:w="100" w:type="dxa"/>
-              <w:bottom w:w="90" w:type="dxa"/>
-              <w:right w:w="100" w:type="dxa"/>
-            </w:tcMar>
-          </w:tcPr>
-          <w:p>
-            <w:pPr>
-              <w:spacing w:after="100" w:line="276" w:lineRule="auto"/>
-            </w:pPr>
-            <w:r>
-              <w:rPr>
-                <w:rFonts w:ascii="Aptos" w:hAnsi="Aptos" w:eastAsia="ＭＳ 明朝" w:cs="Aptos" w:eastAsiaTheme="minorEastAsia" w:csTheme="minorBidi"/>
-                <w:color w:val="1F2937"/>
-                <w:sz w:val="19"/>
-                <w:szCs w:val="22"/>
-              </w:rPr>
-              <w:t>Vendor bills are not yet fully available in the Ultimate database.</w:t>
-            </w:r>
-          </w:p>
-        </w:tc>
-        <w:tc>
-          <w:tcPr>
-            <w:tcW w:w="3360" w:type="dxa"/>
-            <w:tcBorders>
-              <w:top w:val="single" w:sz="6" w:space="0" w:color="DCE5EE"/>
-              <w:left w:val="single" w:sz="6" w:space="0" w:color="DCE5EE"/>
-              <w:bottom w:val="single" w:sz="6" w:space="0" w:color="DCE5EE"/>
-              <w:right w:val="single" w:sz="6" w:space="0" w:color="DCE5EE"/>
-              <w:insideH w:val="single" w:sz="6" w:space="0" w:color="DCE5EE"/>
-              <w:insideV w:val="single" w:sz="6" w:space="0" w:color="DCE5EE"/>
-            </w:tcBorders>
-            <w:tcMar>
-              <w:top w:w="90" w:type="dxa"/>
-              <w:left w:w="100" w:type="dxa"/>
-              <w:bottom w:w="90" w:type="dxa"/>
-              <w:right w:w="100" w:type="dxa"/>
-            </w:tcMar>
-          </w:tcPr>
-          <w:p>
-            <w:pPr>
-              <w:spacing w:after="100" w:line="276" w:lineRule="auto"/>
-            </w:pPr>
-            <w:r>
-              <w:rPr>
-                <w:rFonts w:ascii="Aptos" w:hAnsi="Aptos" w:eastAsia="ＭＳ 明朝" w:cs="Aptos" w:eastAsiaTheme="minorEastAsia" w:csTheme="minorBidi"/>
-                <w:color w:val="1F2937"/>
-                <w:sz w:val="19"/>
-                <w:szCs w:val="22"/>
-              </w:rPr>
-              <w:t>Complete vendor-bill capture and management.</w:t>
-            </w:r>
-          </w:p>
-        </w:tc>
-      </w:tr>
-      <w:tr>
-        <w:trPr>
-          <w:cantSplit/>
-        </w:trPr>
-        <w:tc>
-          <w:tcPr>
-            <w:tcW w:w="3360" w:type="dxa"/>
-            <w:tcBorders>
-              <w:top w:val="single" w:sz="6" w:space="0" w:color="DCE5EE"/>
-              <w:left w:val="single" w:sz="6" w:space="0" w:color="DCE5EE"/>
-              <w:bottom w:val="single" w:sz="6" w:space="0" w:color="DCE5EE"/>
-              <w:right w:val="single" w:sz="6" w:space="0" w:color="DCE5EE"/>
-              <w:insideH w:val="single" w:sz="6" w:space="0" w:color="DCE5EE"/>
-              <w:insideV w:val="single" w:sz="6" w:space="0" w:color="DCE5EE"/>
-            </w:tcBorders>
-            <w:tcMar>
-              <w:top w:w="90" w:type="dxa"/>
-              <w:left w:w="100" w:type="dxa"/>
-              <w:bottom w:w="90" w:type="dxa"/>
-              <w:right w:w="100" w:type="dxa"/>
-            </w:tcMar>
-          </w:tcPr>
-          <w:p>
-            <w:pPr>
-              <w:spacing w:after="100" w:line="276" w:lineRule="auto"/>
-            </w:pPr>
-            <w:r>
-              <w:rPr>
-                <w:rFonts w:ascii="Aptos" w:hAnsi="Aptos" w:eastAsia="ＭＳ 明朝" w:cs="Aptos" w:eastAsiaTheme="minorEastAsia" w:csTheme="minorBidi"/>
-                <w:color w:val="1F2937"/>
-                <w:sz w:val="19"/>
-                <w:szCs w:val="22"/>
-              </w:rPr>
-              <w:t>Revenue reporting</w:t>
-            </w:r>
-          </w:p>
-        </w:tc>
-        <w:tc>
-          <w:tcPr>
-            <w:tcW w:w="3360" w:type="dxa"/>
-            <w:tcBorders>
-              <w:top w:val="single" w:sz="6" w:space="0" w:color="DCE5EE"/>
-              <w:left w:val="single" w:sz="6" w:space="0" w:color="DCE5EE"/>
-              <w:bottom w:val="single" w:sz="6" w:space="0" w:color="DCE5EE"/>
-              <w:right w:val="single" w:sz="6" w:space="0" w:color="DCE5EE"/>
-              <w:insideH w:val="single" w:sz="6" w:space="0" w:color="DCE5EE"/>
-              <w:insideV w:val="single" w:sz="6" w:space="0" w:color="DCE5EE"/>
-            </w:tcBorders>
-            <w:tcMar>
-              <w:top w:w="90" w:type="dxa"/>
-              <w:left w:w="100" w:type="dxa"/>
-              <w:bottom w:w="90" w:type="dxa"/>
-              <w:right w:w="100" w:type="dxa"/>
-            </w:tcMar>
-          </w:tcPr>
-          <w:p>
-            <w:pPr>
-              <w:spacing w:after="100" w:line="276" w:lineRule="auto"/>
-            </w:pPr>
-            <w:r>
-              <w:rPr>
-                <w:rFonts w:ascii="Aptos" w:hAnsi="Aptos" w:eastAsia="ＭＳ 明朝" w:cs="Aptos" w:eastAsiaTheme="minorEastAsia" w:csTheme="minorBidi"/>
-                <w:color w:val="1F2937"/>
-                <w:sz w:val="19"/>
-                <w:szCs w:val="22"/>
-              </w:rPr>
-              <w:t>Revenue reports are not complete for every sale and payment.</w:t>
-            </w:r>
-          </w:p>
-        </w:tc>
-        <w:tc>
-          <w:tcPr>
-            <w:tcW w:w="3360" w:type="dxa"/>
-            <w:tcBorders>
-              <w:top w:val="single" w:sz="6" w:space="0" w:color="DCE5EE"/>
-              <w:left w:val="single" w:sz="6" w:space="0" w:color="DCE5EE"/>
-              <w:bottom w:val="single" w:sz="6" w:space="0" w:color="DCE5EE"/>
-              <w:right w:val="single" w:sz="6" w:space="0" w:color="DCE5EE"/>
-              <w:insideH w:val="single" w:sz="6" w:space="0" w:color="DCE5EE"/>
-              <w:insideV w:val="single" w:sz="6" w:space="0" w:color="DCE5EE"/>
-            </w:tcBorders>
-            <w:tcMar>
-              <w:top w:w="90" w:type="dxa"/>
-              <w:left w:w="100" w:type="dxa"/>
-              <w:bottom w:w="90" w:type="dxa"/>
-              <w:right w:w="100" w:type="dxa"/>
-            </w:tcMar>
-          </w:tcPr>
-          <w:p>
-            <w:pPr>
-              <w:spacing w:after="100" w:line="276" w:lineRule="auto"/>
-            </w:pPr>
-            <w:r>
-              <w:rPr>
-                <w:rFonts w:ascii="Aptos" w:hAnsi="Aptos" w:eastAsia="ＭＳ 明朝" w:cs="Aptos" w:eastAsiaTheme="minorEastAsia" w:csTheme="minorBidi"/>
-                <w:color w:val="1F2937"/>
-                <w:sz w:val="19"/>
-                <w:szCs w:val="22"/>
-              </w:rPr>
-              <w:t>Complete coverage and reconciliation of sales and payments.</w:t>
-            </w:r>
-          </w:p>
-        </w:tc>
-      </w:tr>
-      <w:tr>
-        <w:trPr>
-          <w:cantSplit/>
-        </w:trPr>
-        <w:tc>
-          <w:tcPr>
-            <w:tcW w:w="3360" w:type="dxa"/>
-            <w:tcBorders>
-              <w:top w:val="single" w:sz="6" w:space="0" w:color="DCE5EE"/>
-              <w:left w:val="single" w:sz="6" w:space="0" w:color="DCE5EE"/>
-              <w:bottom w:val="single" w:sz="6" w:space="0" w:color="DCE5EE"/>
-              <w:right w:val="single" w:sz="6" w:space="0" w:color="DCE5EE"/>
-              <w:insideH w:val="single" w:sz="6" w:space="0" w:color="DCE5EE"/>
-              <w:insideV w:val="single" w:sz="6" w:space="0" w:color="DCE5EE"/>
-            </w:tcBorders>
-            <w:tcMar>
-              <w:top w:w="90" w:type="dxa"/>
-              <w:left w:w="100" w:type="dxa"/>
-              <w:bottom w:w="90" w:type="dxa"/>
-              <w:right w:w="100" w:type="dxa"/>
-            </w:tcMar>
-          </w:tcPr>
-          <w:p>
-            <w:pPr>
-              <w:spacing w:after="100" w:line="276" w:lineRule="auto"/>
-            </w:pPr>
-            <w:r>
-              <w:rPr>
-                <w:rFonts w:ascii="Aptos" w:hAnsi="Aptos" w:eastAsia="ＭＳ 明朝" w:cs="Aptos" w:eastAsiaTheme="minorEastAsia" w:csTheme="minorBidi"/>
-                <w:color w:val="1F2937"/>
-                <w:sz w:val="19"/>
-                <w:szCs w:val="22"/>
-              </w:rPr>
-              <w:t>Automated testing</w:t>
-            </w:r>
-          </w:p>
-        </w:tc>
-        <w:tc>
-          <w:tcPr>
-            <w:tcW w:w="3360" w:type="dxa"/>
-            <w:tcBorders>
-              <w:top w:val="single" w:sz="6" w:space="0" w:color="DCE5EE"/>
-              <w:left w:val="single" w:sz="6" w:space="0" w:color="DCE5EE"/>
-              <w:bottom w:val="single" w:sz="6" w:space="0" w:color="DCE5EE"/>
-              <w:right w:val="single" w:sz="6" w:space="0" w:color="DCE5EE"/>
-              <w:insideH w:val="single" w:sz="6" w:space="0" w:color="DCE5EE"/>
-              <w:insideV w:val="single" w:sz="6" w:space="0" w:color="DCE5EE"/>
-            </w:tcBorders>
-            <w:tcMar>
-              <w:top w:w="90" w:type="dxa"/>
-              <w:left w:w="100" w:type="dxa"/>
-              <w:bottom w:w="90" w:type="dxa"/>
-              <w:right w:w="100" w:type="dxa"/>
-            </w:tcMar>
-          </w:tcPr>
-          <w:p>
-            <w:pPr>
-              <w:spacing w:after="100" w:line="276" w:lineRule="auto"/>
-            </w:pPr>
-            <w:r>
-              <w:rPr>
-                <w:rFonts w:ascii="Aptos" w:hAnsi="Aptos" w:eastAsia="ＭＳ 明朝" w:cs="Aptos" w:eastAsiaTheme="minorEastAsia" w:csTheme="minorBidi"/>
-                <w:color w:val="1F2937"/>
-                <w:sz w:val="19"/>
-                <w:szCs w:val="22"/>
-              </w:rPr>
-              <w:t>There is no broad automated test suite; checks are still mainly performed through the screens.</w:t>
-            </w:r>
-          </w:p>
-        </w:tc>
-        <w:tc>
-          <w:tcPr>
-            <w:tcW w:w="3360" w:type="dxa"/>
-            <w:tcBorders>
-              <w:top w:val="single" w:sz="6" w:space="0" w:color="DCE5EE"/>
-              <w:left w:val="single" w:sz="6" w:space="0" w:color="DCE5EE"/>
-              <w:bottom w:val="single" w:sz="6" w:space="0" w:color="DCE5EE"/>
-              <w:right w:val="single" w:sz="6" w:space="0" w:color="DCE5EE"/>
-              <w:insideH w:val="single" w:sz="6" w:space="0" w:color="DCE5EE"/>
-              <w:insideV w:val="single" w:sz="6" w:space="0" w:color="DCE5EE"/>
-            </w:tcBorders>
-            <w:tcMar>
-              <w:top w:w="90" w:type="dxa"/>
-              <w:left w:w="100" w:type="dxa"/>
-              <w:bottom w:w="90" w:type="dxa"/>
-              <w:right w:w="100" w:type="dxa"/>
-            </w:tcMar>
-          </w:tcPr>
-          <w:p>
-            <w:pPr>
-              <w:spacing w:after="100" w:line="276" w:lineRule="auto"/>
-            </w:pPr>
-            <w:r>
-              <w:rPr>
-                <w:rFonts w:ascii="Aptos" w:hAnsi="Aptos" w:eastAsia="ＭＳ 明朝" w:cs="Aptos" w:eastAsiaTheme="minorEastAsia" w:csTheme="minorBidi"/>
-                <w:color w:val="1F2937"/>
-                <w:sz w:val="19"/>
-                <w:szCs w:val="22"/>
-              </w:rPr>
-              <w:t>Build a practical automated regression test suite for critical workflows.</w:t>
-            </w:r>
-          </w:p>
-        </w:tc>
-      </w:tr>
-      <w:tr>
-        <w:trPr>
-          <w:cantSplit/>
-        </w:trPr>
-        <w:tc>
-          <w:tcPr>
-            <w:tcW w:w="3360" w:type="dxa"/>
-            <w:tcBorders>
-              <w:top w:val="single" w:sz="6" w:space="0" w:color="DCE5EE"/>
-              <w:left w:val="single" w:sz="6" w:space="0" w:color="DCE5EE"/>
-              <w:bottom w:val="single" w:sz="6" w:space="0" w:color="DCE5EE"/>
-              <w:right w:val="single" w:sz="6" w:space="0" w:color="DCE5EE"/>
-              <w:insideH w:val="single" w:sz="6" w:space="0" w:color="DCE5EE"/>
-              <w:insideV w:val="single" w:sz="6" w:space="0" w:color="DCE5EE"/>
-            </w:tcBorders>
-            <w:tcMar>
-              <w:top w:w="90" w:type="dxa"/>
-              <w:left w:w="100" w:type="dxa"/>
-              <w:bottom w:w="90" w:type="dxa"/>
-              <w:right w:w="100" w:type="dxa"/>
-            </w:tcMar>
-          </w:tcPr>
-          <w:p>
-            <w:pPr>
-              <w:spacing w:after="100" w:line="276" w:lineRule="auto"/>
-            </w:pPr>
-            <w:r>
-              <w:rPr>
-                <w:rFonts w:ascii="Aptos" w:hAnsi="Aptos" w:eastAsia="ＭＳ 明朝" w:cs="Aptos" w:eastAsiaTheme="minorEastAsia" w:csTheme="minorBidi"/>
-                <w:color w:val="1F2937"/>
-                <w:sz w:val="19"/>
-                <w:szCs w:val="22"/>
-              </w:rPr>
-              <w:t>Live-site stability</w:t>
-            </w:r>
-          </w:p>
-        </w:tc>
-        <w:tc>
-          <w:tcPr>
-            <w:tcW w:w="3360" w:type="dxa"/>
-            <w:tcBorders>
-              <w:top w:val="single" w:sz="6" w:space="0" w:color="DCE5EE"/>
-              <w:left w:val="single" w:sz="6" w:space="0" w:color="DCE5EE"/>
-              <w:bottom w:val="single" w:sz="6" w:space="0" w:color="DCE5EE"/>
-              <w:right w:val="single" w:sz="6" w:space="0" w:color="DCE5EE"/>
-              <w:insideH w:val="single" w:sz="6" w:space="0" w:color="DCE5EE"/>
-              <w:insideV w:val="single" w:sz="6" w:space="0" w:color="DCE5EE"/>
-            </w:tcBorders>
-            <w:tcMar>
-              <w:top w:w="90" w:type="dxa"/>
-              <w:left w:w="100" w:type="dxa"/>
-              <w:bottom w:w="90" w:type="dxa"/>
-              <w:right w:w="100" w:type="dxa"/>
-            </w:tcMar>
-          </w:tcPr>
-          <w:p>
-            <w:pPr>
-              <w:spacing w:after="100" w:line="276" w:lineRule="auto"/>
-            </w:pPr>
-            <w:r>
-              <w:rPr>
-                <w:rFonts w:ascii="Aptos" w:hAnsi="Aptos" w:eastAsia="ＭＳ 明朝" w:cs="Aptos" w:eastAsiaTheme="minorEastAsia" w:csTheme="minorBidi"/>
-                <w:color w:val="1F2937"/>
-                <w:sz w:val="19"/>
-                <w:szCs w:val="22"/>
-              </w:rPr>
-              <w:t>The live site required significant fixes during the quarter.</w:t>
-            </w:r>
-          </w:p>
-        </w:tc>
-        <w:tc>
-          <w:tcPr>
-            <w:tcW w:w="3360" w:type="dxa"/>
-            <w:tcBorders>
-              <w:top w:val="single" w:sz="6" w:space="0" w:color="DCE5EE"/>
-              <w:left w:val="single" w:sz="6" w:space="0" w:color="DCE5EE"/>
-              <w:bottom w:val="single" w:sz="6" w:space="0" w:color="DCE5EE"/>
-              <w:right w:val="single" w:sz="6" w:space="0" w:color="DCE5EE"/>
-              <w:insideH w:val="single" w:sz="6" w:space="0" w:color="DCE5EE"/>
-              <w:insideV w:val="single" w:sz="6" w:space="0" w:color="DCE5EE"/>
-            </w:tcBorders>
-            <w:tcMar>
-              <w:top w:w="90" w:type="dxa"/>
-              <w:left w:w="100" w:type="dxa"/>
-              <w:bottom w:w="90" w:type="dxa"/>
-              <w:right w:w="100" w:type="dxa"/>
-            </w:tcMar>
-          </w:tcPr>
-          <w:p>
-            <w:pPr>
-              <w:spacing w:after="100" w:line="276" w:lineRule="auto"/>
-            </w:pPr>
-            <w:r>
-              <w:rPr>
-                <w:rFonts w:ascii="Aptos" w:hAnsi="Aptos" w:eastAsia="ＭＳ 明朝" w:cs="Aptos" w:eastAsiaTheme="minorEastAsia" w:csTheme="minorBidi"/>
-                <w:color w:val="1F2937"/>
-                <w:sz w:val="19"/>
-                <w:szCs w:val="22"/>
-              </w:rPr>
-              <w:t>Keep every deployment controlled, tested, and stable.</w:t>
-            </w:r>
-          </w:p>
-        </w:tc>
-      </w:tr>
-    </w:tbl>
-    <w:p>
-      <w:pPr>
-        <w:pStyle w:val="Heading2"/>
-      </w:pPr>
-      <w:r>
-        <w:rPr>
-          <w:rFonts w:ascii="Aptos Display" w:hAnsi="Aptos Display" w:eastAsia="ＭＳ ゴシック" w:cs="Aptos Display" w:asciiTheme="majorHAnsi" w:hAnsiTheme="majorHAnsi" w:eastAsiaTheme="majorEastAsia" w:csTheme="majorBidi"/>
-          <w:b/>
-          <w:bCs/>
-          <w:color w:val="2563EB"/>
-          <w:sz w:val="23"/>
-          <w:szCs w:val="26"/>
-        </w:rPr>
-        <w:t>Recommended delivery approach</w:t>
-      </w:r>
-    </w:p>
-    <w:p>
-      <w:pPr>
-        <w:pStyle w:val="ListBullet"/>
-        <w:spacing w:after="40"/>
-        <w:ind w:left="360" w:hanging="360"/>
-      </w:pPr>
-      <w:r>
-        <w:rPr>
-          <w:rFonts w:ascii="Aptos" w:hAnsi="Aptos" w:eastAsia="ＭＳ 明朝" w:cs="Aptos" w:eastAsiaTheme="minorEastAsia" w:csTheme="minorBidi"/>
-          <w:color w:val="1F2937"/>
-          <w:sz w:val="19"/>
-          <w:szCs w:val="22"/>
-        </w:rPr>
-        <w:t>Finish high-value end-to-end workflows before adding many new screens.</w:t>
-      </w:r>
-    </w:p>
-    <w:p>
-      <w:pPr>
-        <w:pStyle w:val="ListBullet"/>
-        <w:spacing w:after="40"/>
-        <w:ind w:left="360" w:hanging="360"/>
-      </w:pPr>
-      <w:r>
-        <w:rPr>
-          <w:rFonts w:ascii="Aptos" w:hAnsi="Aptos" w:eastAsia="ＭＳ 明朝" w:cs="Aptos" w:eastAsiaTheme="minorEastAsia" w:csTheme="minorBidi"/>
-          <w:color w:val="1F2937"/>
-          <w:sz w:val="19"/>
-          <w:szCs w:val="22"/>
-        </w:rPr>
-        <w:t>Keep department scores aligned with the actual work and records of each team.</w:t>
-      </w:r>
-    </w:p>
-    <w:p>
-      <w:pPr>
-        <w:pStyle w:val="ListBullet"/>
-        <w:spacing w:after="40"/>
-        <w:ind w:left="360" w:hanging="360"/>
-      </w:pPr>
-      <w:r>
-        <w:rPr>
-          <w:rFonts w:ascii="Aptos" w:hAnsi="Aptos" w:eastAsia="ＭＳ 明朝" w:cs="Aptos" w:eastAsiaTheme="minorEastAsia" w:csTheme="minorBidi"/>
-          <w:color w:val="1F2937"/>
-          <w:sz w:val="19"/>
-          <w:szCs w:val="22"/>
-        </w:rPr>
-        <w:t>Test critical workflows before every live deployment.</w:t>
-      </w:r>
-    </w:p>
-    <w:p>
-      <w:pPr>
-        <w:pStyle w:val="ListBullet"/>
-        <w:spacing w:after="40"/>
-        <w:ind w:left="360" w:hanging="360"/>
-      </w:pPr>
-      <w:r>
-        <w:rPr>
-          <w:rFonts w:ascii="Aptos" w:hAnsi="Aptos" w:eastAsia="ＭＳ 明朝" w:cs="Aptos" w:eastAsiaTheme="minorEastAsia" w:csTheme="minorBidi"/>
-          <w:color w:val="1F2937"/>
-          <w:sz w:val="19"/>
-          <w:szCs w:val="22"/>
-        </w:rPr>
-        <w:t>Keep version control, secure deployment, backups, and access controls as standard release requirements.</w:t>
-      </w:r>
     </w:p>
     <w:p>
       <w:pPr>
@@ -3636,94 +1801,24 @@
       </w:pPr>
       <w:r>
         <w:rPr>
-          <w:rFonts w:ascii="Aptos" w:hAnsi="Aptos" w:eastAsia="ＭＳ 明朝" w:cs="Aptos" w:eastAsiaTheme="minorEastAsia" w:csTheme="minorBidi"/>
-          <w:i/>
-          <w:iCs/>
-          <w:color w:val="64748B"/>
-          <w:sz w:val="18"/>
+          <w:sz w:val="22"/>
           <w:szCs w:val="22"/>
         </w:rPr>
-        <w:t>Quarter close</w:t>
+        <w:t xml:space="preserve">The system is now more connected, easier to use, and better able to support daily business activities. The next phase will focus on completing the remaining tasks, improving automation and AI capabilities, strengthening mobile access, and continuing to provide training and support to the team. </w:t>
       </w:r>
     </w:p>
     <w:p>
-      <w:pPr>
-        <w:spacing w:after="100" w:line="276" w:lineRule="auto"/>
-      </w:pPr>
       <w:r>
         <w:rPr>
-          <w:rFonts w:ascii="Aptos" w:hAnsi="Aptos" w:eastAsia="ＭＳ 明朝" w:cs="Aptos" w:eastAsiaTheme="minorEastAsia" w:csTheme="minorBidi"/>
-          <w:b/>
-          <w:bCs/>
-          <w:color w:val="1F2937"/>
-          <w:sz w:val="19"/>
+          <w:sz w:val="22"/>
           <w:szCs w:val="22"/>
         </w:rPr>
-        <w:t xml:space="preserve">Between 1 July and 1 October 2026, </w:t>
-      </w:r>
-      <w:r>
-        <w:rPr>
-          <w:rFonts w:ascii="Aptos" w:hAnsi="Aptos" w:eastAsia="ＭＳ 明朝" w:cs="Aptos" w:eastAsiaTheme="minorEastAsia" w:csTheme="minorBidi"/>
-          <w:color w:val="1F2937"/>
-          <w:sz w:val="19"/>
-          <w:szCs w:val="22"/>
-        </w:rPr>
-        <w:t>the IT Department kept Ultitech ERP in daily use while delivering a broad set of improvements across business operations. The quarter strengthened sales, payment vouchers, payroll, stores, finance, delivery performance, attendance, notifications, live-site reliability, and management reporting.</w:t>
-      </w:r>
-    </w:p>
-    <w:p>
-      <w:pPr>
-        <w:spacing w:after="100" w:line="276" w:lineRule="auto"/>
-      </w:pPr>
-      <w:r>
-        <w:rPr>
-          <w:rFonts w:ascii="Aptos" w:hAnsi="Aptos" w:eastAsia="ＭＳ 明朝" w:cs="Aptos" w:eastAsiaTheme="minorEastAsia" w:csTheme="minorBidi"/>
-          <w:b/>
-          <w:bCs/>
-          <w:color w:val="1F2937"/>
-          <w:sz w:val="19"/>
-          <w:szCs w:val="22"/>
-        </w:rPr>
-        <w:t xml:space="preserve">The next stage should focus on completing the remaining financial workflow links, improving automated testing, and maintaining stable releases. </w:t>
-      </w:r>
-      <w:r>
-        <w:rPr>
-          <w:rFonts w:ascii="Aptos" w:hAnsi="Aptos" w:eastAsia="ＭＳ 明朝" w:cs="Aptos" w:eastAsiaTheme="minorEastAsia" w:csTheme="minorBidi"/>
-          <w:color w:val="1F2937"/>
-          <w:sz w:val="19"/>
-          <w:szCs w:val="22"/>
-        </w:rPr>
-        <w:t>This will help Ultimate General Trading continue moving toward a more connected, reliable, and management-ready business system.</w:t>
-      </w:r>
-    </w:p>
-    <w:p>
-      <w:pPr>
-        <w:spacing w:after="100" w:line="276" w:lineRule="auto"/>
-      </w:pPr>
-      <w:r>
-        <w:rPr>
-          <w:rFonts w:ascii="Aptos" w:hAnsi="Aptos" w:eastAsia="ＭＳ 明朝" w:cs="Aptos" w:eastAsiaTheme="minorEastAsia" w:csTheme="minorBidi"/>
-          <w:b/>
-          <w:bCs/>
-          <w:color w:val="64748B"/>
-          <w:sz w:val="19"/>
-          <w:szCs w:val="22"/>
-        </w:rPr>
-        <w:t xml:space="preserve">Source and reporting note: </w:t>
-      </w:r>
-      <w:r>
-        <w:rPr>
-          <w:rFonts w:ascii="Aptos" w:hAnsi="Aptos" w:eastAsia="ＭＳ 明朝" w:cs="Aptos" w:eastAsiaTheme="minorEastAsia" w:csTheme="minorBidi"/>
-          <w:color w:val="64748B"/>
-          <w:sz w:val="16"/>
-          <w:szCs w:val="22"/>
-        </w:rPr>
-        <w:t>Prepared from the June 2026 system status and the Ultitech ERP development record covering 31 August 2026 to 1 October 2026. July activity is not itemised separately because the available build log begins on 31 August 2026.</w:t>
+        <w:t>Overall, the improvements made during the quarter provide a stronger foundation for a more automated, reliable, and efficient ERP system.</w:t>
       </w:r>
     </w:p>
     <w:sectPr>
       <w:headerReference w:type="default" r:id="rId9"/>
-      <w:footerReference w:type="default" r:id="rId10"/>
+      <w:footerReference w:type="default" r:id="rId_new_footer_default"/>
       <w:pgSz w:w="12240" w:h="15840"/>
       <w:pgMar w:top="936" w:right="1080" w:bottom="936" w:left="1080" w:header="720" w:footer="720" w:gutter="0"/>
       <w:docGrid w:linePitch="360"/>
@@ -3771,6 +1866,34 @@
 </w:ftr>
 </file>
 
+<file path=word/footer2.xml><?xml version="1.0" encoding="utf-8"?>
+<w:ftr xmlns:wpc="http://schemas.microsoft.com/office/word/2010/wordprocessingCanvas" xmlns:mc="http://schemas.openxmlformats.org/markup-compatibility/2006" xmlns:o="urn:schemas-microsoft-com:office:office" xmlns:r="http://schemas.openxmlformats.org/officeDocument/2006/relationships" xmlns:m="http://schemas.openxmlformats.org/officeDocument/2006/math" xmlns:v="urn:schemas-microsoft-com:vml" xmlns:wp14="http://schemas.microsoft.com/office/word/2010/wordprocessingDrawing" xmlns:wp="http://schemas.openxmlformats.org/drawingml/2006/wordprocessingDrawing" xmlns:w10="urn:schemas-microsoft-com:office:word" xmlns:w="http://schemas.openxmlformats.org/wordprocessingml/2006/main" xmlns:w14="http://schemas.microsoft.com/office/word/2010/wordml" xmlns:w15="http://schemas.microsoft.com/office/word/2012/wordml" xmlns:w16se="http://schemas.microsoft.com/office/word/2015/wordml/symex" xmlns:w16cid="http://schemas.microsoft.com/office/word/2016/wordml/cid" xmlns:w16="http://schemas.microsoft.com/office/word/2018/wordml" xmlns:w16cex="http://schemas.microsoft.com/office/word/2018/wordml/cex" xmlns:w16sdtdh="http://schemas.microsoft.com/office/word/2020/wordml/sdtdatahash" xmlns:wne="http://schemas.microsoft.com/office/word/2006/wordml" xmlns:wpg="http://schemas.microsoft.com/office/word/2010/wordprocessingGroup" xmlns:wps="http://schemas.microsoft.com/office/word/2010/wordprocessingShape">
+  <w:p>
+    <w:pPr>
+      <w:spacing w:after="100" w:line="276" w:lineRule="auto"/>
+    </w:pPr>
+    <w:r>
+      <w:t xml:space="preserve">                                                                                                                                                                                     </w:t>
+    </w:r>
+    <w:r>
+      <w:fldChar w:fldCharType="begin"/>
+    </w:r>
+    <w:r>
+      <w:instrText xml:space="preserve"> PAGE \* MERGEFORMAT </w:instrText>
+    </w:r>
+    <w:r>
+      <w:fldChar w:fldCharType="separate"/>
+    </w:r>
+    <w:r>
+      <w:t>1</w:t>
+    </w:r>
+    <w:r>
+      <w:fldChar w:fldCharType="end"/>
+    </w:r>
+  </w:p>
+</w:ftr>
+</file>
+
 <file path=word/header1.xml><?xml version="1.0" encoding="utf-8"?>
 <w:hdr xmlns:wpc="http://schemas.microsoft.com/office/word/2010/wordprocessingCanvas" xmlns:mc="http://schemas.openxmlformats.org/markup-compatibility/2006" xmlns:o="urn:schemas-microsoft-com:office:office" xmlns:r="http://schemas.openxmlformats.org/officeDocument/2006/relationships" xmlns:m="http://schemas.openxmlformats.org/officeDocument/2006/math" xmlns:v="urn:schemas-microsoft-com:vml" xmlns:wp14="http://schemas.microsoft.com/office/word/2010/wordprocessingDrawing" xmlns:wp="http://schemas.openxmlformats.org/drawingml/2006/wordprocessingDrawing" xmlns:w10="urn:schemas-microsoft-com:office:word" xmlns:w="http://schemas.openxmlformats.org/wordprocessingml/2006/main" xmlns:w14="http://schemas.microsoft.com/office/word/2010/wordml" xmlns:w15="http://schemas.microsoft.com/office/word/2012/wordml" xmlns:w16se="http://schemas.microsoft.com/office/word/2015/wordml/symex" xmlns:w16cid="http://schemas.microsoft.com/office/word/2016/wordml/cid" xmlns:w16="http://schemas.microsoft.com/office/word/2018/wordml" xmlns:w16cex="http://schemas.microsoft.com/office/word/2018/wordml/cex" xmlns:w16sdtdh="http://schemas.microsoft.com/office/word/2020/wordml/sdtdatahash" xmlns:wne="http://schemas.microsoft.com/office/word/2006/wordml" xmlns:wpg="http://schemas.microsoft.com/office/word/2010/wordprocessingGroup" xmlns:wps="http://schemas.microsoft.com/office/word/2010/wordprocessingShape">
   <w:p>
@@ -3780,9 +1903,7 @@
     </w:pPr>
     <w:r>
       <w:rPr>
-        <w:rFonts w:ascii="Aptos" w:hAnsi="Aptos" w:eastAsia="ＭＳ 明朝" w:cs="Aptos" w:eastAsiaTheme="minorEastAsia" w:csTheme="minorBidi"/>
-        <w:b/>
-        <w:bCs/>
+        <w:rFonts w:ascii="Sylfaen" w:hAnsi="Sylfaen" w:cs="Sylfaen"/>
         <w:color w:val="64748B"/>
         <w:sz w:val="16"/>
         <w:szCs w:val="22"/>
